--- a/docs/WorkInProgress/ТЗ_MedApp.docx
+++ b/docs/WorkInProgress/ТЗ_MedApp.docx
@@ -720,7 +720,7 @@
       <w:sdtContent>
         <w:p>
           <w:pPr>
-            <w:pStyle w:val="1189"/>
+            <w:pStyle w:val="1197"/>
             <w:pBdr/>
             <w:tabs>
               <w:tab w:val="clear" w:leader="none" w:pos="0"/>
@@ -763,19 +763,19 @@
             </w:r>
             <w:r>
               <w:rPr>
-                <w:rStyle w:val="1187"/>
-              </w:rPr>
-            </w:r>
-            <w:r>
-              <w:rPr>
-                <w:rStyle w:val="1187"/>
+                <w:rStyle w:val="1195"/>
+              </w:rPr>
+            </w:r>
+            <w:r>
+              <w:rPr>
+                <w:rStyle w:val="1195"/>
                 <w:rtl w:val="0"/>
               </w:rPr>
               <w:t xml:space="preserve">ВВЕДЕНИЕ</w:t>
             </w:r>
             <w:r>
               <w:rPr>
-                <w:rStyle w:val="1187"/>
+                <w:rStyle w:val="1195"/>
               </w:rPr>
             </w:r>
             <w:r>
@@ -794,7 +794,7 @@
         </w:p>
         <w:p>
           <w:pPr>
-            <w:pStyle w:val="1190"/>
+            <w:pStyle w:val="1198"/>
             <w:pBdr/>
             <w:tabs>
               <w:tab w:val="clear" w:leader="none" w:pos="0"/>
@@ -818,19 +818,19 @@
             </w:r>
             <w:r>
               <w:rPr>
-                <w:rStyle w:val="1187"/>
-              </w:rPr>
-            </w:r>
-            <w:r>
-              <w:rPr>
-                <w:rStyle w:val="1187"/>
+                <w:rStyle w:val="1195"/>
+              </w:rPr>
+            </w:r>
+            <w:r>
+              <w:rPr>
+                <w:rStyle w:val="1195"/>
                 <w:rtl w:val="0"/>
               </w:rPr>
               <w:t xml:space="preserve">Наименование программы</w:t>
             </w:r>
             <w:r>
               <w:rPr>
-                <w:rStyle w:val="1187"/>
+                <w:rStyle w:val="1195"/>
               </w:rPr>
             </w:r>
             <w:r>
@@ -849,7 +849,7 @@
         </w:p>
         <w:p>
           <w:pPr>
-            <w:pStyle w:val="1190"/>
+            <w:pStyle w:val="1198"/>
             <w:pBdr/>
             <w:tabs>
               <w:tab w:val="clear" w:leader="none" w:pos="0"/>
@@ -873,19 +873,19 @@
             </w:r>
             <w:r>
               <w:rPr>
-                <w:rStyle w:val="1187"/>
-              </w:rPr>
-            </w:r>
-            <w:r>
-              <w:rPr>
-                <w:rStyle w:val="1187"/>
+                <w:rStyle w:val="1195"/>
+              </w:rPr>
+            </w:r>
+            <w:r>
+              <w:rPr>
+                <w:rStyle w:val="1195"/>
                 <w:rtl w:val="0"/>
               </w:rPr>
               <w:t xml:space="preserve"> Краткая характеристика области применения</w:t>
             </w:r>
             <w:r>
               <w:rPr>
-                <w:rStyle w:val="1187"/>
+                <w:rStyle w:val="1195"/>
               </w:rPr>
             </w:r>
             <w:r>
@@ -904,7 +904,7 @@
         </w:p>
         <w:p>
           <w:pPr>
-            <w:pStyle w:val="1189"/>
+            <w:pStyle w:val="1197"/>
             <w:pBdr/>
             <w:tabs>
               <w:tab w:val="clear" w:leader="none" w:pos="0"/>
@@ -928,19 +928,19 @@
             </w:r>
             <w:r>
               <w:rPr>
-                <w:rStyle w:val="1187"/>
-              </w:rPr>
-            </w:r>
-            <w:r>
-              <w:rPr>
-                <w:rStyle w:val="1187"/>
+                <w:rStyle w:val="1195"/>
+              </w:rPr>
+            </w:r>
+            <w:r>
+              <w:rPr>
+                <w:rStyle w:val="1195"/>
                 <w:rtl w:val="0"/>
               </w:rPr>
               <w:t xml:space="preserve">ОСНОВАНИЯ ДЛЯ РАЗРАБОТКИ</w:t>
             </w:r>
             <w:r>
               <w:rPr>
-                <w:rStyle w:val="1187"/>
+                <w:rStyle w:val="1195"/>
               </w:rPr>
             </w:r>
             <w:r>
@@ -959,7 +959,7 @@
         </w:p>
         <w:p>
           <w:pPr>
-            <w:pStyle w:val="1190"/>
+            <w:pStyle w:val="1198"/>
             <w:pBdr/>
             <w:tabs>
               <w:tab w:val="clear" w:leader="none" w:pos="0"/>
@@ -983,19 +983,19 @@
             </w:r>
             <w:r>
               <w:rPr>
-                <w:rStyle w:val="1187"/>
-              </w:rPr>
-            </w:r>
-            <w:r>
-              <w:rPr>
-                <w:rStyle w:val="1187"/>
+                <w:rStyle w:val="1195"/>
+              </w:rPr>
+            </w:r>
+            <w:r>
+              <w:rPr>
+                <w:rStyle w:val="1195"/>
                 <w:rtl w:val="0"/>
               </w:rPr>
               <w:t xml:space="preserve"> Документы, на основании которых ведется разработка</w:t>
             </w:r>
             <w:r>
               <w:rPr>
-                <w:rStyle w:val="1187"/>
+                <w:rStyle w:val="1195"/>
               </w:rPr>
             </w:r>
             <w:r>
@@ -1014,7 +1014,7 @@
         </w:p>
         <w:p>
           <w:pPr>
-            <w:pStyle w:val="1190"/>
+            <w:pStyle w:val="1198"/>
             <w:pBdr/>
             <w:tabs>
               <w:tab w:val="clear" w:leader="none" w:pos="0"/>
@@ -1038,19 +1038,19 @@
             </w:r>
             <w:r>
               <w:rPr>
-                <w:rStyle w:val="1187"/>
-              </w:rPr>
-            </w:r>
-            <w:r>
-              <w:rPr>
-                <w:rStyle w:val="1187"/>
+                <w:rStyle w:val="1195"/>
+              </w:rPr>
+            </w:r>
+            <w:r>
+              <w:rPr>
+                <w:rStyle w:val="1195"/>
                 <w:rtl w:val="0"/>
               </w:rPr>
               <w:t xml:space="preserve"> Наименование темы разработки</w:t>
             </w:r>
             <w:r>
               <w:rPr>
-                <w:rStyle w:val="1187"/>
+                <w:rStyle w:val="1195"/>
               </w:rPr>
             </w:r>
             <w:r>
@@ -1069,7 +1069,7 @@
         </w:p>
         <w:p>
           <w:pPr>
-            <w:pStyle w:val="1189"/>
+            <w:pStyle w:val="1197"/>
             <w:pBdr/>
             <w:tabs>
               <w:tab w:val="clear" w:leader="none" w:pos="0"/>
@@ -1093,19 +1093,19 @@
             </w:r>
             <w:r>
               <w:rPr>
-                <w:rStyle w:val="1187"/>
-              </w:rPr>
-            </w:r>
-            <w:r>
-              <w:rPr>
-                <w:rStyle w:val="1187"/>
+                <w:rStyle w:val="1195"/>
+              </w:rPr>
+            </w:r>
+            <w:r>
+              <w:rPr>
+                <w:rStyle w:val="1195"/>
                 <w:rtl w:val="0"/>
               </w:rPr>
               <w:t xml:space="preserve">НАЗНАЧЕНИЕ РАЗРАБОТКИ</w:t>
             </w:r>
             <w:r>
               <w:rPr>
-                <w:rStyle w:val="1187"/>
+                <w:rStyle w:val="1195"/>
               </w:rPr>
             </w:r>
             <w:r>
@@ -1124,7 +1124,7 @@
         </w:p>
         <w:p>
           <w:pPr>
-            <w:pStyle w:val="1190"/>
+            <w:pStyle w:val="1198"/>
             <w:pBdr/>
             <w:tabs>
               <w:tab w:val="clear" w:leader="none" w:pos="0"/>
@@ -1148,19 +1148,19 @@
             </w:r>
             <w:r>
               <w:rPr>
-                <w:rStyle w:val="1187"/>
-              </w:rPr>
-            </w:r>
-            <w:r>
-              <w:rPr>
-                <w:rStyle w:val="1187"/>
+                <w:rStyle w:val="1195"/>
+              </w:rPr>
+            </w:r>
+            <w:r>
+              <w:rPr>
+                <w:rStyle w:val="1195"/>
                 <w:rtl w:val="0"/>
               </w:rPr>
               <w:t xml:space="preserve">Функциональное назначение</w:t>
             </w:r>
             <w:r>
               <w:rPr>
-                <w:rStyle w:val="1187"/>
+                <w:rStyle w:val="1195"/>
               </w:rPr>
             </w:r>
             <w:r>
@@ -1179,7 +1179,7 @@
         </w:p>
         <w:p>
           <w:pPr>
-            <w:pStyle w:val="1190"/>
+            <w:pStyle w:val="1198"/>
             <w:pBdr/>
             <w:tabs>
               <w:tab w:val="clear" w:leader="none" w:pos="0"/>
@@ -1203,19 +1203,19 @@
             </w:r>
             <w:r>
               <w:rPr>
-                <w:rStyle w:val="1187"/>
-              </w:rPr>
-            </w:r>
-            <w:r>
-              <w:rPr>
-                <w:rStyle w:val="1187"/>
+                <w:rStyle w:val="1195"/>
+              </w:rPr>
+            </w:r>
+            <w:r>
+              <w:rPr>
+                <w:rStyle w:val="1195"/>
                 <w:rtl w:val="0"/>
               </w:rPr>
               <w:t xml:space="preserve">Эксплуатационное назначение</w:t>
             </w:r>
             <w:r>
               <w:rPr>
-                <w:rStyle w:val="1187"/>
+                <w:rStyle w:val="1195"/>
               </w:rPr>
             </w:r>
             <w:r>
@@ -1234,7 +1234,7 @@
         </w:p>
         <w:p>
           <w:pPr>
-            <w:pStyle w:val="1189"/>
+            <w:pStyle w:val="1197"/>
             <w:pBdr/>
             <w:tabs>
               <w:tab w:val="clear" w:leader="none" w:pos="0"/>
@@ -1258,19 +1258,19 @@
             </w:r>
             <w:r>
               <w:rPr>
-                <w:rStyle w:val="1187"/>
-              </w:rPr>
-            </w:r>
-            <w:r>
-              <w:rPr>
-                <w:rStyle w:val="1187"/>
+                <w:rStyle w:val="1195"/>
+              </w:rPr>
+            </w:r>
+            <w:r>
+              <w:rPr>
+                <w:rStyle w:val="1195"/>
                 <w:rtl w:val="0"/>
               </w:rPr>
               <w:t xml:space="preserve">ТРЕБОВАНИЯ К ПРОГРАММЕ</w:t>
             </w:r>
             <w:r>
               <w:rPr>
-                <w:rStyle w:val="1187"/>
+                <w:rStyle w:val="1195"/>
               </w:rPr>
             </w:r>
             <w:r>
@@ -1289,7 +1289,7 @@
         </w:p>
         <w:p>
           <w:pPr>
-            <w:pStyle w:val="1190"/>
+            <w:pStyle w:val="1198"/>
             <w:pBdr/>
             <w:tabs>
               <w:tab w:val="clear" w:leader="none" w:pos="0"/>
@@ -1313,19 +1313,19 @@
             </w:r>
             <w:r>
               <w:rPr>
-                <w:rStyle w:val="1187"/>
-              </w:rPr>
-            </w:r>
-            <w:r>
-              <w:rPr>
-                <w:rStyle w:val="1187"/>
+                <w:rStyle w:val="1195"/>
+              </w:rPr>
+            </w:r>
+            <w:r>
+              <w:rPr>
+                <w:rStyle w:val="1195"/>
                 <w:rtl w:val="0"/>
               </w:rPr>
               <w:t xml:space="preserve"> Требования к функциональным характеристикам</w:t>
             </w:r>
             <w:r>
               <w:rPr>
-                <w:rStyle w:val="1187"/>
+                <w:rStyle w:val="1195"/>
               </w:rPr>
             </w:r>
             <w:r>
@@ -1344,7 +1344,7 @@
         </w:p>
         <w:p>
           <w:pPr>
-            <w:pStyle w:val="1190"/>
+            <w:pStyle w:val="1198"/>
             <w:pBdr/>
             <w:tabs>
               <w:tab w:val="clear" w:leader="none" w:pos="0"/>
@@ -1368,19 +1368,19 @@
             </w:r>
             <w:r>
               <w:rPr>
-                <w:rStyle w:val="1187"/>
-              </w:rPr>
-            </w:r>
-            <w:r>
-              <w:rPr>
-                <w:rStyle w:val="1187"/>
+                <w:rStyle w:val="1195"/>
+              </w:rPr>
+            </w:r>
+            <w:r>
+              <w:rPr>
+                <w:rStyle w:val="1195"/>
                 <w:rtl w:val="0"/>
               </w:rPr>
               <w:t xml:space="preserve">Требования к составу выполняемых функций</w:t>
             </w:r>
             <w:r>
               <w:rPr>
-                <w:rStyle w:val="1187"/>
+                <w:rStyle w:val="1195"/>
               </w:rPr>
             </w:r>
             <w:r>
@@ -1399,7 +1399,7 @@
         </w:p>
         <w:p>
           <w:pPr>
-            <w:pStyle w:val="1190"/>
+            <w:pStyle w:val="1198"/>
             <w:pBdr/>
             <w:tabs>
               <w:tab w:val="clear" w:leader="none" w:pos="0"/>
@@ -1423,19 +1423,19 @@
             </w:r>
             <w:r>
               <w:rPr>
-                <w:rStyle w:val="1187"/>
-              </w:rPr>
-            </w:r>
-            <w:r>
-              <w:rPr>
-                <w:rStyle w:val="1187"/>
+                <w:rStyle w:val="1195"/>
+              </w:rPr>
+            </w:r>
+            <w:r>
+              <w:rPr>
+                <w:rStyle w:val="1195"/>
                 <w:rtl w:val="0"/>
               </w:rPr>
               <w:t xml:space="preserve">Требования к организации входных данных</w:t>
             </w:r>
             <w:r>
               <w:rPr>
-                <w:rStyle w:val="1187"/>
+                <w:rStyle w:val="1195"/>
               </w:rPr>
             </w:r>
             <w:r>
@@ -1454,7 +1454,7 @@
         </w:p>
         <w:p>
           <w:pPr>
-            <w:pStyle w:val="1190"/>
+            <w:pStyle w:val="1198"/>
             <w:pBdr/>
             <w:tabs>
               <w:tab w:val="clear" w:leader="none" w:pos="0"/>
@@ -1478,19 +1478,19 @@
             </w:r>
             <w:r>
               <w:rPr>
-                <w:rStyle w:val="1187"/>
-              </w:rPr>
-            </w:r>
-            <w:r>
-              <w:rPr>
-                <w:rStyle w:val="1187"/>
+                <w:rStyle w:val="1195"/>
+              </w:rPr>
+            </w:r>
+            <w:r>
+              <w:rPr>
+                <w:rStyle w:val="1195"/>
                 <w:rtl w:val="0"/>
               </w:rPr>
               <w:t xml:space="preserve">Требования к организации выходных данных</w:t>
             </w:r>
             <w:r>
               <w:rPr>
-                <w:rStyle w:val="1187"/>
+                <w:rStyle w:val="1195"/>
               </w:rPr>
             </w:r>
             <w:r>
@@ -1509,7 +1509,7 @@
         </w:p>
         <w:p>
           <w:pPr>
-            <w:pStyle w:val="1190"/>
+            <w:pStyle w:val="1198"/>
             <w:pBdr/>
             <w:tabs>
               <w:tab w:val="clear" w:leader="none" w:pos="0"/>
@@ -1533,19 +1533,19 @@
             </w:r>
             <w:r>
               <w:rPr>
-                <w:rStyle w:val="1187"/>
-              </w:rPr>
-            </w:r>
-            <w:r>
-              <w:rPr>
-                <w:rStyle w:val="1187"/>
+                <w:rStyle w:val="1195"/>
+              </w:rPr>
+            </w:r>
+            <w:r>
+              <w:rPr>
+                <w:rStyle w:val="1195"/>
                 <w:rtl w:val="0"/>
               </w:rPr>
               <w:t xml:space="preserve">Требования к временным характеристикам</w:t>
             </w:r>
             <w:r>
               <w:rPr>
-                <w:rStyle w:val="1187"/>
+                <w:rStyle w:val="1195"/>
               </w:rPr>
             </w:r>
             <w:r>
@@ -1564,7 +1564,7 @@
         </w:p>
         <w:p>
           <w:pPr>
-            <w:pStyle w:val="1190"/>
+            <w:pStyle w:val="1198"/>
             <w:pBdr/>
             <w:tabs>
               <w:tab w:val="clear" w:leader="none" w:pos="0"/>
@@ -1588,19 +1588,19 @@
             </w:r>
             <w:r>
               <w:rPr>
-                <w:rStyle w:val="1187"/>
-              </w:rPr>
-            </w:r>
-            <w:r>
-              <w:rPr>
-                <w:rStyle w:val="1187"/>
+                <w:rStyle w:val="1195"/>
+              </w:rPr>
+            </w:r>
+            <w:r>
+              <w:rPr>
+                <w:rStyle w:val="1195"/>
                 <w:rtl w:val="0"/>
               </w:rPr>
               <w:t xml:space="preserve">Требования к интерфейсу</w:t>
             </w:r>
             <w:r>
               <w:rPr>
-                <w:rStyle w:val="1187"/>
+                <w:rStyle w:val="1195"/>
               </w:rPr>
             </w:r>
             <w:r>
@@ -1619,7 +1619,7 @@
         </w:p>
         <w:p>
           <w:pPr>
-            <w:pStyle w:val="1190"/>
+            <w:pStyle w:val="1198"/>
             <w:pBdr/>
             <w:tabs>
               <w:tab w:val="clear" w:leader="none" w:pos="0"/>
@@ -1643,19 +1643,19 @@
             </w:r>
             <w:r>
               <w:rPr>
-                <w:rStyle w:val="1187"/>
-              </w:rPr>
-            </w:r>
-            <w:r>
-              <w:rPr>
-                <w:rStyle w:val="1187"/>
+                <w:rStyle w:val="1195"/>
+              </w:rPr>
+            </w:r>
+            <w:r>
+              <w:rPr>
+                <w:rStyle w:val="1195"/>
                 <w:rtl w:val="0"/>
               </w:rPr>
               <w:t xml:space="preserve"> Требования к надежности</w:t>
             </w:r>
             <w:r>
               <w:rPr>
-                <w:rStyle w:val="1187"/>
+                <w:rStyle w:val="1195"/>
               </w:rPr>
             </w:r>
             <w:r>
@@ -1674,7 +1674,7 @@
         </w:p>
         <w:p>
           <w:pPr>
-            <w:pStyle w:val="1190"/>
+            <w:pStyle w:val="1198"/>
             <w:pBdr/>
             <w:tabs>
               <w:tab w:val="clear" w:leader="none" w:pos="0"/>
@@ -1698,19 +1698,19 @@
             </w:r>
             <w:r>
               <w:rPr>
-                <w:rStyle w:val="1187"/>
-              </w:rPr>
-            </w:r>
-            <w:r>
-              <w:rPr>
-                <w:rStyle w:val="1187"/>
+                <w:rStyle w:val="1195"/>
+              </w:rPr>
+            </w:r>
+            <w:r>
+              <w:rPr>
+                <w:rStyle w:val="1195"/>
                 <w:rtl w:val="0"/>
               </w:rPr>
               <w:t xml:space="preserve">Условия эксплуатации</w:t>
             </w:r>
             <w:r>
               <w:rPr>
-                <w:rStyle w:val="1187"/>
+                <w:rStyle w:val="1195"/>
               </w:rPr>
             </w:r>
             <w:r>
@@ -1729,7 +1729,7 @@
         </w:p>
         <w:p>
           <w:pPr>
-            <w:pStyle w:val="1190"/>
+            <w:pStyle w:val="1198"/>
             <w:pBdr/>
             <w:tabs>
               <w:tab w:val="clear" w:leader="none" w:pos="0"/>
@@ -1753,19 +1753,19 @@
             </w:r>
             <w:r>
               <w:rPr>
-                <w:rStyle w:val="1187"/>
-              </w:rPr>
-            </w:r>
-            <w:r>
-              <w:rPr>
-                <w:rStyle w:val="1187"/>
+                <w:rStyle w:val="1195"/>
+              </w:rPr>
+            </w:r>
+            <w:r>
+              <w:rPr>
+                <w:rStyle w:val="1195"/>
                 <w:rtl w:val="0"/>
               </w:rPr>
               <w:t xml:space="preserve">Климатические условия эксплуатации</w:t>
             </w:r>
             <w:r>
               <w:rPr>
-                <w:rStyle w:val="1187"/>
+                <w:rStyle w:val="1195"/>
               </w:rPr>
             </w:r>
             <w:r>
@@ -1784,7 +1784,7 @@
         </w:p>
         <w:p>
           <w:pPr>
-            <w:pStyle w:val="1190"/>
+            <w:pStyle w:val="1198"/>
             <w:pBdr/>
             <w:tabs>
               <w:tab w:val="clear" w:leader="none" w:pos="0"/>
@@ -1808,19 +1808,19 @@
             </w:r>
             <w:r>
               <w:rPr>
-                <w:rStyle w:val="1187"/>
-              </w:rPr>
-            </w:r>
-            <w:r>
-              <w:rPr>
-                <w:rStyle w:val="1187"/>
+                <w:rStyle w:val="1195"/>
+              </w:rPr>
+            </w:r>
+            <w:r>
+              <w:rPr>
+                <w:rStyle w:val="1195"/>
                 <w:rtl w:val="0"/>
               </w:rPr>
               <w:t xml:space="preserve">Требования к видам обслуживания</w:t>
             </w:r>
             <w:r>
               <w:rPr>
-                <w:rStyle w:val="1187"/>
+                <w:rStyle w:val="1195"/>
               </w:rPr>
             </w:r>
             <w:r>
@@ -1839,7 +1839,7 @@
         </w:p>
         <w:p>
           <w:pPr>
-            <w:pStyle w:val="1190"/>
+            <w:pStyle w:val="1198"/>
             <w:pBdr/>
             <w:tabs>
               <w:tab w:val="clear" w:leader="none" w:pos="0"/>
@@ -1863,19 +1863,19 @@
             </w:r>
             <w:r>
               <w:rPr>
-                <w:rStyle w:val="1187"/>
-              </w:rPr>
-            </w:r>
-            <w:r>
-              <w:rPr>
-                <w:rStyle w:val="1187"/>
+                <w:rStyle w:val="1195"/>
+              </w:rPr>
+            </w:r>
+            <w:r>
+              <w:rPr>
+                <w:rStyle w:val="1195"/>
                 <w:rtl w:val="0"/>
               </w:rPr>
               <w:t xml:space="preserve">Требования к численности и квалификации персонала</w:t>
             </w:r>
             <w:r>
               <w:rPr>
-                <w:rStyle w:val="1187"/>
+                <w:rStyle w:val="1195"/>
               </w:rPr>
             </w:r>
             <w:r>
@@ -1894,7 +1894,7 @@
         </w:p>
         <w:p>
           <w:pPr>
-            <w:pStyle w:val="1190"/>
+            <w:pStyle w:val="1198"/>
             <w:pBdr/>
             <w:tabs>
               <w:tab w:val="clear" w:leader="none" w:pos="0"/>
@@ -1918,19 +1918,19 @@
             </w:r>
             <w:r>
               <w:rPr>
-                <w:rStyle w:val="1187"/>
-              </w:rPr>
-            </w:r>
-            <w:r>
-              <w:rPr>
-                <w:rStyle w:val="1187"/>
+                <w:rStyle w:val="1195"/>
+              </w:rPr>
+            </w:r>
+            <w:r>
+              <w:rPr>
+                <w:rStyle w:val="1195"/>
                 <w:rtl w:val="0"/>
               </w:rPr>
               <w:t xml:space="preserve">Требования к составу и параметрам технических средств</w:t>
             </w:r>
             <w:r>
               <w:rPr>
-                <w:rStyle w:val="1187"/>
+                <w:rStyle w:val="1195"/>
               </w:rPr>
             </w:r>
             <w:r>
@@ -1949,7 +1949,7 @@
         </w:p>
         <w:p>
           <w:pPr>
-            <w:pStyle w:val="1190"/>
+            <w:pStyle w:val="1198"/>
             <w:pBdr/>
             <w:tabs>
               <w:tab w:val="clear" w:leader="none" w:pos="0"/>
@@ -1973,19 +1973,19 @@
             </w:r>
             <w:r>
               <w:rPr>
-                <w:rStyle w:val="1187"/>
-              </w:rPr>
-            </w:r>
-            <w:r>
-              <w:rPr>
-                <w:rStyle w:val="1187"/>
+                <w:rStyle w:val="1195"/>
+              </w:rPr>
+            </w:r>
+            <w:r>
+              <w:rPr>
+                <w:rStyle w:val="1195"/>
                 <w:rtl w:val="0"/>
               </w:rPr>
               <w:t xml:space="preserve">Требования к информационной и программной совместимости</w:t>
             </w:r>
             <w:r>
               <w:rPr>
-                <w:rStyle w:val="1187"/>
+                <w:rStyle w:val="1195"/>
               </w:rPr>
             </w:r>
             <w:r>
@@ -2004,7 +2004,7 @@
         </w:p>
         <w:p>
           <w:pPr>
-            <w:pStyle w:val="1190"/>
+            <w:pStyle w:val="1198"/>
             <w:pBdr/>
             <w:tabs>
               <w:tab w:val="clear" w:leader="none" w:pos="0"/>
@@ -2028,19 +2028,19 @@
             </w:r>
             <w:r>
               <w:rPr>
-                <w:rStyle w:val="1187"/>
-              </w:rPr>
-            </w:r>
-            <w:r>
-              <w:rPr>
-                <w:rStyle w:val="1187"/>
+                <w:rStyle w:val="1195"/>
+              </w:rPr>
+            </w:r>
+            <w:r>
+              <w:rPr>
+                <w:rStyle w:val="1195"/>
                 <w:rtl w:val="0"/>
               </w:rPr>
               <w:t xml:space="preserve">Требования к информационным структурам и методам решения</w:t>
             </w:r>
             <w:r>
               <w:rPr>
-                <w:rStyle w:val="1187"/>
+                <w:rStyle w:val="1195"/>
               </w:rPr>
             </w:r>
             <w:r>
@@ -2059,7 +2059,7 @@
         </w:p>
         <w:p>
           <w:pPr>
-            <w:pStyle w:val="1190"/>
+            <w:pStyle w:val="1198"/>
             <w:pBdr/>
             <w:tabs>
               <w:tab w:val="clear" w:leader="none" w:pos="0"/>
@@ -2083,19 +2083,19 @@
             </w:r>
             <w:r>
               <w:rPr>
-                <w:rStyle w:val="1187"/>
-              </w:rPr>
-            </w:r>
-            <w:r>
-              <w:rPr>
-                <w:rStyle w:val="1187"/>
+                <w:rStyle w:val="1195"/>
+              </w:rPr>
+            </w:r>
+            <w:r>
+              <w:rPr>
+                <w:rStyle w:val="1195"/>
                 <w:rtl w:val="0"/>
               </w:rPr>
               <w:t xml:space="preserve">Требования к программным средствам, используемым программой.</w:t>
             </w:r>
             <w:r>
               <w:rPr>
-                <w:rStyle w:val="1187"/>
+                <w:rStyle w:val="1195"/>
               </w:rPr>
             </w:r>
             <w:r>
@@ -2114,7 +2114,7 @@
         </w:p>
         <w:p>
           <w:pPr>
-            <w:pStyle w:val="1190"/>
+            <w:pStyle w:val="1198"/>
             <w:pBdr/>
             <w:tabs>
               <w:tab w:val="clear" w:leader="none" w:pos="0"/>
@@ -2138,19 +2138,19 @@
             </w:r>
             <w:r>
               <w:rPr>
-                <w:rStyle w:val="1187"/>
-              </w:rPr>
-            </w:r>
-            <w:r>
-              <w:rPr>
-                <w:rStyle w:val="1187"/>
+                <w:rStyle w:val="1195"/>
+              </w:rPr>
+            </w:r>
+            <w:r>
+              <w:rPr>
+                <w:rStyle w:val="1195"/>
                 <w:rtl w:val="0"/>
               </w:rPr>
               <w:t xml:space="preserve">Требования к исходным кодам и языкам программирования</w:t>
             </w:r>
             <w:r>
               <w:rPr>
-                <w:rStyle w:val="1187"/>
+                <w:rStyle w:val="1195"/>
               </w:rPr>
             </w:r>
             <w:r>
@@ -2169,7 +2169,7 @@
         </w:p>
         <w:p>
           <w:pPr>
-            <w:pStyle w:val="1190"/>
+            <w:pStyle w:val="1198"/>
             <w:pBdr/>
             <w:tabs>
               <w:tab w:val="clear" w:leader="none" w:pos="0"/>
@@ -2193,19 +2193,19 @@
             </w:r>
             <w:r>
               <w:rPr>
-                <w:rStyle w:val="1187"/>
-              </w:rPr>
-            </w:r>
-            <w:r>
-              <w:rPr>
-                <w:rStyle w:val="1187"/>
+                <w:rStyle w:val="1195"/>
+              </w:rPr>
+            </w:r>
+            <w:r>
+              <w:rPr>
+                <w:rStyle w:val="1195"/>
                 <w:rtl w:val="0"/>
               </w:rPr>
               <w:t xml:space="preserve">Требования к защите информации и програм</w:t>
             </w:r>
             <w:r>
               <w:rPr>
-                <w:rStyle w:val="1187"/>
+                <w:rStyle w:val="1195"/>
               </w:rPr>
             </w:r>
             <w:r>
@@ -2224,7 +2224,7 @@
         </w:p>
         <w:p>
           <w:pPr>
-            <w:pStyle w:val="1190"/>
+            <w:pStyle w:val="1198"/>
             <w:pBdr/>
             <w:tabs>
               <w:tab w:val="clear" w:leader="none" w:pos="0"/>
@@ -2248,18 +2248,18 @@
             </w:r>
             <w:r>
               <w:rPr>
-                <w:rStyle w:val="1187"/>
-              </w:rPr>
-            </w:r>
-            <w:r>
-              <w:rPr>
-                <w:rStyle w:val="1187"/>
+                <w:rStyle w:val="1195"/>
+              </w:rPr>
+            </w:r>
+            <w:r>
+              <w:rPr>
+                <w:rStyle w:val="1195"/>
               </w:rPr>
               <w:t xml:space="preserve">Требования к серверному программному обеспечению</w:t>
             </w:r>
             <w:r>
               <w:rPr>
-                <w:rStyle w:val="1187"/>
+                <w:rStyle w:val="1195"/>
               </w:rPr>
             </w:r>
             <w:r>
@@ -2278,7 +2278,7 @@
         </w:p>
         <w:p>
           <w:pPr>
-            <w:pStyle w:val="1190"/>
+            <w:pStyle w:val="1198"/>
             <w:pBdr/>
             <w:tabs>
               <w:tab w:val="clear" w:leader="none" w:pos="0"/>
@@ -2302,19 +2302,19 @@
             </w:r>
             <w:r>
               <w:rPr>
-                <w:rStyle w:val="1187"/>
-              </w:rPr>
-            </w:r>
-            <w:r>
-              <w:rPr>
-                <w:rStyle w:val="1187"/>
+                <w:rStyle w:val="1195"/>
+              </w:rPr>
+            </w:r>
+            <w:r>
+              <w:rPr>
+                <w:rStyle w:val="1195"/>
                 <w:rtl w:val="0"/>
               </w:rPr>
               <w:t xml:space="preserve"> Требования к маркировке и упаковке</w:t>
             </w:r>
             <w:r>
               <w:rPr>
-                <w:rStyle w:val="1187"/>
+                <w:rStyle w:val="1195"/>
               </w:rPr>
             </w:r>
             <w:r>
@@ -2333,7 +2333,7 @@
         </w:p>
         <w:p>
           <w:pPr>
-            <w:pStyle w:val="1190"/>
+            <w:pStyle w:val="1198"/>
             <w:pBdr/>
             <w:tabs>
               <w:tab w:val="clear" w:leader="none" w:pos="0"/>
@@ -2357,19 +2357,19 @@
             </w:r>
             <w:r>
               <w:rPr>
-                <w:rStyle w:val="1187"/>
-              </w:rPr>
-            </w:r>
-            <w:r>
-              <w:rPr>
-                <w:rStyle w:val="1187"/>
+                <w:rStyle w:val="1195"/>
+              </w:rPr>
+            </w:r>
+            <w:r>
+              <w:rPr>
+                <w:rStyle w:val="1195"/>
                 <w:rtl w:val="0"/>
               </w:rPr>
               <w:t xml:space="preserve"> Специальные требования</w:t>
             </w:r>
             <w:r>
               <w:rPr>
-                <w:rStyle w:val="1187"/>
+                <w:rStyle w:val="1195"/>
               </w:rPr>
             </w:r>
             <w:r>
@@ -2388,7 +2388,7 @@
         </w:p>
         <w:p>
           <w:pPr>
-            <w:pStyle w:val="1189"/>
+            <w:pStyle w:val="1197"/>
             <w:pBdr/>
             <w:tabs>
               <w:tab w:val="clear" w:leader="none" w:pos="0"/>
@@ -2412,19 +2412,19 @@
             </w:r>
             <w:r>
               <w:rPr>
-                <w:rStyle w:val="1187"/>
-              </w:rPr>
-            </w:r>
-            <w:r>
-              <w:rPr>
-                <w:rStyle w:val="1187"/>
+                <w:rStyle w:val="1195"/>
+              </w:rPr>
+            </w:r>
+            <w:r>
+              <w:rPr>
+                <w:rStyle w:val="1195"/>
                 <w:rtl w:val="0"/>
               </w:rPr>
               <w:t xml:space="preserve">ТРЕБОВАНИЯ К ПРОГРАММНОЙ ДОКУМЕНТАЦИИ</w:t>
             </w:r>
             <w:r>
               <w:rPr>
-                <w:rStyle w:val="1187"/>
+                <w:rStyle w:val="1195"/>
               </w:rPr>
             </w:r>
             <w:r>
@@ -2443,7 +2443,7 @@
         </w:p>
         <w:p>
           <w:pPr>
-            <w:pStyle w:val="1190"/>
+            <w:pStyle w:val="1198"/>
             <w:pBdr/>
             <w:tabs>
               <w:tab w:val="clear" w:leader="none" w:pos="0"/>
@@ -2467,19 +2467,19 @@
             </w:r>
             <w:r>
               <w:rPr>
-                <w:rStyle w:val="1187"/>
-              </w:rPr>
-            </w:r>
-            <w:r>
-              <w:rPr>
-                <w:rStyle w:val="1187"/>
+                <w:rStyle w:val="1195"/>
+              </w:rPr>
+            </w:r>
+            <w:r>
+              <w:rPr>
+                <w:rStyle w:val="1195"/>
                 <w:rtl w:val="0"/>
               </w:rPr>
               <w:t xml:space="preserve">Предварительный состав программной документации</w:t>
             </w:r>
             <w:r>
               <w:rPr>
-                <w:rStyle w:val="1187"/>
+                <w:rStyle w:val="1195"/>
               </w:rPr>
             </w:r>
             <w:r>
@@ -2498,7 +2498,7 @@
         </w:p>
         <w:p>
           <w:pPr>
-            <w:pStyle w:val="1190"/>
+            <w:pStyle w:val="1198"/>
             <w:pBdr/>
             <w:tabs>
               <w:tab w:val="clear" w:leader="none" w:pos="0"/>
@@ -2522,19 +2522,19 @@
             </w:r>
             <w:r>
               <w:rPr>
-                <w:rStyle w:val="1187"/>
-              </w:rPr>
-            </w:r>
-            <w:r>
-              <w:rPr>
-                <w:rStyle w:val="1187"/>
+                <w:rStyle w:val="1195"/>
+              </w:rPr>
+            </w:r>
+            <w:r>
+              <w:rPr>
+                <w:rStyle w:val="1195"/>
                 <w:rtl w:val="0"/>
               </w:rPr>
               <w:t xml:space="preserve"> Специальные требования к программной документации</w:t>
             </w:r>
             <w:r>
               <w:rPr>
-                <w:rStyle w:val="1187"/>
+                <w:rStyle w:val="1195"/>
               </w:rPr>
             </w:r>
             <w:r>
@@ -2553,7 +2553,7 @@
         </w:p>
         <w:p>
           <w:pPr>
-            <w:pStyle w:val="1189"/>
+            <w:pStyle w:val="1197"/>
             <w:pBdr/>
             <w:tabs>
               <w:tab w:val="clear" w:leader="none" w:pos="0"/>
@@ -2577,19 +2577,19 @@
             </w:r>
             <w:r>
               <w:rPr>
-                <w:rStyle w:val="1187"/>
-              </w:rPr>
-            </w:r>
-            <w:r>
-              <w:rPr>
-                <w:rStyle w:val="1187"/>
+                <w:rStyle w:val="1195"/>
+              </w:rPr>
+            </w:r>
+            <w:r>
+              <w:rPr>
+                <w:rStyle w:val="1195"/>
                 <w:rtl w:val="0"/>
               </w:rPr>
               <w:t xml:space="preserve">ТЕХНИКО-ЭКОНОМИЧЕСКИЕ ПОКАЗАТЕЛИ</w:t>
             </w:r>
             <w:r>
               <w:rPr>
-                <w:rStyle w:val="1187"/>
+                <w:rStyle w:val="1195"/>
               </w:rPr>
             </w:r>
             <w:r>
@@ -2608,7 +2608,7 @@
         </w:p>
         <w:p>
           <w:pPr>
-            <w:pStyle w:val="1190"/>
+            <w:pStyle w:val="1198"/>
             <w:pBdr/>
             <w:tabs>
               <w:tab w:val="clear" w:leader="none" w:pos="0"/>
@@ -2632,19 +2632,19 @@
             </w:r>
             <w:r>
               <w:rPr>
-                <w:rStyle w:val="1187"/>
-              </w:rPr>
-            </w:r>
-            <w:r>
-              <w:rPr>
-                <w:rStyle w:val="1187"/>
+                <w:rStyle w:val="1195"/>
+              </w:rPr>
+            </w:r>
+            <w:r>
+              <w:rPr>
+                <w:rStyle w:val="1195"/>
                 <w:rtl w:val="0"/>
               </w:rPr>
               <w:t xml:space="preserve"> Предполагаемая потребность</w:t>
             </w:r>
             <w:r>
               <w:rPr>
-                <w:rStyle w:val="1187"/>
+                <w:rStyle w:val="1195"/>
               </w:rPr>
             </w:r>
             <w:r>
@@ -2663,7 +2663,7 @@
         </w:p>
         <w:p>
           <w:pPr>
-            <w:pStyle w:val="1190"/>
+            <w:pStyle w:val="1198"/>
             <w:pBdr/>
             <w:tabs>
               <w:tab w:val="clear" w:leader="none" w:pos="0"/>
@@ -2687,19 +2687,19 @@
             </w:r>
             <w:r>
               <w:rPr>
-                <w:rStyle w:val="1187"/>
-              </w:rPr>
-            </w:r>
-            <w:r>
-              <w:rPr>
-                <w:rStyle w:val="1187"/>
+                <w:rStyle w:val="1195"/>
+              </w:rPr>
+            </w:r>
+            <w:r>
+              <w:rPr>
+                <w:rStyle w:val="1195"/>
                 <w:rtl w:val="0"/>
               </w:rPr>
               <w:t xml:space="preserve"> Целевая аудитория</w:t>
             </w:r>
             <w:r>
               <w:rPr>
-                <w:rStyle w:val="1187"/>
+                <w:rStyle w:val="1195"/>
               </w:rPr>
             </w:r>
             <w:r>
@@ -2718,7 +2718,7 @@
         </w:p>
         <w:p>
           <w:pPr>
-            <w:pStyle w:val="1190"/>
+            <w:pStyle w:val="1198"/>
             <w:pBdr/>
             <w:tabs>
               <w:tab w:val="clear" w:leader="none" w:pos="0"/>
@@ -2742,19 +2742,19 @@
             </w:r>
             <w:r>
               <w:rPr>
-                <w:rStyle w:val="1187"/>
-              </w:rPr>
-            </w:r>
-            <w:r>
-              <w:rPr>
-                <w:rStyle w:val="1187"/>
+                <w:rStyle w:val="1195"/>
+              </w:rPr>
+            </w:r>
+            <w:r>
+              <w:rPr>
+                <w:rStyle w:val="1195"/>
                 <w:rtl w:val="0"/>
               </w:rPr>
               <w:t xml:space="preserve"> Экономические преимущества разработки по сравнению с отечественными и зарубежными образцами или аналогами</w:t>
             </w:r>
             <w:r>
               <w:rPr>
-                <w:rStyle w:val="1187"/>
+                <w:rStyle w:val="1195"/>
               </w:rPr>
             </w:r>
             <w:r>
@@ -2773,7 +2773,7 @@
         </w:p>
         <w:p>
           <w:pPr>
-            <w:pStyle w:val="1189"/>
+            <w:pStyle w:val="1197"/>
             <w:pBdr/>
             <w:tabs>
               <w:tab w:val="clear" w:leader="none" w:pos="0"/>
@@ -2797,19 +2797,19 @@
             </w:r>
             <w:r>
               <w:rPr>
-                <w:rStyle w:val="1187"/>
-              </w:rPr>
-            </w:r>
-            <w:r>
-              <w:rPr>
-                <w:rStyle w:val="1187"/>
+                <w:rStyle w:val="1195"/>
+              </w:rPr>
+            </w:r>
+            <w:r>
+              <w:rPr>
+                <w:rStyle w:val="1195"/>
                 <w:rtl w:val="0"/>
               </w:rPr>
               <w:t xml:space="preserve">СТАДИИ И ЭТАПЫ РАЗРАБОТКИ</w:t>
             </w:r>
             <w:r>
               <w:rPr>
-                <w:rStyle w:val="1187"/>
+                <w:rStyle w:val="1195"/>
               </w:rPr>
             </w:r>
             <w:r>
@@ -2828,7 +2828,7 @@
         </w:p>
         <w:p>
           <w:pPr>
-            <w:pStyle w:val="1189"/>
+            <w:pStyle w:val="1197"/>
             <w:pBdr/>
             <w:tabs>
               <w:tab w:val="clear" w:leader="none" w:pos="0"/>
@@ -2852,19 +2852,19 @@
             </w:r>
             <w:r>
               <w:rPr>
-                <w:rStyle w:val="1187"/>
-              </w:rPr>
-            </w:r>
-            <w:r>
-              <w:rPr>
-                <w:rStyle w:val="1187"/>
+                <w:rStyle w:val="1195"/>
+              </w:rPr>
+            </w:r>
+            <w:r>
+              <w:rPr>
+                <w:rStyle w:val="1195"/>
                 <w:rtl w:val="0"/>
               </w:rPr>
               <w:t xml:space="preserve">ПОРЯДОК КОНТРОЛЯ И ПРИЕМКИ</w:t>
             </w:r>
             <w:r>
               <w:rPr>
-                <w:rStyle w:val="1187"/>
+                <w:rStyle w:val="1195"/>
               </w:rPr>
             </w:r>
             <w:r>
@@ -2883,7 +2883,7 @@
         </w:p>
         <w:p>
           <w:pPr>
-            <w:pStyle w:val="1190"/>
+            <w:pStyle w:val="1198"/>
             <w:pBdr/>
             <w:tabs>
               <w:tab w:val="clear" w:leader="none" w:pos="0"/>
@@ -2907,19 +2907,19 @@
             </w:r>
             <w:r>
               <w:rPr>
-                <w:rStyle w:val="1187"/>
-              </w:rPr>
-            </w:r>
-            <w:r>
-              <w:rPr>
-                <w:rStyle w:val="1187"/>
+                <w:rStyle w:val="1195"/>
+              </w:rPr>
+            </w:r>
+            <w:r>
+              <w:rPr>
+                <w:rStyle w:val="1195"/>
                 <w:rtl w:val="0"/>
               </w:rPr>
               <w:t xml:space="preserve"> Виды испытаний</w:t>
             </w:r>
             <w:r>
               <w:rPr>
-                <w:rStyle w:val="1187"/>
+                <w:rStyle w:val="1195"/>
               </w:rPr>
             </w:r>
             <w:r>
@@ -2938,7 +2938,7 @@
         </w:p>
         <w:p>
           <w:pPr>
-            <w:pStyle w:val="1190"/>
+            <w:pStyle w:val="1198"/>
             <w:pBdr/>
             <w:tabs>
               <w:tab w:val="clear" w:leader="none" w:pos="0"/>
@@ -2962,19 +2962,19 @@
             </w:r>
             <w:r>
               <w:rPr>
-                <w:rStyle w:val="1187"/>
-              </w:rPr>
-            </w:r>
-            <w:r>
-              <w:rPr>
-                <w:rStyle w:val="1187"/>
+                <w:rStyle w:val="1195"/>
+              </w:rPr>
+            </w:r>
+            <w:r>
+              <w:rPr>
+                <w:rStyle w:val="1195"/>
                 <w:rtl w:val="0"/>
               </w:rPr>
               <w:t xml:space="preserve"> Общие требования к приемке работы</w:t>
             </w:r>
             <w:r>
               <w:rPr>
-                <w:rStyle w:val="1187"/>
+                <w:rStyle w:val="1195"/>
               </w:rPr>
             </w:r>
             <w:r>
@@ -2993,7 +2993,7 @@
         </w:p>
         <w:p>
           <w:pPr>
-            <w:pStyle w:val="1189"/>
+            <w:pStyle w:val="1197"/>
             <w:pBdr/>
             <w:tabs>
               <w:tab w:val="right" w:leader="none" w:pos="12000"/>
@@ -3006,19 +3006,19 @@
           <w:hyperlink w:tooltip="#_Toc69" w:anchor="_Toc69" w:history="1">
             <w:r>
               <w:rPr>
-                <w:rStyle w:val="1187"/>
-              </w:rPr>
-            </w:r>
-            <w:r>
-              <w:rPr>
-                <w:rStyle w:val="1187"/>
+                <w:rStyle w:val="1195"/>
+              </w:rPr>
+            </w:r>
+            <w:r>
+              <w:rPr>
+                <w:rStyle w:val="1195"/>
                 <w:rtl w:val="0"/>
               </w:rPr>
               <w:t xml:space="preserve">ПРИЛОЖЕНИЕ 1</w:t>
             </w:r>
             <w:r>
               <w:rPr>
-                <w:rStyle w:val="1187"/>
+                <w:rStyle w:val="1195"/>
               </w:rPr>
             </w:r>
             <w:r>
@@ -3037,7 +3037,7 @@
         </w:p>
         <w:p>
           <w:pPr>
-            <w:pStyle w:val="1189"/>
+            <w:pStyle w:val="1197"/>
             <w:pBdr/>
             <w:tabs>
               <w:tab w:val="right" w:leader="none" w:pos="12000"/>
@@ -3050,19 +3050,19 @@
           <w:hyperlink w:tooltip="#_Toc70" w:anchor="_Toc70" w:history="1">
             <w:r>
               <w:rPr>
-                <w:rStyle w:val="1187"/>
-              </w:rPr>
-            </w:r>
-            <w:r>
-              <w:rPr>
-                <w:rStyle w:val="1187"/>
+                <w:rStyle w:val="1195"/>
+              </w:rPr>
+            </w:r>
+            <w:r>
+              <w:rPr>
+                <w:rStyle w:val="1195"/>
                 <w:rtl w:val="0"/>
               </w:rPr>
               <w:t xml:space="preserve">ПРИЛОЖЕНИЕ 2</w:t>
             </w:r>
             <w:r>
               <w:rPr>
-                <w:rStyle w:val="1187"/>
+                <w:rStyle w:val="1195"/>
               </w:rPr>
             </w:r>
             <w:r>
@@ -3121,6 +3121,21 @@
               <w:vertAlign w:val="baseline"/>
             </w:rPr>
           </w:r>
+          <w:r>
+            <w:rPr>
+              <w:rFonts w:ascii="Arial" w:hAnsi="Arial" w:eastAsia="Arial" w:cs="Arial"/>
+              <w:b/>
+              <w:bCs w:val="0"/>
+              <w:i w:val="0"/>
+              <w:smallCaps w:val="0"/>
+              <w:strike w:val="0"/>
+              <w:color w:val="000000"/>
+              <w:sz w:val="22"/>
+              <w:szCs w:val="22"/>
+              <w:u w:val="none"/>
+              <w:vertAlign w:val="baseline"/>
+            </w:rPr>
+          </w:r>
         </w:p>
       </w:sdtContent>
     </w:sdt>
@@ -3146,7 +3161,7 @@
     </w:p>
     <w:p>
       <w:pPr>
-        <w:pStyle w:val="1203"/>
+        <w:pStyle w:val="1211"/>
         <w:numPr>
           <w:ilvl w:val="0"/>
           <w:numId w:val="2"/>
@@ -3177,7 +3192,7 @@
     </w:p>
     <w:p>
       <w:pPr>
-        <w:pStyle w:val="1204"/>
+        <w:pStyle w:val="1212"/>
         <w:numPr>
           <w:ilvl w:val="1"/>
           <w:numId w:val="2"/>
@@ -3285,7 +3300,7 @@
     </w:p>
     <w:p>
       <w:pPr>
-        <w:pStyle w:val="1204"/>
+        <w:pStyle w:val="1212"/>
         <w:numPr>
           <w:ilvl w:val="1"/>
           <w:numId w:val="2"/>
@@ -3634,7 +3649,7 @@
     </w:p>
     <w:p>
       <w:pPr>
-        <w:pStyle w:val="1203"/>
+        <w:pStyle w:val="1211"/>
         <w:numPr>
           <w:ilvl w:val="0"/>
           <w:numId w:val="2"/>
@@ -3665,7 +3680,7 @@
     </w:p>
     <w:p>
       <w:pPr>
-        <w:pStyle w:val="1204"/>
+        <w:pStyle w:val="1212"/>
         <w:numPr>
           <w:ilvl w:val="1"/>
           <w:numId w:val="2"/>
@@ -3708,13 +3723,69 @@
         <w:rPr>
           <w:rtl w:val="0"/>
         </w:rPr>
-        <w:t xml:space="preserve">Разработка ведется на основании приказа декана ФКН НИУ ВШЭ И.В. Аржанцева № XXXXXXX от XX.XX.2025 «Об утверждении тем, руководителей выпускных квалификационных работ студентов образовательной программы «Программная инженерия» факультета компьютерных наук».</w:t>
+        <w:t xml:space="preserve">Разработка ведётся на основании учебного плана подготовки бакалавров по направлению</w:t>
+      </w:r>
+      <w:r>
+        <w:rPr>
+          <w:rtl w:val="0"/>
+          <w:lang w:val="en-US"/>
+        </w:rPr>
+        <w:t xml:space="preserve"> </w:t>
+      </w:r>
+      <w:r>
+        <w:rPr>
+          <w:rtl w:val="0"/>
+        </w:rPr>
+      </w:r>
+      <w:r>
+        <w:rPr>
+          <w:rtl w:val="0"/>
+        </w:rPr>
+        <w:t xml:space="preserve">09.03.04 «Программная инженерия» и утвержденной академическим руководителем программы</w:t>
+      </w:r>
+      <w:r>
+        <w:rPr>
+          <w:rtl w:val="0"/>
+          <w:lang w:val="en-US"/>
+        </w:rPr>
+        <w:t xml:space="preserve"> </w:t>
+      </w:r>
+      <w:r>
+        <w:rPr>
+          <w:rtl w:val="0"/>
+        </w:rPr>
+      </w:r>
+      <w:r>
+        <w:rPr>
+          <w:rtl w:val="0"/>
+        </w:rPr>
+        <w:t xml:space="preserve">темы курсового проекта.</w:t>
+      </w:r>
+      <w:r>
+        <w:rPr>
+          <w:rtl w:val="0"/>
+        </w:rPr>
+      </w:r>
+      <w:r>
+        <w:rPr>
+          <w:rtl w:val="0"/>
+        </w:rPr>
       </w:r>
       <w:r/>
+      <w:r>
+        <w:rPr>
+          <w:rtl w:val="0"/>
+        </w:rPr>
+      </w:r>
+      <w:r>
+        <w:rPr>
+          <w:rtl w:val="0"/>
+        </w:rPr>
+      </w:r>
     </w:p>
     <w:p>
       <w:pPr>
-        <w:pStyle w:val="1204"/>
+        <w:pStyle w:val="1212"/>
         <w:numPr>
           <w:ilvl w:val="1"/>
           <w:numId w:val="2"/>
@@ -3856,7 +3927,7 @@
     </w:p>
     <w:p>
       <w:pPr>
-        <w:pStyle w:val="1203"/>
+        <w:pStyle w:val="1211"/>
         <w:numPr>
           <w:ilvl w:val="0"/>
           <w:numId w:val="2"/>
@@ -3887,7 +3958,7 @@
     </w:p>
     <w:p>
       <w:pPr>
-        <w:pStyle w:val="1204"/>
+        <w:pStyle w:val="1212"/>
         <w:numPr>
           <w:ilvl w:val="1"/>
           <w:numId w:val="2"/>
@@ -4138,7 +4209,7 @@
     </w:p>
     <w:p>
       <w:pPr>
-        <w:pStyle w:val="1204"/>
+        <w:pStyle w:val="1212"/>
         <w:numPr>
           <w:ilvl w:val="1"/>
           <w:numId w:val="2"/>
@@ -4394,7 +4465,7 @@
     </w:p>
     <w:p>
       <w:pPr>
-        <w:pStyle w:val="1203"/>
+        <w:pStyle w:val="1211"/>
         <w:numPr>
           <w:ilvl w:val="0"/>
           <w:numId w:val="2"/>
@@ -4425,7 +4496,7 @@
     </w:p>
     <w:p>
       <w:pPr>
-        <w:pStyle w:val="1204"/>
+        <w:pStyle w:val="1212"/>
         <w:numPr>
           <w:ilvl w:val="1"/>
           <w:numId w:val="2"/>
@@ -4456,7 +4527,7 @@
     </w:p>
     <w:p>
       <w:pPr>
-        <w:pStyle w:val="1204"/>
+        <w:pStyle w:val="1212"/>
         <w:numPr>
           <w:ilvl w:val="2"/>
           <w:numId w:val="2"/>
@@ -5322,8 +5393,15 @@
       <w:r>
         <w:rPr>
           <w:rtl w:val="0"/>
-        </w:rPr>
-        <w:t xml:space="preserve">15 минут с момента создания.</w:t>
+          <w:lang w:val="ru-RU"/>
+        </w:rPr>
+        <w:t xml:space="preserve">часа</w:t>
+      </w:r>
+      <w:r>
+        <w:rPr>
+          <w:rtl w:val="0"/>
+        </w:rPr>
+        <w:t xml:space="preserve"> с момента создания.</w:t>
       </w:r>
       <w:r>
         <w:rPr>
@@ -5379,8 +5457,15 @@
       <w:r>
         <w:rPr>
           <w:rtl w:val="0"/>
-        </w:rPr>
-        <w:t xml:space="preserve">15 минут с момента создания.</w:t>
+          <w:lang w:val="ru-RU"/>
+        </w:rPr>
+        <w:t xml:space="preserve">часа</w:t>
+      </w:r>
+      <w:r>
+        <w:rPr>
+          <w:rtl w:val="0"/>
+        </w:rPr>
+        <w:t xml:space="preserve"> с момента создания.</w:t>
       </w:r>
       <w:r>
         <w:rPr>
@@ -5555,7 +5640,20 @@
         <w:rPr>
           <w:rtl w:val="0"/>
         </w:rPr>
-        <w:t xml:space="preserve">Если введенных данных недостаточно (обязательные поля не заполнены) или ввод нарушает правила валидации- препарат невозможно добавить.</w:t>
+        <w:t xml:space="preserve">Если введенных данных недостаточно (обязательные поля не заполнены) или ввод нарушает правила валидации</w:t>
+      </w:r>
+      <w:r>
+        <w:rPr>
+          <w:rtl w:val="0"/>
+          <w:lang w:val="ru-RU"/>
+        </w:rPr>
+        <w:t xml:space="preserve"> </w:t>
+      </w:r>
+      <w:r>
+        <w:rPr>
+          <w:rtl w:val="0"/>
+        </w:rPr>
+        <w:t xml:space="preserve">- препарат невозможно добавить.</w:t>
       </w:r>
       <w:r>
         <w:rPr>
@@ -5836,8 +5934,9 @@
       <w:r>
         <w:rPr>
           <w:rtl w:val="0"/>
-        </w:rPr>
-        <w:t xml:space="preserve">Прием препарата всегда относится к конкретному препарату</w:t>
+          <w:lang w:val="ru-RU"/>
+        </w:rPr>
+        <w:t xml:space="preserve">Сопостовлять прием и конкретный препарат</w:t>
       </w:r>
       <w:r/>
     </w:p>
@@ -5860,8 +5959,28 @@
       <w:r>
         <w:rPr>
           <w:rtl w:val="0"/>
-        </w:rPr>
-        <w:t xml:space="preserve">При любом приеме система использует значение поля “Однократная доза” как placeholder, т.е. значение должно автоматически подставляться в поле ввода, но пользователь может проигнорировать это значение и указать свое количество</w:t>
+          <w:lang w:val="ru-RU"/>
+        </w:rPr>
+        <w:t xml:space="preserve">Ис</w:t>
+      </w:r>
+      <w:r>
+        <w:rPr>
+          <w:rtl w:val="0"/>
+        </w:rPr>
+        <w:t xml:space="preserve">польз</w:t>
+      </w:r>
+      <w:r>
+        <w:rPr>
+          <w:rtl w:val="0"/>
+          <w:lang w:val="ru-RU"/>
+        </w:rPr>
+        <w:t xml:space="preserve">овать</w:t>
+      </w:r>
+      <w:r>
+        <w:rPr>
+          <w:rtl w:val="0"/>
+        </w:rPr>
+        <w:t xml:space="preserve"> значение поля “Однократная доза” как placeholder, т.е. значение должно автоматически подставляться в поле ввода, но пользователь может проигнорировать это значение и указать свое количество</w:t>
       </w:r>
       <w:r>
         <w:rPr>
@@ -5946,8 +6065,35 @@
       <w:r>
         <w:rPr>
           <w:rtl w:val="0"/>
-        </w:rPr>
-        <w:t xml:space="preserve">Выбор однократной дозы</w:t>
+          <w:lang w:val="ru-RU"/>
+        </w:rPr>
+        <w:t xml:space="preserve">Указывать </w:t>
+      </w:r>
+      <w:r>
+        <w:rPr>
+          <w:rtl w:val="0"/>
+        </w:rPr>
+        <w:t xml:space="preserve">однократн</w:t>
+      </w:r>
+      <w:r>
+        <w:rPr>
+          <w:rtl w:val="0"/>
+          <w:lang w:val="ru-RU"/>
+        </w:rPr>
+        <w:t xml:space="preserve">ую</w:t>
+      </w:r>
+      <w:r>
+        <w:rPr>
+          <w:rtl w:val="0"/>
+        </w:rPr>
+        <w:t xml:space="preserve"> доз</w:t>
+      </w:r>
+      <w:r>
+        <w:rPr>
+          <w:rtl w:val="0"/>
+          <w:lang w:val="ru-RU"/>
+        </w:rPr>
+        <w:t xml:space="preserve">у</w:t>
       </w:r>
       <w:r/>
     </w:p>
@@ -5969,7 +6115,56 @@
         <w:rPr>
           <w:rtl w:val="0"/>
         </w:rPr>
-        <w:t xml:space="preserve">Выбор даты начала курса</w:t>
+        <w:t xml:space="preserve">Выб</w:t>
+      </w:r>
+      <w:r>
+        <w:rPr>
+          <w:rtl w:val="0"/>
+          <w:lang w:val="ru-RU"/>
+        </w:rPr>
+        <w:t xml:space="preserve">и</w:t>
+      </w:r>
+      <w:r>
+        <w:rPr>
+          <w:rtl w:val="0"/>
+        </w:rPr>
+        <w:t xml:space="preserve">р</w:t>
+      </w:r>
+      <w:r>
+        <w:rPr>
+          <w:rtl w:val="0"/>
+          <w:lang w:val="ru-RU"/>
+        </w:rPr>
+        <w:t xml:space="preserve">ать</w:t>
+      </w:r>
+      <w:r>
+        <w:rPr>
+          <w:rtl w:val="0"/>
+        </w:rPr>
+        <w:t xml:space="preserve"> дат</w:t>
+      </w:r>
+      <w:r>
+        <w:rPr>
+          <w:rtl w:val="0"/>
+          <w:lang w:val="ru-RU"/>
+        </w:rPr>
+        <w:t xml:space="preserve">у</w:t>
+      </w:r>
+      <w:r>
+        <w:rPr>
+          <w:rtl w:val="0"/>
+        </w:rPr>
+        <w:t xml:space="preserve"> начала курса</w:t>
+      </w:r>
+      <w:r>
+        <w:rPr>
+          <w:u w:val="none"/>
+        </w:rPr>
+      </w:r>
+      <w:r>
+        <w:rPr>
+          <w:u w:val="none"/>
+        </w:rPr>
       </w:r>
       <w:r/>
     </w:p>
@@ -5993,7 +6188,20 @@
         <w:rPr>
           <w:rtl w:val="0"/>
         </w:rPr>
-        <w:t xml:space="preserve">Выбор даты конца курса</w:t>
+        <w:t xml:space="preserve">Выб</w:t>
+      </w:r>
+      <w:r>
+        <w:rPr>
+          <w:rtl w:val="0"/>
+          <w:lang w:val="ru-RU"/>
+        </w:rPr>
+        <w:t xml:space="preserve">ирать</w:t>
+      </w:r>
+      <w:r>
+        <w:rPr>
+          <w:rtl w:val="0"/>
+        </w:rPr>
+        <w:t xml:space="preserve"> периодичности по дням недели</w:t>
       </w:r>
       <w:r>
         <w:rPr>
@@ -6018,26 +6226,28 @@
         </w:tabs>
         <w:spacing/>
         <w:ind w:hanging="1080" w:left="1789"/>
-        <w:rPr>
-          <w:u w:val="none"/>
-        </w:rPr>
+        <w:rPr/>
       </w:pPr>
       <w:r>
         <w:rPr>
           <w:rtl w:val="0"/>
         </w:rPr>
-        <w:t xml:space="preserve">Выбор периодичности по дням недели</w:t>
-      </w:r>
-      <w:r>
-        <w:rPr>
-          <w:u w:val="none"/>
-        </w:rPr>
-      </w:r>
-      <w:r>
-        <w:rPr>
-          <w:u w:val="none"/>
-        </w:rPr>
-      </w:r>
+        <w:t xml:space="preserve">Выб</w:t>
+      </w:r>
+      <w:r>
+        <w:rPr>
+          <w:rtl w:val="0"/>
+          <w:lang w:val="ru-RU"/>
+        </w:rPr>
+        <w:t xml:space="preserve">ирать</w:t>
+      </w:r>
+      <w:r>
+        <w:rPr>
+          <w:rtl w:val="0"/>
+        </w:rPr>
+        <w:t xml:space="preserve"> периодичности приема в конкретный день с возможностью указания конкретных периодов приема</w:t>
+      </w:r>
+      <w:r/>
     </w:p>
     <w:p>
       <w:pPr>
@@ -6057,7 +6267,14 @@
         <w:rPr>
           <w:rtl w:val="0"/>
         </w:rPr>
-        <w:t xml:space="preserve">Выбор периодичности приема в конкретный день с возможностью указания конкретных периодов приема</w:t>
+        <w:t xml:space="preserve">Валидация количества. Если необходимое число препарата для курса лечения  при указанных параметрах превышает количество препарата, то </w:t>
+      </w:r>
+      <w:r>
+        <w:rPr>
+          <w:rtl w:val="0"/>
+          <w:lang w:val="ru-RU"/>
+        </w:rPr>
+        <w:t xml:space="preserve">пользователь об этом уведомляется.</w:t>
       </w:r>
       <w:r/>
     </w:p>
@@ -6079,7 +6296,7 @@
         <w:rPr>
           <w:rtl w:val="0"/>
         </w:rPr>
-        <w:t xml:space="preserve">Валидация количества. Если необходимое число препарата для курса лечения  при указанных параметрах превышает количество препарата, то окончанием выбирается максимально возможный срок с уведомлением об этом пользователя</w:t>
+        <w:t xml:space="preserve">Отправка уведомления, по достижению срока приема </w:t>
       </w:r>
       <w:r/>
     </w:p>
@@ -6095,15 +6312,26 @@
         </w:tabs>
         <w:spacing/>
         <w:ind w:hanging="1080" w:left="1789"/>
-        <w:rPr/>
+        <w:rPr>
+          <w:u w:val="none"/>
+        </w:rPr>
       </w:pPr>
       <w:r>
         <w:rPr>
           <w:rtl w:val="0"/>
         </w:rPr>
-        <w:t xml:space="preserve">Отправка уведомления, по достижению срока приема </w:t>
-      </w:r>
-      <w:r/>
+        <w:t xml:space="preserve">Обработка обратной связи. Реализовать механизм опроса пользователя об успешность каждого приема, результаты опроса должны соответствующе корректировать количество препарата</w:t>
+      </w:r>
+      <w:r>
+        <w:rPr>
+          <w:u w:val="none"/>
+        </w:rPr>
+      </w:r>
+      <w:r>
+        <w:rPr>
+          <w:u w:val="none"/>
+        </w:rPr>
+      </w:r>
     </w:p>
     <w:p>
       <w:pPr>
@@ -6125,39 +6353,6 @@
         <w:rPr>
           <w:rtl w:val="0"/>
         </w:rPr>
-        <w:t xml:space="preserve">Обработка обратной связи. Реализовать механизм опроса пользователя об успешность каждого приема, результаты опроса должны соответствующе корректировать количество препарата</w:t>
-      </w:r>
-      <w:r>
-        <w:rPr>
-          <w:u w:val="none"/>
-        </w:rPr>
-      </w:r>
-      <w:r>
-        <w:rPr>
-          <w:u w:val="none"/>
-        </w:rPr>
-      </w:r>
-    </w:p>
-    <w:p>
-      <w:pPr>
-        <w:numPr>
-          <w:ilvl w:val="5"/>
-          <w:numId w:val="2"/>
-        </w:numPr>
-        <w:pBdr/>
-        <w:tabs>
-          <w:tab w:val="left" w:leader="none" w:pos="0"/>
-        </w:tabs>
-        <w:spacing/>
-        <w:ind w:hanging="1080" w:left="1789"/>
-        <w:rPr>
-          <w:u w:val="none"/>
-        </w:rPr>
-      </w:pPr>
-      <w:r>
-        <w:rPr>
-          <w:rtl w:val="0"/>
-        </w:rPr>
         <w:t xml:space="preserve">Редактирования существующего курса. Новые данные полностью заменяют следующие приемы, но не модифицируют уже произошедшие.</w:t>
       </w:r>
       <w:r>
@@ -6334,7 +6529,20 @@
         <w:rPr>
           <w:rtl w:val="0"/>
         </w:rPr>
-        <w:t xml:space="preserve">Функциональность препарата не изменяется, но пользователь уведомляется при попытке принять просроченный препарат</w:t>
+        <w:t xml:space="preserve">Функциональность препарата не изменяется, но </w:t>
+      </w:r>
+      <w:r>
+        <w:rPr>
+          <w:rtl w:val="0"/>
+          <w:lang w:val="ru-RU"/>
+        </w:rPr>
+        <w:t xml:space="preserve">программа должна явно сигнализировать пользователю о просроченности препарата (например цветом или всплывающим окном).</w:t>
+      </w:r>
+      <w:r>
+        <w:rPr>
+          <w:rtl w:val="0"/>
+          <w:lang w:val="ru-RU"/>
+        </w:rPr>
       </w:r>
       <w:r/>
     </w:p>
@@ -6487,8 +6695,28 @@
       <w:r>
         <w:rPr>
           <w:rtl w:val="0"/>
-        </w:rPr>
-        <w:t xml:space="preserve">Личный кабинет. Программа должна содержать раздел со следующей функциональностью:</w:t>
+          <w:lang w:val="ru-RU"/>
+        </w:rPr>
+        <w:t xml:space="preserve">Аналитика</w:t>
+      </w:r>
+      <w:r>
+        <w:rPr>
+          <w:rtl w:val="0"/>
+        </w:rPr>
+        <w:t xml:space="preserve">. Программа должна </w:t>
+      </w:r>
+      <w:r>
+        <w:rPr>
+          <w:rtl w:val="0"/>
+          <w:lang w:val="ru-RU"/>
+        </w:rPr>
+        <w:t xml:space="preserve">обеспечивать следующую </w:t>
+      </w:r>
+      <w:r>
+        <w:rPr>
+          <w:rtl w:val="0"/>
+        </w:rPr>
+        <w:t xml:space="preserve">функциональность:</w:t>
       </w:r>
       <w:r/>
     </w:p>
@@ -6709,8 +6937,9 @@
           <w:color w:val="1155cc"/>
           <w:u w:val="single"/>
           <w:rtl w:val="0"/>
-        </w:rPr>
-        <w:t xml:space="preserve">4</w:t>
+          <w:lang w:val="ru-RU"/>
+        </w:rPr>
+        <w:t xml:space="preserve">3</w:t>
       </w:r>
       <w:r>
         <w:rPr>
@@ -7490,31 +7719,7 @@
           <w:rtl w:val="0"/>
           <w:lang w:val="ru-RU"/>
         </w:rPr>
-        <w:t xml:space="preserve">все </w:t>
-      </w:r>
-      <w:r>
-        <w:rPr>
-          <w:rtl w:val="0"/>
-        </w:rPr>
-        <w:t xml:space="preserve">курс</w:t>
-      </w:r>
-      <w:r>
-        <w:rPr>
-          <w:rtl w:val="0"/>
-          <w:lang w:val="ru-RU"/>
-        </w:rPr>
-        <w:t xml:space="preserve">ы</w:t>
-      </w:r>
-      <w:r>
-        <w:rPr>
-          <w:rtl w:val="0"/>
-        </w:rPr>
-        <w:t xml:space="preserve"> лечения до максимально возможного срока</w:t>
-      </w:r>
-      <w:r>
-        <w:rPr>
-          <w:u w:val="none"/>
-        </w:rPr>
+        <w:t xml:space="preserve">доступные приемы пользователя.</w:t>
       </w:r>
       <w:r>
         <w:rPr>
@@ -7555,7 +7760,66 @@
         <w:rPr>
           <w:rtl w:val="0"/>
         </w:rPr>
-        <w:t xml:space="preserve"> получает уведомление об изменении его курса лечения</w:t>
+        <w:t xml:space="preserve"> получает</w:t>
+      </w:r>
+      <w:r>
+        <w:rPr>
+          <w:rtl w:val="0"/>
+          <w:lang w:val="ru-RU"/>
+        </w:rPr>
+        <w:t xml:space="preserve">(ют)</w:t>
+      </w:r>
+      <w:r>
+        <w:rPr>
+          <w:rtl w:val="0"/>
+        </w:rPr>
+        <w:t xml:space="preserve"> уведомление</w:t>
+      </w:r>
+      <w:r>
+        <w:rPr>
+          <w:rtl w:val="0"/>
+          <w:lang w:val="ru-RU"/>
+        </w:rPr>
+        <w:t xml:space="preserve">(я)</w:t>
+      </w:r>
+      <w:r>
+        <w:rPr>
+          <w:rtl w:val="0"/>
+        </w:rPr>
+        <w:t xml:space="preserve"> об изменении его</w:t>
+      </w:r>
+      <w:r>
+        <w:rPr>
+          <w:rtl w:val="0"/>
+          <w:lang w:val="ru-RU"/>
+        </w:rPr>
+        <w:t xml:space="preserve">(их)</w:t>
+      </w:r>
+      <w:r>
+        <w:rPr>
+          <w:rtl w:val="0"/>
+        </w:rPr>
+        <w:t xml:space="preserve"> курса</w:t>
+      </w:r>
+      <w:r>
+        <w:rPr>
+          <w:rtl w:val="0"/>
+          <w:lang w:val="ru-RU"/>
+        </w:rPr>
+        <w:t xml:space="preserve">(ов)</w:t>
+      </w:r>
+      <w:r>
+        <w:rPr>
+          <w:rtl w:val="0"/>
+        </w:rPr>
+        <w:t xml:space="preserve"> лечения</w:t>
+      </w:r>
+      <w:r>
+        <w:rPr>
+          <w:rtl w:val="0"/>
+          <w:lang w:val="ru-RU"/>
+        </w:rPr>
+        <w:t xml:space="preserve"> при ближайшей синхронизации</w:t>
       </w:r>
       <w:r>
         <w:rPr>
@@ -7570,7 +7834,7 @@
     </w:p>
     <w:p>
       <w:pPr>
-        <w:pStyle w:val="1204"/>
+        <w:pStyle w:val="1212"/>
         <w:numPr>
           <w:ilvl w:val="2"/>
           <w:numId w:val="2"/>
@@ -7860,7 +8124,7 @@
     </w:p>
     <w:p>
       <w:pPr>
-        <w:pStyle w:val="1204"/>
+        <w:pStyle w:val="1212"/>
         <w:numPr>
           <w:ilvl w:val="2"/>
           <w:numId w:val="2"/>
@@ -7908,13 +8172,26 @@
           <w:rtl w:val="0"/>
         </w:rPr>
         <w:tab/>
-        <w:t xml:space="preserve">Выходные данные предоставляются пользователю на экране мобильного приложения. Мобильное приложение получает данные от сервера в результате HTTP запросов.</w:t>
+        <w:t xml:space="preserve">Выходные данные предоставляются пользователю на экране </w:t>
+      </w:r>
+      <w:r>
+        <w:rPr>
+          <w:rtl w:val="0"/>
+          <w:lang w:val="en-US"/>
+        </w:rPr>
+        <w:t xml:space="preserve">Android</w:t>
+      </w:r>
+      <w:r>
+        <w:rPr>
+          <w:rtl w:val="0"/>
+        </w:rPr>
+        <w:t xml:space="preserve"> приложения. </w:t>
       </w:r>
       <w:r/>
     </w:p>
     <w:p>
       <w:pPr>
-        <w:pStyle w:val="1204"/>
+        <w:pStyle w:val="1212"/>
         <w:numPr>
           <w:ilvl w:val="2"/>
           <w:numId w:val="2"/>
@@ -7963,7 +8240,7 @@
     </w:p>
     <w:p>
       <w:pPr>
-        <w:pStyle w:val="1204"/>
+        <w:pStyle w:val="1212"/>
         <w:numPr>
           <w:ilvl w:val="1"/>
           <w:numId w:val="2"/>
@@ -8244,7 +8521,14 @@
         <w:rPr>
           <w:rtl w:val="0"/>
         </w:rPr>
-        <w:t xml:space="preserve">Экран статистики</w:t>
+        <w:t xml:space="preserve">Экран </w:t>
+      </w:r>
+      <w:r>
+        <w:rPr>
+          <w:rtl w:val="0"/>
+          <w:lang w:val="ru-RU"/>
+        </w:rPr>
+        <w:t xml:space="preserve">аналитика</w:t>
       </w:r>
       <w:r/>
     </w:p>
@@ -8269,13 +8553,14 @@
         <w:rPr>
           <w:rtl w:val="0"/>
         </w:rPr>
-        <w:t xml:space="preserve">Просроченные препараты должны быть заметно выделены и располагаться выше остальных.</w:t>
-      </w:r>
-      <w:r>
-        <w:rPr>
-          <w:b w:val="0"/>
-          <w:bCs w:val="0"/>
-        </w:rPr>
+        <w:t xml:space="preserve">Просроченные препараты должны быть заметно выделены</w:t>
+      </w:r>
+      <w:r>
+        <w:rPr>
+          <w:rtl w:val="0"/>
+          <w:lang w:val="ru-RU"/>
+        </w:rPr>
+        <w:t xml:space="preserve">.</w:t>
       </w:r>
       <w:r>
         <w:rPr>
@@ -8308,7 +8593,7 @@
     </w:p>
     <w:p>
       <w:pPr>
-        <w:pStyle w:val="1204"/>
+        <w:pStyle w:val="1212"/>
         <w:numPr>
           <w:ilvl w:val="1"/>
           <w:numId w:val="2"/>
@@ -8351,13 +8636,53 @@
         <w:rPr>
           <w:rtl w:val="0"/>
         </w:rPr>
-        <w:t xml:space="preserve">Приложение не должно аварийно завершаться при любом наборе входных данных. Программа не должна давать сбой при некорректных действиях пользователя.</w:t>
+        <w:t xml:space="preserve">Приложение не должно аварийно завершаться при любом наборе входных данных.</w:t>
+      </w:r>
+      <w:r>
+        <w:rPr>
+          <w:rtl w:val="0"/>
+          <w:lang w:val="ru-RU"/>
+        </w:rPr>
+        <w:t xml:space="preserve"> Приложение не должно аварийно завершаться при отсутствии интернет-соединения или иных проблемах сетевого характера.</w:t>
+      </w:r>
+      <w:r>
+        <w:rPr>
+          <w:rtl w:val="0"/>
+        </w:rPr>
+        <w:t xml:space="preserve"> Программа не должна </w:t>
+      </w:r>
+      <w:r>
+        <w:rPr>
+          <w:rtl w:val="0"/>
+          <w:lang w:val="ru-RU"/>
+        </w:rPr>
+        <w:t xml:space="preserve">завершаться аварийно</w:t>
+      </w:r>
+      <w:r>
+        <w:rPr>
+          <w:rtl w:val="0"/>
+          <w:lang w:val="ru-RU"/>
+        </w:rPr>
+        <w:t xml:space="preserve"> </w:t>
+      </w:r>
+      <w:r>
+        <w:rPr>
+          <w:rtl w:val="0"/>
+        </w:rPr>
+        <w:t xml:space="preserve">при некорректных действиях пользователя.</w:t>
+      </w:r>
+      <w:r>
+        <w:rPr>
+          <w:rtl w:val="0"/>
+          <w:lang w:val="ru-RU"/>
+        </w:rPr>
+        <w:t xml:space="preserve"> Если по каким-либо причинам работа программы невозможна, пользователь должен быть уведомлен, что привело к такому результату и какие действия он может принять для возобновления работы программы.</w:t>
       </w:r>
       <w:r/>
     </w:p>
     <w:p>
       <w:pPr>
-        <w:pStyle w:val="1204"/>
+        <w:pStyle w:val="1212"/>
         <w:numPr>
           <w:ilvl w:val="1"/>
           <w:numId w:val="2"/>
@@ -8388,7 +8713,7 @@
     </w:p>
     <w:p>
       <w:pPr>
-        <w:pStyle w:val="1204"/>
+        <w:pStyle w:val="1212"/>
         <w:numPr>
           <w:ilvl w:val="2"/>
           <w:numId w:val="2"/>
@@ -8433,11 +8758,18 @@
         </w:rPr>
         <w:t xml:space="preserve">Климатические условия эксплуатации, при которых должна обеспечиваться корректная работа программы, должны соответствовать требованиям, предъявляемым к техническим средствам, реализующим данный программный продукт</w:t>
       </w:r>
+      <w:r>
+        <w:rPr>
+          <w:rtl w:val="0"/>
+          <w:lang w:val="ru-RU"/>
+        </w:rPr>
+        <w:t xml:space="preserve">.</w:t>
+      </w:r>
       <w:r/>
     </w:p>
     <w:p>
       <w:pPr>
-        <w:pStyle w:val="1204"/>
+        <w:pStyle w:val="1212"/>
         <w:numPr>
           <w:ilvl w:val="2"/>
           <w:numId w:val="2"/>
@@ -8486,13 +8818,60 @@
         <w:rPr>
           <w:rtl w:val="0"/>
         </w:rPr>
-        <w:t xml:space="preserve">изводится эксплуатация программы, необходимо обеспечить регулярные проверки оборудования и ПО на наличие сбоев и неполадок, своевременное обновления ПО, а также обеспечить защиту персонального смартфона от воздействий вредоносного программного обеспечения.</w:t>
+        <w:t xml:space="preserve">изводится эксплуатация программы, необходимо обеспечить регулярные проверки оборудования и ПО</w:t>
+      </w:r>
+      <w:r>
+        <w:rPr>
+          <w:rtl w:val="0"/>
+        </w:rPr>
+        <w:t xml:space="preserve"> на наличие сбоев и неполадок, своевременное обновления ПО</w:t>
+      </w:r>
+      <w:r>
+        <w:rPr>
+          <w:rtl w:val="0"/>
+          <w:lang w:val="ru-RU"/>
+        </w:rPr>
+        <w:t xml:space="preserve"> (а именно </w:t>
+      </w:r>
+      <w:r>
+        <w:rPr>
+          <w:rtl w:val="0"/>
+          <w:lang w:val="ru-RU"/>
+        </w:rPr>
+        <w:t xml:space="preserve">операционную систему </w:t>
+      </w:r>
+      <w:r>
+        <w:rPr>
+          <w:rtl w:val="0"/>
+          <w:lang w:val="en-US"/>
+        </w:rPr>
+        <w:t xml:space="preserve">Android </w:t>
+      </w:r>
+      <w:r>
+        <w:rPr>
+          <w:rtl w:val="0"/>
+          <w:lang w:val="ru-RU"/>
+        </w:rPr>
+        <w:t xml:space="preserve">и ее составные компоненты, а также источник установки данного приложения)</w:t>
+      </w:r>
+      <w:r>
+        <w:rPr>
+          <w:rtl w:val="0"/>
+        </w:rPr>
+        <w:t xml:space="preserve">, а также обеспечить защиту персонального смартфона от воздействий вредоносного программного обеспечения.</w:t>
+      </w:r>
+      <w:r>
+        <w:rPr>
+          <w:rtl w:val="0"/>
+          <w:lang w:val="ru-RU"/>
+        </w:rPr>
+        <w:t xml:space="preserve"> Требуется обеспечить своевременное обновления данной программы.</w:t>
       </w:r>
       <w:r/>
     </w:p>
     <w:p>
       <w:pPr>
-        <w:pStyle w:val="1204"/>
+        <w:pStyle w:val="1212"/>
         <w:numPr>
           <w:ilvl w:val="2"/>
           <w:numId w:val="2"/>
@@ -8536,20 +8915,60 @@
       <w:r>
         <w:rPr>
           <w:rtl w:val="0"/>
-        </w:rPr>
-        <w:t xml:space="preserve">Для использования данным приложе</w:t>
+          <w:lang w:val="ru-RU"/>
+        </w:rPr>
+        <w:t xml:space="preserve">Программа проектировалось исходя из утверждения, что она будет использоваться</w:t>
       </w:r>
       <w:r>
         <w:rPr>
           <w:rtl w:val="0"/>
         </w:rPr>
-        <w:t xml:space="preserve">нием достаточно одного человека. Пользователь должен обладать навыками пользования смартфоном с операционной системой Android </w:t>
+        <w:t xml:space="preserve"> одн</w:t>
       </w:r>
       <w:r>
         <w:rPr>
           <w:rtl w:val="0"/>
           <w:lang w:val="ru-RU"/>
         </w:rPr>
+        <w:t xml:space="preserve">им</w:t>
+      </w:r>
+      <w:r>
+        <w:rPr>
+          <w:rtl w:val="0"/>
+        </w:rPr>
+        <w:t xml:space="preserve"> человек</w:t>
+      </w:r>
+      <w:r>
+        <w:rPr>
+          <w:rtl w:val="0"/>
+          <w:lang w:val="ru-RU"/>
+        </w:rPr>
+        <w:t xml:space="preserve">ом на личном устройстве</w:t>
+      </w:r>
+      <w:r>
+        <w:rPr>
+          <w:rtl w:val="0"/>
+        </w:rPr>
+        <w:t xml:space="preserve">. </w:t>
+      </w:r>
+      <w:r>
+        <w:rPr>
+          <w:rtl w:val="0"/>
+          <w:lang w:val="ru-RU"/>
+        </w:rPr>
+        <w:t xml:space="preserve">Иные сценарии использования не изучались и могут работать некорректно. </w:t>
+      </w:r>
+      <w:r>
+        <w:rPr>
+          <w:rtl w:val="0"/>
+        </w:rPr>
+        <w:t xml:space="preserve">Пользователь должен обладать навыками пользования смартфоном с операционной системой Android </w:t>
+      </w:r>
+      <w:r>
+        <w:rPr>
+          <w:rtl w:val="0"/>
+          <w:lang w:val="ru-RU"/>
+        </w:rPr>
         <w:t xml:space="preserve">10</w:t>
       </w:r>
       <w:r>
@@ -8571,7 +8990,7 @@
     </w:p>
     <w:p>
       <w:pPr>
-        <w:pStyle w:val="1204"/>
+        <w:pStyle w:val="1212"/>
         <w:numPr>
           <w:ilvl w:val="1"/>
           <w:numId w:val="2"/>
@@ -8919,7 +9338,7 @@
     </w:p>
     <w:p>
       <w:pPr>
-        <w:pStyle w:val="1204"/>
+        <w:pStyle w:val="1212"/>
         <w:numPr>
           <w:ilvl w:val="1"/>
           <w:numId w:val="2"/>
@@ -8950,7 +9369,7 @@
     </w:p>
     <w:p>
       <w:pPr>
-        <w:pStyle w:val="1204"/>
+        <w:pStyle w:val="1212"/>
         <w:numPr>
           <w:ilvl w:val="2"/>
           <w:numId w:val="2"/>
@@ -8999,7 +9418,7 @@
     </w:p>
     <w:p>
       <w:pPr>
-        <w:pStyle w:val="1204"/>
+        <w:pStyle w:val="1212"/>
         <w:numPr>
           <w:ilvl w:val="2"/>
           <w:numId w:val="2"/>
@@ -9055,7 +9474,14 @@
         <w:rPr>
           <w:rtl w:val="0"/>
         </w:rPr>
-        <w:t xml:space="preserve">.0 и выше.</w:t>
+        <w:t xml:space="preserve">.0 и выше</w:t>
+      </w:r>
+      <w:r>
+        <w:rPr>
+          <w:rtl w:val="0"/>
+          <w:lang w:val="ru-RU"/>
+        </w:rPr>
+        <w:t xml:space="preserve">, а также установлены последние доступные обновления безопасности.</w:t>
       </w:r>
       <w:r>
         <w:rPr>
@@ -9066,7 +9492,7 @@
     </w:p>
     <w:p>
       <w:pPr>
-        <w:pStyle w:val="1204"/>
+        <w:pStyle w:val="1212"/>
         <w:numPr>
           <w:ilvl w:val="2"/>
           <w:numId w:val="2"/>
@@ -9129,7 +9555,7 @@
     </w:p>
     <w:p>
       <w:pPr>
-        <w:pStyle w:val="1204"/>
+        <w:pStyle w:val="1212"/>
         <w:numPr>
           <w:ilvl w:val="2"/>
           <w:numId w:val="2"/>
@@ -9144,7 +9570,6 @@
       </w:pPr>
       <w:r/>
       <w:bookmarkStart w:id="113" w:name="_Toc54"/>
-      <w:r/>
       <w:r/>
       <w:bookmarkStart w:id="32" w:name="_7sqzjr88s0w1"/>
       <w:r/>
@@ -9185,7 +9610,7 @@
       </w:r>
       <w:r>
         <w:rPr>
-          <w:rtl w:val="0"/>
+          <w:highlight w:val="none"/>
         </w:rPr>
       </w:r>
       <w:r>
@@ -9196,7 +9621,7 @@
     </w:p>
     <w:p>
       <w:pPr>
-        <w:pStyle w:val="1165"/>
+        <w:pStyle w:val="1173"/>
         <w:numPr>
           <w:ilvl w:val="3"/>
           <w:numId w:val="2"/>
@@ -9228,7 +9653,7 @@
     </w:p>
     <w:p>
       <w:pPr>
-        <w:pStyle w:val="1165"/>
+        <w:pStyle w:val="1173"/>
         <w:numPr>
           <w:ilvl w:val="3"/>
           <w:numId w:val="2"/>
@@ -9254,7 +9679,6 @@
         </w:rPr>
         <w:t xml:space="preserve">идентификатору</w:t>
       </w:r>
-      <w:r/>
       <w:r>
         <w:rPr>
           <w:highlight w:val="none"/>
@@ -9272,7 +9696,7 @@
     </w:p>
     <w:p>
       <w:pPr>
-        <w:pStyle w:val="1165"/>
+        <w:pStyle w:val="1173"/>
         <w:numPr>
           <w:ilvl w:val="3"/>
           <w:numId w:val="2"/>
@@ -9302,7 +9726,7 @@
     </w:p>
     <w:p>
       <w:pPr>
-        <w:pStyle w:val="1204"/>
+        <w:pStyle w:val="1212"/>
         <w:numPr>
           <w:ilvl w:val="2"/>
           <w:numId w:val="2"/>
@@ -9336,7 +9760,6 @@
         <w:ind/>
         <w:rPr/>
       </w:pPr>
-      <w:r/>
       <w:r>
         <w:t xml:space="preserve">API должно соответствовать архитектурному стилю REST и документироваться в формате Open</w:t>
       </w:r>
@@ -9359,7 +9782,7 @@
       </w:r>
       <w:r>
         <w:rPr>
-          <w:rtl w:val="0"/>
+          <w:highlight w:val="none"/>
         </w:rPr>
       </w:r>
       <w:r>
@@ -9370,7 +9793,7 @@
     </w:p>
     <w:p>
       <w:pPr>
-        <w:pStyle w:val="1165"/>
+        <w:pStyle w:val="1173"/>
         <w:numPr>
           <w:ilvl w:val="3"/>
           <w:numId w:val="2"/>
@@ -9386,7 +9809,22 @@
         </w:rPr>
       </w:r>
       <w:r>
-        <w:t xml:space="preserve">Хранение и предоставление справочника препаратов (~25 000 записей)</w:t>
+        <w:t xml:space="preserve">Хранение и предоставление справочника препаратов (~</w:t>
+      </w:r>
+      <w:r>
+        <w:rPr>
+          <w:lang w:val="ru-RU"/>
+        </w:rPr>
+        <w:t xml:space="preserve">20</w:t>
+      </w:r>
+      <w:r>
+        <w:rPr>
+          <w:lang w:val="ru-RU"/>
+        </w:rPr>
+        <w:t xml:space="preserve"> </w:t>
+      </w:r>
+      <w:r>
+        <w:t xml:space="preserve">000 записей)</w:t>
       </w:r>
       <w:r>
         <w:rPr>
@@ -9397,7 +9835,7 @@
     </w:p>
     <w:p>
       <w:pPr>
-        <w:pStyle w:val="1165"/>
+        <w:pStyle w:val="1173"/>
         <w:numPr>
           <w:ilvl w:val="3"/>
           <w:numId w:val="2"/>
@@ -9422,7 +9860,7 @@
     </w:p>
     <w:p>
       <w:pPr>
-        <w:pStyle w:val="1165"/>
+        <w:pStyle w:val="1173"/>
         <w:numPr>
           <w:ilvl w:val="3"/>
           <w:numId w:val="2"/>
@@ -9447,7 +9885,7 @@
     </w:p>
     <w:p>
       <w:pPr>
-        <w:pStyle w:val="1165"/>
+        <w:pStyle w:val="1173"/>
         <w:numPr>
           <w:ilvl w:val="3"/>
           <w:numId w:val="2"/>
@@ -9472,7 +9910,7 @@
     </w:p>
     <w:p>
       <w:pPr>
-        <w:pStyle w:val="1204"/>
+        <w:pStyle w:val="1212"/>
         <w:numPr>
           <w:ilvl w:val="1"/>
           <w:numId w:val="2"/>
@@ -9522,13 +9960,46 @@
         <w:rPr>
           <w:rtl w:val="0"/>
         </w:rPr>
-        <w:t xml:space="preserve">виде электронного пакета, содержащего программную документацию, приложение (исполняемые файлы и прочие необходимые для работы файлы, в том числе файлы с исходным кодом) и презентацию проекта. Специальных требований к маркировке и упаковке не предъявляется.</w:t>
+        <w:t xml:space="preserve">виде электронного паке</w:t>
+      </w:r>
+      <w:r>
+        <w:rPr>
+          <w:rtl w:val="0"/>
+          <w:lang w:val="ru-RU"/>
+        </w:rPr>
+        <w:t xml:space="preserve">та</w:t>
+      </w:r>
+      <w:r>
+        <w:rPr>
+          <w:rtl w:val="0"/>
+        </w:rPr>
+        <w:t xml:space="preserve">, содержащего программную документацию, приложение (исполняемые файлы и прочие необходимые для работы файлы, в том числе файлы с исходным кодом) и </w:t>
+      </w:r>
+      <w:r>
+        <w:rPr>
+          <w:rtl w:val="0"/>
+          <w:lang w:val="ru-RU"/>
+        </w:rPr>
+        <w:t xml:space="preserve">описание</w:t>
+      </w:r>
+      <w:r>
+        <w:rPr>
+          <w:rtl w:val="0"/>
+          <w:lang w:val="ru-RU"/>
+        </w:rPr>
+        <w:t xml:space="preserve"> </w:t>
+      </w:r>
+      <w:r>
+        <w:rPr>
+          <w:rtl w:val="0"/>
+        </w:rPr>
+        <w:t xml:space="preserve">проекта. Специальных требований к маркировке и упаковке не предъявляется.</w:t>
       </w:r>
       <w:r/>
     </w:p>
     <w:p>
       <w:pPr>
-        <w:pStyle w:val="1204"/>
+        <w:pStyle w:val="1212"/>
         <w:numPr>
           <w:ilvl w:val="1"/>
           <w:numId w:val="2"/>
@@ -9598,7 +10069,7 @@
     </w:p>
     <w:p>
       <w:pPr>
-        <w:pStyle w:val="1203"/>
+        <w:pStyle w:val="1211"/>
         <w:numPr>
           <w:ilvl w:val="0"/>
           <w:numId w:val="2"/>
@@ -9629,7 +10100,7 @@
     </w:p>
     <w:p>
       <w:pPr>
-        <w:pStyle w:val="1204"/>
+        <w:pStyle w:val="1212"/>
         <w:numPr>
           <w:ilvl w:val="1"/>
           <w:numId w:val="2"/>
@@ -10236,7 +10707,7 @@
     </w:p>
     <w:p>
       <w:pPr>
-        <w:pStyle w:val="1204"/>
+        <w:pStyle w:val="1212"/>
         <w:numPr>
           <w:ilvl w:val="1"/>
           <w:numId w:val="2"/>
@@ -10361,162 +10832,20 @@
         </w:rPr>
       </w:r>
       <w:r/>
-    </w:p>
-    <w:p>
-      <w:pPr>
-        <w:keepNext w:val="false"/>
-        <w:keepLines w:val="false"/>
-        <w:pageBreakBefore w:val="false"/>
-        <w:widowControl w:val="true"/>
-        <w:numPr>
-          <w:ilvl w:val="0"/>
-          <w:numId w:val="6"/>
-        </w:numPr>
-        <w:pBdr>
-          <w:top w:val="none" w:color="000000" w:sz="0" w:space="0"/>
-          <w:left w:val="none" w:color="000000" w:sz="0" w:space="0"/>
-          <w:bottom w:val="none" w:color="000000" w:sz="0" w:space="0"/>
-          <w:right w:val="none" w:color="000000" w:sz="0" w:space="0"/>
-          <w:between w:val="none" w:color="000000" w:sz="0" w:space="0"/>
-        </w:pBdr>
-        <w:shd w:val="clear" w:color="auto" w:fill="auto"/>
-        <w:tabs>
-          <w:tab w:val="left" w:leader="none" w:pos="0"/>
-        </w:tabs>
-        <w:spacing w:after="0" w:before="0" w:line="240" w:lineRule="auto"/>
-        <w:ind w:right="0" w:hanging="360" w:left="927"/>
-        <w:jc w:val="both"/>
-        <w:rPr/>
-      </w:pPr>
+      <w:r>
+        <w:br w:type="page" w:clear="all"/>
+      </w:r>
       <w:r>
         <w:rPr>
           <w:rtl w:val="0"/>
         </w:rPr>
-        <w:t xml:space="preserve">Документация и программа сдается в электронном виде в формате .pdf или .docx</w:t>
-      </w:r>
-      <w:r>
-        <w:rPr>
-          <w:rtl w:val="0"/>
-        </w:rPr>
-      </w:r>
+      </w:r>
+      <w:r/>
       <w:r/>
     </w:p>
     <w:p>
       <w:pPr>
-        <w:keepNext w:val="false"/>
-        <w:keepLines w:val="false"/>
-        <w:pageBreakBefore w:val="false"/>
-        <w:widowControl w:val="true"/>
-        <w:numPr>
-          <w:ilvl w:val="0"/>
-          <w:numId w:val="6"/>
-        </w:numPr>
-        <w:pBdr>
-          <w:top w:val="none" w:color="000000" w:sz="0" w:space="0"/>
-          <w:left w:val="none" w:color="000000" w:sz="0" w:space="0"/>
-          <w:bottom w:val="none" w:color="000000" w:sz="0" w:space="0"/>
-          <w:right w:val="none" w:color="000000" w:sz="0" w:space="0"/>
-          <w:between w:val="none" w:color="000000" w:sz="0" w:space="0"/>
-        </w:pBdr>
-        <w:shd w:val="clear" w:color="auto" w:fill="auto"/>
-        <w:tabs>
-          <w:tab w:val="left" w:leader="none" w:pos="0"/>
-        </w:tabs>
-        <w:spacing w:after="0" w:before="0" w:line="240" w:lineRule="auto"/>
-        <w:ind w:right="0" w:hanging="360" w:left="927"/>
-        <w:jc w:val="both"/>
-        <w:rPr/>
-      </w:pPr>
-      <w:r>
-        <w:rPr>
-          <w:i w:val="0"/>
-          <w:iCs w:val="0"/>
-          <w:smallCaps w:val="0"/>
-          <w:strike w:val="0"/>
-          <w:color w:val="000000"/>
-          <w:sz w:val="24"/>
-          <w:szCs w:val="24"/>
-          <w:u w:val="none"/>
-          <w:shd w:val="clear" w:color="auto" w:fill="auto"/>
-          <w:vertAlign w:val="baseline"/>
-          <w:rtl w:val="0"/>
-        </w:rPr>
-        <w:t xml:space="preserve">Вся документация и программа также сдается в электронном виде в формате .pdf или .docx. в архиве формата .rar или .zip. </w:t>
-      </w:r>
-      <w:r/>
-    </w:p>
-    <w:p>
-      <w:pPr>
-        <w:keepNext w:val="false"/>
-        <w:keepLines w:val="false"/>
-        <w:pageBreakBefore w:val="false"/>
-        <w:widowControl w:val="true"/>
-        <w:numPr>
-          <w:ilvl w:val="0"/>
-          <w:numId w:val="6"/>
-        </w:numPr>
-        <w:pBdr>
-          <w:top w:val="none" w:color="000000" w:sz="0" w:space="0"/>
-          <w:left w:val="none" w:color="000000" w:sz="0" w:space="0"/>
-          <w:bottom w:val="none" w:color="000000" w:sz="0" w:space="0"/>
-          <w:right w:val="none" w:color="000000" w:sz="0" w:space="0"/>
-          <w:between w:val="none" w:color="000000" w:sz="0" w:space="0"/>
-        </w:pBdr>
-        <w:shd w:val="clear" w:color="auto" w:fill="auto"/>
-        <w:tabs>
-          <w:tab w:val="left" w:leader="none" w:pos="0"/>
-        </w:tabs>
-        <w:spacing w:after="0" w:before="0" w:line="240" w:lineRule="auto"/>
-        <w:ind w:right="0" w:hanging="360" w:left="927"/>
-        <w:jc w:val="both"/>
-        <w:rPr/>
-      </w:pPr>
-      <w:r/>
-      <w:bookmarkStart w:id="40" w:name="_4gave8nqn3ex"/>
-      <w:r/>
-      <w:bookmarkEnd w:id="40"/>
-      <w:r>
-        <w:rPr>
-          <w:rtl w:val="0"/>
-        </w:rPr>
-        <w:t xml:space="preserve">За две недели до защиты комиссии все материалы курсового проекта: - программная документация, -</w:t>
-      </w:r>
-      <w:r>
-        <w:rPr>
-          <w:rtl w:val="0"/>
-        </w:rPr>
-        <w:t xml:space="preserve"> программный проект, - исполняемый файл, - отзыв руководителя, - отчет системы Антиплагиат должны быть загружены одним или несколькими архивами в проект дисциплины «Курсовой проект» в личном кабинете в информационной образовательной среде SmartLMS НИУ ВШЭ.</w:t>
-      </w:r>
-      <w:r>
-        <w:rPr>
-          <w:rtl w:val="0"/>
-        </w:rPr>
-      </w:r>
-      <w:r/>
-    </w:p>
-    <w:p>
-      <w:pPr>
-        <w:pBdr/>
-        <w:tabs>
-          <w:tab w:val="left" w:leader="none" w:pos="0"/>
-        </w:tabs>
-        <w:spacing/>
-        <w:ind/>
-        <w:rPr/>
-      </w:pPr>
-      <w:r>
-        <w:br w:type="page" w:clear="all"/>
-      </w:r>
-      <w:r>
-        <w:rPr>
-          <w:rtl w:val="0"/>
-        </w:rPr>
-      </w:r>
-      <w:r/>
-    </w:p>
-    <w:p>
-      <w:pPr>
-        <w:pStyle w:val="1203"/>
+        <w:pStyle w:val="1211"/>
         <w:numPr>
           <w:ilvl w:val="0"/>
           <w:numId w:val="2"/>
@@ -10547,7 +10876,7 @@
     </w:p>
     <w:p>
       <w:pPr>
-        <w:pStyle w:val="1204"/>
+        <w:pStyle w:val="1212"/>
         <w:numPr>
           <w:ilvl w:val="1"/>
           <w:numId w:val="2"/>
@@ -10673,7 +11002,7 @@
     </w:p>
     <w:p>
       <w:pPr>
-        <w:pStyle w:val="1204"/>
+        <w:pStyle w:val="1212"/>
         <w:numPr>
           <w:ilvl w:val="1"/>
           <w:numId w:val="2"/>
@@ -10797,7 +11126,7 @@
     </w:p>
     <w:p>
       <w:pPr>
-        <w:pStyle w:val="1204"/>
+        <w:pStyle w:val="1212"/>
         <w:numPr>
           <w:ilvl w:val="1"/>
           <w:numId w:val="2"/>
@@ -10923,6 +11252,11 @@
           <w:highlight w:val="none"/>
         </w:rPr>
       </w:r>
+      <w:r>
+        <w:rPr>
+          <w:highlight w:val="none"/>
+        </w:rPr>
+      </w:r>
     </w:p>
     <w:p>
       <w:pPr>
@@ -10945,7 +11279,7 @@
     </w:p>
     <w:tbl>
       <w:tblPr>
-        <w:tblStyle w:val="1021"/>
+        <w:tblStyle w:val="1029"/>
         <w:tblW w:w="0" w:type="auto"/>
         <w:tblBorders/>
         <w:tblLook w:val="04A0" w:firstRow="1" w:lastRow="0" w:firstColumn="1" w:lastColumn="0" w:noHBand="0" w:noVBand="1"/>
@@ -12744,7 +13078,7 @@
     </w:p>
     <w:p>
       <w:pPr>
-        <w:pStyle w:val="1203"/>
+        <w:pStyle w:val="1211"/>
         <w:numPr>
           <w:ilvl w:val="0"/>
           <w:numId w:val="2"/>
@@ -12797,7 +13131,7 @@
     </w:p>
     <w:tbl>
       <w:tblPr>
-        <w:tblStyle w:val="1211"/>
+        <w:tblStyle w:val="1219"/>
         <w:tblW w:w="10204" w:type="dxa"/>
         <w:tblBorders>
           <w:top w:val="single" w:color="000000" w:sz="4" w:space="0"/>
@@ -15650,28 +15984,9 @@
             <w:r>
               <w:rPr>
                 <w:rtl w:val="0"/>
-                <w:lang w:val="ru-RU"/>
-              </w:rPr>
-              <w:t xml:space="preserve">15</w:t>
-            </w:r>
-            <w:r>
-              <w:rPr>
-                <w:rtl w:val="0"/>
-              </w:rPr>
-              <w:t xml:space="preserve">.0</w:t>
-            </w:r>
-            <w:r>
-              <w:rPr>
-                <w:rtl w:val="0"/>
-                <w:lang w:val="ru-RU"/>
-              </w:rPr>
-              <w:t xml:space="preserve">4</w:t>
-            </w:r>
-            <w:r>
-              <w:rPr>
-                <w:rtl w:val="0"/>
-              </w:rPr>
-              <w:t xml:space="preserve">.26</w:t>
+                <w:lang w:val="en-US"/>
+              </w:rPr>
+              <w:t xml:space="preserve">17.09.26</w:t>
             </w:r>
             <w:r/>
           </w:p>
@@ -16012,14 +16327,14 @@
               <w:rPr>
                 <w:rtl w:val="0"/>
               </w:rPr>
-              <w:t xml:space="preserve">.26–0</w:t>
+              <w:t xml:space="preserve">.26–</w:t>
             </w:r>
             <w:r>
               <w:rPr>
                 <w:rtl w:val="0"/>
-                <w:lang w:val="ru-RU"/>
-              </w:rPr>
-              <w:t xml:space="preserve">1</w:t>
+                <w:lang w:val="en-US"/>
+              </w:rPr>
+              <w:t xml:space="preserve">17</w:t>
             </w:r>
             <w:r>
               <w:rPr>
@@ -16030,9 +16345,9 @@
             <w:r>
               <w:rPr>
                 <w:rtl w:val="0"/>
-                <w:lang w:val="ru-RU"/>
-              </w:rPr>
-              <w:t xml:space="preserve">5</w:t>
+                <w:lang w:val="en-US"/>
+              </w:rPr>
+              <w:t xml:space="preserve">9</w:t>
             </w:r>
             <w:r>
               <w:rPr>
@@ -16325,14 +16640,14 @@
               <w:rPr>
                 <w:rtl w:val="0"/>
               </w:rPr>
-              <w:t xml:space="preserve">.26-0</w:t>
+              <w:t xml:space="preserve">.26-</w:t>
             </w:r>
             <w:r>
               <w:rPr>
                 <w:rtl w:val="0"/>
-                <w:lang w:val="ru-RU"/>
-              </w:rPr>
-              <w:t xml:space="preserve">1</w:t>
+                <w:lang w:val="en-US"/>
+              </w:rPr>
+              <w:t xml:space="preserve">30</w:t>
             </w:r>
             <w:r>
               <w:rPr>
@@ -16343,9 +16658,9 @@
             <w:r>
               <w:rPr>
                 <w:rtl w:val="0"/>
-                <w:lang w:val="ru-RU"/>
-              </w:rPr>
-              <w:t xml:space="preserve">5</w:t>
+                <w:lang w:val="en-US"/>
+              </w:rPr>
+              <w:t xml:space="preserve">9</w:t>
             </w:r>
             <w:r>
               <w:rPr>
@@ -16626,14 +16941,27 @@
               <w:rPr>
                 <w:rtl w:val="0"/>
               </w:rPr>
-              <w:t xml:space="preserve">.26 – 15.0</w:t>
+              <w:t xml:space="preserve">.26 – </w:t>
             </w:r>
             <w:r>
               <w:rPr>
                 <w:rtl w:val="0"/>
-                <w:lang w:val="ru-RU"/>
-              </w:rPr>
-              <w:t xml:space="preserve">5</w:t>
+                <w:lang w:val="en-US"/>
+              </w:rPr>
+              <w:t xml:space="preserve">30</w:t>
+            </w:r>
+            <w:r>
+              <w:rPr>
+                <w:rtl w:val="0"/>
+              </w:rPr>
+              <w:t xml:space="preserve">.0</w:t>
+            </w:r>
+            <w:r>
+              <w:rPr>
+                <w:rtl w:val="0"/>
+                <w:lang w:val="en-US"/>
+              </w:rPr>
+              <w:t xml:space="preserve">9</w:t>
             </w:r>
             <w:r>
               <w:rPr>
@@ -16789,9 +17117,9 @@
             <w:r>
               <w:rPr>
                 <w:rtl w:val="0"/>
-                <w:lang w:val="ru-RU"/>
-              </w:rPr>
-              <w:t xml:space="preserve">15</w:t>
+                <w:lang w:val="en-US"/>
+              </w:rPr>
+              <w:t xml:space="preserve">17</w:t>
             </w:r>
             <w:r>
               <w:rPr>
@@ -16802,9 +17130,9 @@
             <w:r>
               <w:rPr>
                 <w:rtl w:val="0"/>
-                <w:lang w:val="ru-RU"/>
-              </w:rPr>
-              <w:t xml:space="preserve">4</w:t>
+                <w:lang w:val="en-US"/>
+              </w:rPr>
+              <w:t xml:space="preserve">9</w:t>
             </w:r>
             <w:r>
               <w:rPr>
@@ -16960,15 +17288,22 @@
             <w:r>
               <w:rPr>
                 <w:rtl w:val="0"/>
-              </w:rPr>
-              <w:t xml:space="preserve">xx.0</w:t>
+                <w:lang w:val="en-US"/>
+              </w:rPr>
+              <w:t xml:space="preserve">18</w:t>
             </w:r>
             <w:r>
               <w:rPr>
                 <w:rtl w:val="0"/>
-                <w:lang w:val="ru-RU"/>
-              </w:rPr>
-              <w:t xml:space="preserve">5</w:t>
+              </w:rPr>
+              <w:t xml:space="preserve">.0</w:t>
+            </w:r>
+            <w:r>
+              <w:rPr>
+                <w:rtl w:val="0"/>
+                <w:lang w:val="en-US"/>
+              </w:rPr>
+              <w:t xml:space="preserve">9</w:t>
             </w:r>
             <w:r>
               <w:rPr>
@@ -17195,15 +17530,22 @@
             <w:r>
               <w:rPr>
                 <w:rtl w:val="0"/>
-              </w:rPr>
-              <w:t xml:space="preserve">xx.0</w:t>
+                <w:lang w:val="en-US"/>
+              </w:rPr>
+              <w:t xml:space="preserve">01</w:t>
             </w:r>
             <w:r>
               <w:rPr>
                 <w:rtl w:val="0"/>
-                <w:lang w:val="ru-RU"/>
-              </w:rPr>
-              <w:t xml:space="preserve">5</w:t>
+              </w:rPr>
+              <w:t xml:space="preserve">.</w:t>
+            </w:r>
+            <w:r>
+              <w:rPr>
+                <w:rtl w:val="0"/>
+                <w:lang w:val="en-US"/>
+              </w:rPr>
+              <w:t xml:space="preserve">10</w:t>
             </w:r>
             <w:r>
               <w:rPr>
@@ -17265,7 +17607,7 @@
     </w:p>
     <w:p>
       <w:pPr>
-        <w:pStyle w:val="1203"/>
+        <w:pStyle w:val="1211"/>
         <w:numPr>
           <w:ilvl w:val="0"/>
           <w:numId w:val="2"/>
@@ -17296,7 +17638,7 @@
     </w:p>
     <w:p>
       <w:pPr>
-        <w:pStyle w:val="1204"/>
+        <w:pStyle w:val="1212"/>
         <w:numPr>
           <w:ilvl w:val="1"/>
           <w:numId w:val="2"/>
@@ -17368,7 +17710,7 @@
     </w:p>
     <w:p>
       <w:pPr>
-        <w:pStyle w:val="1204"/>
+        <w:pStyle w:val="1212"/>
         <w:numPr>
           <w:ilvl w:val="1"/>
           <w:numId w:val="2"/>
@@ -17427,7 +17769,7 @@
     </w:p>
     <w:p>
       <w:pPr>
-        <w:pStyle w:val="1203"/>
+        <w:pStyle w:val="1211"/>
         <w:pBdr/>
         <w:tabs>
           <w:tab w:val="left" w:leader="none" w:pos="0"/>
@@ -17651,7 +17993,7 @@
     </w:p>
     <w:tbl>
       <w:tblPr>
-        <w:tblStyle w:val="1212"/>
+        <w:tblStyle w:val="1220"/>
         <w:tblW w:w="10200" w:type="dxa"/>
         <w:tblBorders>
           <w:top w:val="single" w:color="000000" w:sz="8" w:space="0"/>
@@ -19126,7 +19468,7 @@
     </w:tbl>
     <w:p>
       <w:pPr>
-        <w:pStyle w:val="1203"/>
+        <w:pStyle w:val="1211"/>
         <w:pBdr/>
         <w:tabs>
           <w:tab w:val="left" w:leader="none" w:pos="0"/>
@@ -20636,7 +20978,7 @@
     </w:p>
     <w:tbl>
       <w:tblPr>
-        <w:tblStyle w:val="1213"/>
+        <w:tblStyle w:val="1221"/>
         <w:tblInd w:w="108" w:type="dxa"/>
         <w:tblW w:w="10515" w:type="dxa"/>
         <w:tblBorders>
@@ -25837,7 +26179,7 @@
   </w:p>
   <w:tbl>
     <w:tblPr>
-      <w:tblStyle w:val="1214"/>
+      <w:tblStyle w:val="1222"/>
       <w:jc w:val="center"/>
       <w:tblW w:w="10185" w:type="dxa"/>
       <w:tblBorders>
@@ -29925,7 +30267,7 @@
     <w:lsdException w:name="Bibliography" w:uiPriority="37"/>
     <w:lsdException w:name="TOC Heading" w:uiPriority="39" w:qFormat="1"/>
   </w:latentStyles>
-  <w:style w:type="table" w:styleId="1020" w:default="1">
+  <w:style w:type="table" w:styleId="1028" w:default="1">
     <w:name w:val="Normal Table"/>
     <w:uiPriority w:val="99"/>
     <w:semiHidden/>
@@ -30118,9 +30460,9 @@
       </w:tcPr>
     </w:tblStylePr>
   </w:style>
-  <w:style w:type="table" w:styleId="1021">
+  <w:style w:type="table" w:styleId="1029">
     <w:name w:val="Table Grid"/>
-    <w:basedOn w:val="1020"/>
+    <w:basedOn w:val="1028"/>
     <w:uiPriority w:val="59"/>
     <w:pPr>
       <w:pBdr/>
@@ -30317,9 +30659,9 @@
       </w:tcPr>
     </w:tblStylePr>
   </w:style>
-  <w:style w:type="table" w:styleId="1022">
+  <w:style w:type="table" w:styleId="1030">
     <w:name w:val="Table Grid Light"/>
-    <w:basedOn w:val="1020"/>
+    <w:basedOn w:val="1028"/>
     <w:uiPriority w:val="59"/>
     <w:pPr>
       <w:pBdr/>
@@ -30516,9 +30858,9 @@
       </w:tcPr>
     </w:tblStylePr>
   </w:style>
-  <w:style w:type="table" w:styleId="1023">
+  <w:style w:type="table" w:styleId="1031">
     <w:name w:val="Plain Table 1"/>
-    <w:basedOn w:val="1020"/>
+    <w:basedOn w:val="1028"/>
     <w:uiPriority w:val="59"/>
     <w:pPr>
       <w:pBdr/>
@@ -30741,9 +31083,9 @@
       </w:tcPr>
     </w:tblStylePr>
   </w:style>
-  <w:style w:type="table" w:styleId="1024">
+  <w:style w:type="table" w:styleId="1032">
     <w:name w:val="Plain Table 2"/>
-    <w:basedOn w:val="1020"/>
+    <w:basedOn w:val="1028"/>
     <w:uiPriority w:val="59"/>
     <w:pPr>
       <w:pBdr/>
@@ -30974,9 +31316,9 @@
       </w:tcPr>
     </w:tblStylePr>
   </w:style>
-  <w:style w:type="table" w:styleId="1025">
+  <w:style w:type="table" w:styleId="1033">
     <w:name w:val="Plain Table 3"/>
-    <w:basedOn w:val="1020"/>
+    <w:basedOn w:val="1028"/>
     <w:uiPriority w:val="99"/>
     <w:pPr>
       <w:pBdr/>
@@ -31204,9 +31546,9 @@
       </w:tcPr>
     </w:tblStylePr>
   </w:style>
-  <w:style w:type="table" w:styleId="1026">
+  <w:style w:type="table" w:styleId="1034">
     <w:name w:val="Plain Table 4"/>
-    <w:basedOn w:val="1020"/>
+    <w:basedOn w:val="1028"/>
     <w:uiPriority w:val="99"/>
     <w:pPr>
       <w:pBdr/>
@@ -31420,9 +31762,9 @@
       </w:tcPr>
     </w:tblStylePr>
   </w:style>
-  <w:style w:type="table" w:styleId="1027">
+  <w:style w:type="table" w:styleId="1035">
     <w:name w:val="Plain Table 5"/>
-    <w:basedOn w:val="1020"/>
+    <w:basedOn w:val="1028"/>
     <w:uiPriority w:val="99"/>
     <w:pPr>
       <w:pBdr/>
@@ -31653,9 +31995,9 @@
       </w:tcPr>
     </w:tblStylePr>
   </w:style>
-  <w:style w:type="table" w:styleId="1028">
+  <w:style w:type="table" w:styleId="1036">
     <w:name w:val="Grid Table 1 Light"/>
-    <w:basedOn w:val="1020"/>
+    <w:basedOn w:val="1028"/>
     <w:uiPriority w:val="99"/>
     <w:pPr>
       <w:pBdr/>
@@ -31876,9 +32218,9 @@
       </w:tcPr>
     </w:tblStylePr>
   </w:style>
-  <w:style w:type="table" w:styleId="1029">
+  <w:style w:type="table" w:styleId="1037">
     <w:name w:val="Grid Table 1 Light - Accent 1"/>
-    <w:basedOn w:val="1020"/>
+    <w:basedOn w:val="1028"/>
     <w:uiPriority w:val="99"/>
     <w:pPr>
       <w:pBdr/>
@@ -32099,9 +32441,9 @@
       </w:tcPr>
     </w:tblStylePr>
   </w:style>
-  <w:style w:type="table" w:styleId="1030">
+  <w:style w:type="table" w:styleId="1038">
     <w:name w:val="Grid Table 1 Light - Accent 2"/>
-    <w:basedOn w:val="1020"/>
+    <w:basedOn w:val="1028"/>
     <w:uiPriority w:val="99"/>
     <w:pPr>
       <w:pBdr/>
@@ -32322,9 +32664,9 @@
       </w:tcPr>
     </w:tblStylePr>
   </w:style>
-  <w:style w:type="table" w:styleId="1031">
+  <w:style w:type="table" w:styleId="1039">
     <w:name w:val="Grid Table 1 Light - Accent 3"/>
-    <w:basedOn w:val="1020"/>
+    <w:basedOn w:val="1028"/>
     <w:uiPriority w:val="99"/>
     <w:pPr>
       <w:pBdr/>
@@ -32545,9 +32887,9 @@
       </w:tcPr>
     </w:tblStylePr>
   </w:style>
-  <w:style w:type="table" w:styleId="1032">
+  <w:style w:type="table" w:styleId="1040">
     <w:name w:val="Grid Table 1 Light - Accent 4"/>
-    <w:basedOn w:val="1020"/>
+    <w:basedOn w:val="1028"/>
     <w:uiPriority w:val="99"/>
     <w:pPr>
       <w:pBdr/>
@@ -32768,9 +33110,9 @@
       </w:tcPr>
     </w:tblStylePr>
   </w:style>
-  <w:style w:type="table" w:styleId="1033">
+  <w:style w:type="table" w:styleId="1041">
     <w:name w:val="Grid Table 1 Light - Accent 5"/>
-    <w:basedOn w:val="1020"/>
+    <w:basedOn w:val="1028"/>
     <w:uiPriority w:val="99"/>
     <w:pPr>
       <w:pBdr/>
@@ -32991,9 +33333,9 @@
       </w:tcPr>
     </w:tblStylePr>
   </w:style>
-  <w:style w:type="table" w:styleId="1034">
+  <w:style w:type="table" w:styleId="1042">
     <w:name w:val="Grid Table 1 Light - Accent 6"/>
-    <w:basedOn w:val="1020"/>
+    <w:basedOn w:val="1028"/>
     <w:uiPriority w:val="99"/>
     <w:pPr>
       <w:pBdr/>
@@ -33214,9 +33556,9 @@
       </w:tcPr>
     </w:tblStylePr>
   </w:style>
-  <w:style w:type="table" w:styleId="1035">
+  <w:style w:type="table" w:styleId="1043">
     <w:name w:val="Grid Table 2"/>
-    <w:basedOn w:val="1020"/>
+    <w:basedOn w:val="1028"/>
     <w:uiPriority w:val="99"/>
     <w:pPr>
       <w:pBdr/>
@@ -33446,9 +33788,9 @@
       </w:tcPr>
     </w:tblStylePr>
   </w:style>
-  <w:style w:type="table" w:styleId="1036">
+  <w:style w:type="table" w:styleId="1044">
     <w:name w:val="Grid Table 2 - Accent 1"/>
-    <w:basedOn w:val="1020"/>
+    <w:basedOn w:val="1028"/>
     <w:uiPriority w:val="99"/>
     <w:pPr>
       <w:pBdr/>
@@ -33678,9 +34020,9 @@
       </w:tcPr>
     </w:tblStylePr>
   </w:style>
-  <w:style w:type="table" w:styleId="1037">
+  <w:style w:type="table" w:styleId="1045">
     <w:name w:val="Grid Table 2 - Accent 2"/>
-    <w:basedOn w:val="1020"/>
+    <w:basedOn w:val="1028"/>
     <w:uiPriority w:val="99"/>
     <w:pPr>
       <w:pBdr/>
@@ -33910,9 +34252,9 @@
       </w:tcPr>
     </w:tblStylePr>
   </w:style>
-  <w:style w:type="table" w:styleId="1038">
+  <w:style w:type="table" w:styleId="1046">
     <w:name w:val="Grid Table 2 - Accent 3"/>
-    <w:basedOn w:val="1020"/>
+    <w:basedOn w:val="1028"/>
     <w:uiPriority w:val="99"/>
     <w:pPr>
       <w:pBdr/>
@@ -34142,9 +34484,9 @@
       </w:tcPr>
     </w:tblStylePr>
   </w:style>
-  <w:style w:type="table" w:styleId="1039">
+  <w:style w:type="table" w:styleId="1047">
     <w:name w:val="Grid Table 2 - Accent 4"/>
-    <w:basedOn w:val="1020"/>
+    <w:basedOn w:val="1028"/>
     <w:uiPriority w:val="99"/>
     <w:pPr>
       <w:pBdr/>
@@ -34374,9 +34716,9 @@
       </w:tcPr>
     </w:tblStylePr>
   </w:style>
-  <w:style w:type="table" w:styleId="1040">
+  <w:style w:type="table" w:styleId="1048">
     <w:name w:val="Grid Table 2 - Accent 5"/>
-    <w:basedOn w:val="1020"/>
+    <w:basedOn w:val="1028"/>
     <w:uiPriority w:val="99"/>
     <w:pPr>
       <w:pBdr/>
@@ -34606,9 +34948,9 @@
       </w:tcPr>
     </w:tblStylePr>
   </w:style>
-  <w:style w:type="table" w:styleId="1041">
+  <w:style w:type="table" w:styleId="1049">
     <w:name w:val="Grid Table 2 - Accent 6"/>
-    <w:basedOn w:val="1020"/>
+    <w:basedOn w:val="1028"/>
     <w:uiPriority w:val="99"/>
     <w:pPr>
       <w:pBdr/>
@@ -34838,9 +35180,9 @@
       </w:tcPr>
     </w:tblStylePr>
   </w:style>
-  <w:style w:type="table" w:styleId="1042">
+  <w:style w:type="table" w:styleId="1050">
     <w:name w:val="Grid Table 3"/>
-    <w:basedOn w:val="1020"/>
+    <w:basedOn w:val="1028"/>
     <w:uiPriority w:val="99"/>
     <w:pPr>
       <w:pBdr/>
@@ -35083,9 +35425,9 @@
       </w:tcPr>
     </w:tblStylePr>
   </w:style>
-  <w:style w:type="table" w:styleId="1043">
+  <w:style w:type="table" w:styleId="1051">
     <w:name w:val="Grid Table 3 - Accent 1"/>
-    <w:basedOn w:val="1020"/>
+    <w:basedOn w:val="1028"/>
     <w:uiPriority w:val="99"/>
     <w:pPr>
       <w:pBdr/>
@@ -35328,9 +35670,9 @@
       </w:tcPr>
     </w:tblStylePr>
   </w:style>
-  <w:style w:type="table" w:styleId="1044">
+  <w:style w:type="table" w:styleId="1052">
     <w:name w:val="Grid Table 3 - Accent 2"/>
-    <w:basedOn w:val="1020"/>
+    <w:basedOn w:val="1028"/>
     <w:uiPriority w:val="99"/>
     <w:pPr>
       <w:pBdr/>
@@ -35573,9 +35915,9 @@
       </w:tcPr>
     </w:tblStylePr>
   </w:style>
-  <w:style w:type="table" w:styleId="1045">
+  <w:style w:type="table" w:styleId="1053">
     <w:name w:val="Grid Table 3 - Accent 3"/>
-    <w:basedOn w:val="1020"/>
+    <w:basedOn w:val="1028"/>
     <w:uiPriority w:val="99"/>
     <w:pPr>
       <w:pBdr/>
@@ -35818,9 +36160,9 @@
       </w:tcPr>
     </w:tblStylePr>
   </w:style>
-  <w:style w:type="table" w:styleId="1046">
+  <w:style w:type="table" w:styleId="1054">
     <w:name w:val="Grid Table 3 - Accent 4"/>
-    <w:basedOn w:val="1020"/>
+    <w:basedOn w:val="1028"/>
     <w:uiPriority w:val="99"/>
     <w:pPr>
       <w:pBdr/>
@@ -36063,9 +36405,9 @@
       </w:tcPr>
     </w:tblStylePr>
   </w:style>
-  <w:style w:type="table" w:styleId="1047">
+  <w:style w:type="table" w:styleId="1055">
     <w:name w:val="Grid Table 3 - Accent 5"/>
-    <w:basedOn w:val="1020"/>
+    <w:basedOn w:val="1028"/>
     <w:uiPriority w:val="99"/>
     <w:pPr>
       <w:pBdr/>
@@ -36308,9 +36650,9 @@
       </w:tcPr>
     </w:tblStylePr>
   </w:style>
-  <w:style w:type="table" w:styleId="1048">
+  <w:style w:type="table" w:styleId="1056">
     <w:name w:val="Grid Table 3 - Accent 6"/>
-    <w:basedOn w:val="1020"/>
+    <w:basedOn w:val="1028"/>
     <w:uiPriority w:val="99"/>
     <w:pPr>
       <w:pBdr/>
@@ -36553,9 +36895,9 @@
       </w:tcPr>
     </w:tblStylePr>
   </w:style>
-  <w:style w:type="table" w:styleId="1049">
+  <w:style w:type="table" w:styleId="1057">
     <w:name w:val="Grid Table 4"/>
-    <w:basedOn w:val="1020"/>
+    <w:basedOn w:val="1028"/>
     <w:uiPriority w:val="59"/>
     <w:pPr>
       <w:pBdr/>
@@ -36786,9 +37128,9 @@
       </w:tcPr>
     </w:tblStylePr>
   </w:style>
-  <w:style w:type="table" w:styleId="1050">
+  <w:style w:type="table" w:styleId="1058">
     <w:name w:val="Grid Table 4 - Accent 1"/>
-    <w:basedOn w:val="1020"/>
+    <w:basedOn w:val="1028"/>
     <w:uiPriority w:val="59"/>
     <w:pPr>
       <w:pBdr/>
@@ -37019,9 +37361,9 @@
       </w:tcPr>
     </w:tblStylePr>
   </w:style>
-  <w:style w:type="table" w:styleId="1051">
+  <w:style w:type="table" w:styleId="1059">
     <w:name w:val="Grid Table 4 - Accent 2"/>
-    <w:basedOn w:val="1020"/>
+    <w:basedOn w:val="1028"/>
     <w:uiPriority w:val="59"/>
     <w:pPr>
       <w:pBdr/>
@@ -37252,9 +37594,9 @@
       </w:tcPr>
     </w:tblStylePr>
   </w:style>
-  <w:style w:type="table" w:styleId="1052">
+  <w:style w:type="table" w:styleId="1060">
     <w:name w:val="Grid Table 4 - Accent 3"/>
-    <w:basedOn w:val="1020"/>
+    <w:basedOn w:val="1028"/>
     <w:uiPriority w:val="59"/>
     <w:pPr>
       <w:pBdr/>
@@ -37485,9 +37827,9 @@
       </w:tcPr>
     </w:tblStylePr>
   </w:style>
-  <w:style w:type="table" w:styleId="1053">
+  <w:style w:type="table" w:styleId="1061">
     <w:name w:val="Grid Table 4 - Accent 4"/>
-    <w:basedOn w:val="1020"/>
+    <w:basedOn w:val="1028"/>
     <w:uiPriority w:val="59"/>
     <w:pPr>
       <w:pBdr/>
@@ -37718,9 +38060,9 @@
       </w:tcPr>
     </w:tblStylePr>
   </w:style>
-  <w:style w:type="table" w:styleId="1054">
+  <w:style w:type="table" w:styleId="1062">
     <w:name w:val="Grid Table 4 - Accent 5"/>
-    <w:basedOn w:val="1020"/>
+    <w:basedOn w:val="1028"/>
     <w:uiPriority w:val="59"/>
     <w:pPr>
       <w:pBdr/>
@@ -37951,9 +38293,9 @@
       </w:tcPr>
     </w:tblStylePr>
   </w:style>
-  <w:style w:type="table" w:styleId="1055">
+  <w:style w:type="table" w:styleId="1063">
     <w:name w:val="Grid Table 4 - Accent 6"/>
-    <w:basedOn w:val="1020"/>
+    <w:basedOn w:val="1028"/>
     <w:uiPriority w:val="59"/>
     <w:pPr>
       <w:pBdr/>
@@ -38184,9 +38526,9 @@
       </w:tcPr>
     </w:tblStylePr>
   </w:style>
-  <w:style w:type="table" w:styleId="1056">
+  <w:style w:type="table" w:styleId="1064">
     <w:name w:val="Grid Table 5 Dark"/>
-    <w:basedOn w:val="1020"/>
+    <w:basedOn w:val="1028"/>
     <w:uiPriority w:val="99"/>
     <w:pPr>
       <w:pBdr/>
@@ -38412,9 +38754,9 @@
       </w:tcPr>
     </w:tblStylePr>
   </w:style>
-  <w:style w:type="table" w:styleId="1057">
+  <w:style w:type="table" w:styleId="1065">
     <w:name w:val="Grid Table 5 Dark- Accent 1"/>
-    <w:basedOn w:val="1020"/>
+    <w:basedOn w:val="1028"/>
     <w:uiPriority w:val="99"/>
     <w:pPr>
       <w:pBdr/>
@@ -38640,9 +38982,9 @@
       </w:tcPr>
     </w:tblStylePr>
   </w:style>
-  <w:style w:type="table" w:styleId="1058">
+  <w:style w:type="table" w:styleId="1066">
     <w:name w:val="Grid Table 5 Dark - Accent 2"/>
-    <w:basedOn w:val="1020"/>
+    <w:basedOn w:val="1028"/>
     <w:uiPriority w:val="99"/>
     <w:pPr>
       <w:pBdr/>
@@ -38868,9 +39210,9 @@
       </w:tcPr>
     </w:tblStylePr>
   </w:style>
-  <w:style w:type="table" w:styleId="1059">
+  <w:style w:type="table" w:styleId="1067">
     <w:name w:val="Grid Table 5 Dark - Accent 3"/>
-    <w:basedOn w:val="1020"/>
+    <w:basedOn w:val="1028"/>
     <w:uiPriority w:val="99"/>
     <w:pPr>
       <w:pBdr/>
@@ -39096,9 +39438,9 @@
       </w:tcPr>
     </w:tblStylePr>
   </w:style>
-  <w:style w:type="table" w:styleId="1060">
+  <w:style w:type="table" w:styleId="1068">
     <w:name w:val="Grid Table 5 Dark- Accent 4"/>
-    <w:basedOn w:val="1020"/>
+    <w:basedOn w:val="1028"/>
     <w:uiPriority w:val="99"/>
     <w:pPr>
       <w:pBdr/>
@@ -39324,9 +39666,9 @@
       </w:tcPr>
     </w:tblStylePr>
   </w:style>
-  <w:style w:type="table" w:styleId="1061">
+  <w:style w:type="table" w:styleId="1069">
     <w:name w:val="Grid Table 5 Dark - Accent 5"/>
-    <w:basedOn w:val="1020"/>
+    <w:basedOn w:val="1028"/>
     <w:uiPriority w:val="99"/>
     <w:pPr>
       <w:pBdr/>
@@ -39552,9 +39894,9 @@
       </w:tcPr>
     </w:tblStylePr>
   </w:style>
-  <w:style w:type="table" w:styleId="1062">
+  <w:style w:type="table" w:styleId="1070">
     <w:name w:val="Grid Table 5 Dark - Accent 6"/>
-    <w:basedOn w:val="1020"/>
+    <w:basedOn w:val="1028"/>
     <w:uiPriority w:val="99"/>
     <w:pPr>
       <w:pBdr/>
@@ -39780,9 +40122,9 @@
       </w:tcPr>
     </w:tblStylePr>
   </w:style>
-  <w:style w:type="table" w:styleId="1063">
+  <w:style w:type="table" w:styleId="1071">
     <w:name w:val="Grid Table 6 Colorful"/>
-    <w:basedOn w:val="1020"/>
+    <w:basedOn w:val="1028"/>
     <w:uiPriority w:val="99"/>
     <w:pPr>
       <w:pBdr/>
@@ -40010,9 +40352,9 @@
       </w:tcPr>
     </w:tblStylePr>
   </w:style>
-  <w:style w:type="table" w:styleId="1064">
+  <w:style w:type="table" w:styleId="1072">
     <w:name w:val="Grid Table 6 Colorful - Accent 1"/>
-    <w:basedOn w:val="1020"/>
+    <w:basedOn w:val="1028"/>
     <w:uiPriority w:val="99"/>
     <w:pPr>
       <w:pBdr/>
@@ -40240,9 +40582,9 @@
       </w:tcPr>
     </w:tblStylePr>
   </w:style>
-  <w:style w:type="table" w:styleId="1065">
+  <w:style w:type="table" w:styleId="1073">
     <w:name w:val="Grid Table 6 Colorful - Accent 2"/>
-    <w:basedOn w:val="1020"/>
+    <w:basedOn w:val="1028"/>
     <w:uiPriority w:val="99"/>
     <w:pPr>
       <w:pBdr/>
@@ -40470,9 +40812,9 @@
       </w:tcPr>
     </w:tblStylePr>
   </w:style>
-  <w:style w:type="table" w:styleId="1066">
+  <w:style w:type="table" w:styleId="1074">
     <w:name w:val="Grid Table 6 Colorful - Accent 3"/>
-    <w:basedOn w:val="1020"/>
+    <w:basedOn w:val="1028"/>
     <w:uiPriority w:val="99"/>
     <w:pPr>
       <w:pBdr/>
@@ -40700,9 +41042,9 @@
       </w:tcPr>
     </w:tblStylePr>
   </w:style>
-  <w:style w:type="table" w:styleId="1067">
+  <w:style w:type="table" w:styleId="1075">
     <w:name w:val="Grid Table 6 Colorful - Accent 4"/>
-    <w:basedOn w:val="1020"/>
+    <w:basedOn w:val="1028"/>
     <w:uiPriority w:val="99"/>
     <w:pPr>
       <w:pBdr/>
@@ -40930,9 +41272,9 @@
       </w:tcPr>
     </w:tblStylePr>
   </w:style>
-  <w:style w:type="table" w:styleId="1068">
+  <w:style w:type="table" w:styleId="1076">
     <w:name w:val="Grid Table 6 Colorful - Accent 5"/>
-    <w:basedOn w:val="1020"/>
+    <w:basedOn w:val="1028"/>
     <w:uiPriority w:val="99"/>
     <w:pPr>
       <w:pBdr/>
@@ -41160,9 +41502,9 @@
       </w:tcPr>
     </w:tblStylePr>
   </w:style>
-  <w:style w:type="table" w:styleId="1069">
+  <w:style w:type="table" w:styleId="1077">
     <w:name w:val="Grid Table 6 Colorful - Accent 6"/>
-    <w:basedOn w:val="1020"/>
+    <w:basedOn w:val="1028"/>
     <w:uiPriority w:val="99"/>
     <w:pPr>
       <w:pBdr/>
@@ -41390,9 +41732,9 @@
       </w:tcPr>
     </w:tblStylePr>
   </w:style>
-  <w:style w:type="table" w:styleId="1070">
+  <w:style w:type="table" w:styleId="1078">
     <w:name w:val="Grid Table 7 Colorful"/>
-    <w:basedOn w:val="1020"/>
+    <w:basedOn w:val="1028"/>
     <w:uiPriority w:val="99"/>
     <w:pPr>
       <w:pBdr/>
@@ -41644,9 +41986,9 @@
       </w:tcPr>
     </w:tblStylePr>
   </w:style>
-  <w:style w:type="table" w:styleId="1071">
+  <w:style w:type="table" w:styleId="1079">
     <w:name w:val="Grid Table 7 Colorful - Accent 1"/>
-    <w:basedOn w:val="1020"/>
+    <w:basedOn w:val="1028"/>
     <w:uiPriority w:val="99"/>
     <w:pPr>
       <w:pBdr/>
@@ -41898,9 +42240,9 @@
       </w:tcPr>
     </w:tblStylePr>
   </w:style>
-  <w:style w:type="table" w:styleId="1072">
+  <w:style w:type="table" w:styleId="1080">
     <w:name w:val="Grid Table 7 Colorful - Accent 2"/>
-    <w:basedOn w:val="1020"/>
+    <w:basedOn w:val="1028"/>
     <w:uiPriority w:val="99"/>
     <w:pPr>
       <w:pBdr/>
@@ -42152,9 +42494,9 @@
       </w:tcPr>
     </w:tblStylePr>
   </w:style>
-  <w:style w:type="table" w:styleId="1073">
+  <w:style w:type="table" w:styleId="1081">
     <w:name w:val="Grid Table 7 Colorful - Accent 3"/>
-    <w:basedOn w:val="1020"/>
+    <w:basedOn w:val="1028"/>
     <w:uiPriority w:val="99"/>
     <w:pPr>
       <w:pBdr/>
@@ -42406,9 +42748,9 @@
       </w:tcPr>
     </w:tblStylePr>
   </w:style>
-  <w:style w:type="table" w:styleId="1074">
+  <w:style w:type="table" w:styleId="1082">
     <w:name w:val="Grid Table 7 Colorful - Accent 4"/>
-    <w:basedOn w:val="1020"/>
+    <w:basedOn w:val="1028"/>
     <w:uiPriority w:val="99"/>
     <w:pPr>
       <w:pBdr/>
@@ -42660,9 +43002,9 @@
       </w:tcPr>
     </w:tblStylePr>
   </w:style>
-  <w:style w:type="table" w:styleId="1075">
+  <w:style w:type="table" w:styleId="1083">
     <w:name w:val="Grid Table 7 Colorful - Accent 5"/>
-    <w:basedOn w:val="1020"/>
+    <w:basedOn w:val="1028"/>
     <w:uiPriority w:val="99"/>
     <w:pPr>
       <w:pBdr/>
@@ -42914,9 +43256,9 @@
       </w:tcPr>
     </w:tblStylePr>
   </w:style>
-  <w:style w:type="table" w:styleId="1076">
+  <w:style w:type="table" w:styleId="1084">
     <w:name w:val="Grid Table 7 Colorful - Accent 6"/>
-    <w:basedOn w:val="1020"/>
+    <w:basedOn w:val="1028"/>
     <w:uiPriority w:val="99"/>
     <w:pPr>
       <w:pBdr/>
@@ -43168,9 +43510,9 @@
       </w:tcPr>
     </w:tblStylePr>
   </w:style>
-  <w:style w:type="table" w:styleId="1077">
+  <w:style w:type="table" w:styleId="1085">
     <w:name w:val="List Table 1 Light"/>
-    <w:basedOn w:val="1020"/>
+    <w:basedOn w:val="1028"/>
     <w:uiPriority w:val="99"/>
     <w:pPr>
       <w:pBdr/>
@@ -43384,9 +43726,9 @@
       </w:tcPr>
     </w:tblStylePr>
   </w:style>
-  <w:style w:type="table" w:styleId="1078">
+  <w:style w:type="table" w:styleId="1086">
     <w:name w:val="List Table 1 Light - Accent 1"/>
-    <w:basedOn w:val="1020"/>
+    <w:basedOn w:val="1028"/>
     <w:uiPriority w:val="99"/>
     <w:pPr>
       <w:pBdr/>
@@ -43600,9 +43942,9 @@
       </w:tcPr>
     </w:tblStylePr>
   </w:style>
-  <w:style w:type="table" w:styleId="1079">
+  <w:style w:type="table" w:styleId="1087">
     <w:name w:val="List Table 1 Light - Accent 2"/>
-    <w:basedOn w:val="1020"/>
+    <w:basedOn w:val="1028"/>
     <w:uiPriority w:val="99"/>
     <w:pPr>
       <w:pBdr/>
@@ -43816,9 +44158,9 @@
       </w:tcPr>
     </w:tblStylePr>
   </w:style>
-  <w:style w:type="table" w:styleId="1080">
+  <w:style w:type="table" w:styleId="1088">
     <w:name w:val="List Table 1 Light - Accent 3"/>
-    <w:basedOn w:val="1020"/>
+    <w:basedOn w:val="1028"/>
     <w:uiPriority w:val="99"/>
     <w:pPr>
       <w:pBdr/>
@@ -44032,9 +44374,9 @@
       </w:tcPr>
     </w:tblStylePr>
   </w:style>
-  <w:style w:type="table" w:styleId="1081">
+  <w:style w:type="table" w:styleId="1089">
     <w:name w:val="List Table 1 Light - Accent 4"/>
-    <w:basedOn w:val="1020"/>
+    <w:basedOn w:val="1028"/>
     <w:uiPriority w:val="99"/>
     <w:pPr>
       <w:pBdr/>
@@ -44248,9 +44590,9 @@
       </w:tcPr>
     </w:tblStylePr>
   </w:style>
-  <w:style w:type="table" w:styleId="1082">
+  <w:style w:type="table" w:styleId="1090">
     <w:name w:val="List Table 1 Light - Accent 5"/>
-    <w:basedOn w:val="1020"/>
+    <w:basedOn w:val="1028"/>
     <w:uiPriority w:val="99"/>
     <w:pPr>
       <w:pBdr/>
@@ -44464,9 +44806,9 @@
       </w:tcPr>
     </w:tblStylePr>
   </w:style>
-  <w:style w:type="table" w:styleId="1083">
+  <w:style w:type="table" w:styleId="1091">
     <w:name w:val="List Table 1 Light - Accent 6"/>
-    <w:basedOn w:val="1020"/>
+    <w:basedOn w:val="1028"/>
     <w:uiPriority w:val="99"/>
     <w:pPr>
       <w:pBdr/>
@@ -44680,9 +45022,9 @@
       </w:tcPr>
     </w:tblStylePr>
   </w:style>
-  <w:style w:type="table" w:styleId="1084">
+  <w:style w:type="table" w:styleId="1092">
     <w:name w:val="List Table 2"/>
-    <w:basedOn w:val="1020"/>
+    <w:basedOn w:val="1028"/>
     <w:uiPriority w:val="99"/>
     <w:pPr>
       <w:pBdr/>
@@ -44918,9 +45260,9 @@
       </w:tcPr>
     </w:tblStylePr>
   </w:style>
-  <w:style w:type="table" w:styleId="1085">
+  <w:style w:type="table" w:styleId="1093">
     <w:name w:val="List Table 2 - Accent 1"/>
-    <w:basedOn w:val="1020"/>
+    <w:basedOn w:val="1028"/>
     <w:uiPriority w:val="99"/>
     <w:pPr>
       <w:pBdr/>
@@ -45156,9 +45498,9 @@
       </w:tcPr>
     </w:tblStylePr>
   </w:style>
-  <w:style w:type="table" w:styleId="1086">
+  <w:style w:type="table" w:styleId="1094">
     <w:name w:val="List Table 2 - Accent 2"/>
-    <w:basedOn w:val="1020"/>
+    <w:basedOn w:val="1028"/>
     <w:uiPriority w:val="99"/>
     <w:pPr>
       <w:pBdr/>
@@ -45394,9 +45736,9 @@
       </w:tcPr>
     </w:tblStylePr>
   </w:style>
-  <w:style w:type="table" w:styleId="1087">
+  <w:style w:type="table" w:styleId="1095">
     <w:name w:val="List Table 2 - Accent 3"/>
-    <w:basedOn w:val="1020"/>
+    <w:basedOn w:val="1028"/>
     <w:uiPriority w:val="99"/>
     <w:pPr>
       <w:pBdr/>
@@ -45632,9 +45974,9 @@
       </w:tcPr>
     </w:tblStylePr>
   </w:style>
-  <w:style w:type="table" w:styleId="1088">
+  <w:style w:type="table" w:styleId="1096">
     <w:name w:val="List Table 2 - Accent 4"/>
-    <w:basedOn w:val="1020"/>
+    <w:basedOn w:val="1028"/>
     <w:uiPriority w:val="99"/>
     <w:pPr>
       <w:pBdr/>
@@ -45870,9 +46212,9 @@
       </w:tcPr>
     </w:tblStylePr>
   </w:style>
-  <w:style w:type="table" w:styleId="1089">
+  <w:style w:type="table" w:styleId="1097">
     <w:name w:val="List Table 2 - Accent 5"/>
-    <w:basedOn w:val="1020"/>
+    <w:basedOn w:val="1028"/>
     <w:uiPriority w:val="99"/>
     <w:pPr>
       <w:pBdr/>
@@ -46108,9 +46450,9 @@
       </w:tcPr>
     </w:tblStylePr>
   </w:style>
-  <w:style w:type="table" w:styleId="1090">
+  <w:style w:type="table" w:styleId="1098">
     <w:name w:val="List Table 2 - Accent 6"/>
-    <w:basedOn w:val="1020"/>
+    <w:basedOn w:val="1028"/>
     <w:uiPriority w:val="99"/>
     <w:pPr>
       <w:pBdr/>
@@ -46346,9 +46688,9 @@
       </w:tcPr>
     </w:tblStylePr>
   </w:style>
-  <w:style w:type="table" w:styleId="1091">
+  <w:style w:type="table" w:styleId="1099">
     <w:name w:val="List Table 3"/>
-    <w:basedOn w:val="1020"/>
+    <w:basedOn w:val="1028"/>
     <w:uiPriority w:val="99"/>
     <w:pPr>
       <w:pBdr/>
@@ -46574,9 +46916,9 @@
       </w:tcPr>
     </w:tblStylePr>
   </w:style>
-  <w:style w:type="table" w:styleId="1092">
+  <w:style w:type="table" w:styleId="1100">
     <w:name w:val="List Table 3 - Accent 1"/>
-    <w:basedOn w:val="1020"/>
+    <w:basedOn w:val="1028"/>
     <w:uiPriority w:val="99"/>
     <w:pPr>
       <w:pBdr/>
@@ -46802,9 +47144,9 @@
       </w:tcPr>
     </w:tblStylePr>
   </w:style>
-  <w:style w:type="table" w:styleId="1093">
+  <w:style w:type="table" w:styleId="1101">
     <w:name w:val="List Table 3 - Accent 2"/>
-    <w:basedOn w:val="1020"/>
+    <w:basedOn w:val="1028"/>
     <w:uiPriority w:val="99"/>
     <w:pPr>
       <w:pBdr/>
@@ -47030,9 +47372,9 @@
       </w:tcPr>
     </w:tblStylePr>
   </w:style>
-  <w:style w:type="table" w:styleId="1094">
+  <w:style w:type="table" w:styleId="1102">
     <w:name w:val="List Table 3 - Accent 3"/>
-    <w:basedOn w:val="1020"/>
+    <w:basedOn w:val="1028"/>
     <w:uiPriority w:val="99"/>
     <w:pPr>
       <w:pBdr/>
@@ -47258,9 +47600,9 @@
       </w:tcPr>
     </w:tblStylePr>
   </w:style>
-  <w:style w:type="table" w:styleId="1095">
+  <w:style w:type="table" w:styleId="1103">
     <w:name w:val="List Table 3 - Accent 4"/>
-    <w:basedOn w:val="1020"/>
+    <w:basedOn w:val="1028"/>
     <w:uiPriority w:val="99"/>
     <w:pPr>
       <w:pBdr/>
@@ -47486,9 +47828,9 @@
       </w:tcPr>
     </w:tblStylePr>
   </w:style>
-  <w:style w:type="table" w:styleId="1096">
+  <w:style w:type="table" w:styleId="1104">
     <w:name w:val="List Table 3 - Accent 5"/>
-    <w:basedOn w:val="1020"/>
+    <w:basedOn w:val="1028"/>
     <w:uiPriority w:val="99"/>
     <w:pPr>
       <w:pBdr/>
@@ -47714,9 +48056,9 @@
       </w:tcPr>
     </w:tblStylePr>
   </w:style>
-  <w:style w:type="table" w:styleId="1097">
+  <w:style w:type="table" w:styleId="1105">
     <w:name w:val="List Table 3 - Accent 6"/>
-    <w:basedOn w:val="1020"/>
+    <w:basedOn w:val="1028"/>
     <w:uiPriority w:val="99"/>
     <w:pPr>
       <w:pBdr/>
@@ -47942,9 +48284,9 @@
       </w:tcPr>
     </w:tblStylePr>
   </w:style>
-  <w:style w:type="table" w:styleId="1098">
+  <w:style w:type="table" w:styleId="1106">
     <w:name w:val="List Table 4"/>
-    <w:basedOn w:val="1020"/>
+    <w:basedOn w:val="1028"/>
     <w:uiPriority w:val="99"/>
     <w:pPr>
       <w:pBdr/>
@@ -48167,9 +48509,9 @@
       </w:tcPr>
     </w:tblStylePr>
   </w:style>
-  <w:style w:type="table" w:styleId="1099">
+  <w:style w:type="table" w:styleId="1107">
     <w:name w:val="List Table 4 - Accent 1"/>
-    <w:basedOn w:val="1020"/>
+    <w:basedOn w:val="1028"/>
     <w:uiPriority w:val="99"/>
     <w:pPr>
       <w:pBdr/>
@@ -48392,9 +48734,9 @@
       </w:tcPr>
     </w:tblStylePr>
   </w:style>
-  <w:style w:type="table" w:styleId="1100">
+  <w:style w:type="table" w:styleId="1108">
     <w:name w:val="List Table 4 - Accent 2"/>
-    <w:basedOn w:val="1020"/>
+    <w:basedOn w:val="1028"/>
     <w:uiPriority w:val="99"/>
     <w:pPr>
       <w:pBdr/>
@@ -48617,9 +48959,9 @@
       </w:tcPr>
     </w:tblStylePr>
   </w:style>
-  <w:style w:type="table" w:styleId="1101">
+  <w:style w:type="table" w:styleId="1109">
     <w:name w:val="List Table 4 - Accent 3"/>
-    <w:basedOn w:val="1020"/>
+    <w:basedOn w:val="1028"/>
     <w:uiPriority w:val="99"/>
     <w:pPr>
       <w:pBdr/>
@@ -48842,9 +49184,9 @@
       </w:tcPr>
     </w:tblStylePr>
   </w:style>
-  <w:style w:type="table" w:styleId="1102">
+  <w:style w:type="table" w:styleId="1110">
     <w:name w:val="List Table 4 - Accent 4"/>
-    <w:basedOn w:val="1020"/>
+    <w:basedOn w:val="1028"/>
     <w:uiPriority w:val="99"/>
     <w:pPr>
       <w:pBdr/>
@@ -49067,9 +49409,9 @@
       </w:tcPr>
     </w:tblStylePr>
   </w:style>
-  <w:style w:type="table" w:styleId="1103">
+  <w:style w:type="table" w:styleId="1111">
     <w:name w:val="List Table 4 - Accent 5"/>
-    <w:basedOn w:val="1020"/>
+    <w:basedOn w:val="1028"/>
     <w:uiPriority w:val="99"/>
     <w:pPr>
       <w:pBdr/>
@@ -49292,9 +49634,9 @@
       </w:tcPr>
     </w:tblStylePr>
   </w:style>
-  <w:style w:type="table" w:styleId="1104">
+  <w:style w:type="table" w:styleId="1112">
     <w:name w:val="List Table 4 - Accent 6"/>
-    <w:basedOn w:val="1020"/>
+    <w:basedOn w:val="1028"/>
     <w:uiPriority w:val="99"/>
     <w:pPr>
       <w:pBdr/>
@@ -49517,9 +49859,9 @@
       </w:tcPr>
     </w:tblStylePr>
   </w:style>
-  <w:style w:type="table" w:styleId="1105">
+  <w:style w:type="table" w:styleId="1113">
     <w:name w:val="List Table 5 Dark"/>
-    <w:basedOn w:val="1020"/>
+    <w:basedOn w:val="1028"/>
     <w:uiPriority w:val="99"/>
     <w:pPr>
       <w:pBdr/>
@@ -49759,9 +50101,9 @@
       </w:tcPr>
     </w:tblStylePr>
   </w:style>
-  <w:style w:type="table" w:styleId="1106">
+  <w:style w:type="table" w:styleId="1114">
     <w:name w:val="List Table 5 Dark - Accent 1"/>
-    <w:basedOn w:val="1020"/>
+    <w:basedOn w:val="1028"/>
     <w:uiPriority w:val="99"/>
     <w:pPr>
       <w:pBdr/>
@@ -50001,9 +50343,9 @@
       </w:tcPr>
     </w:tblStylePr>
   </w:style>
-  <w:style w:type="table" w:styleId="1107">
+  <w:style w:type="table" w:styleId="1115">
     <w:name w:val="List Table 5 Dark - Accent 2"/>
-    <w:basedOn w:val="1020"/>
+    <w:basedOn w:val="1028"/>
     <w:uiPriority w:val="99"/>
     <w:pPr>
       <w:pBdr/>
@@ -50243,9 +50585,9 @@
       </w:tcPr>
     </w:tblStylePr>
   </w:style>
-  <w:style w:type="table" w:styleId="1108">
+  <w:style w:type="table" w:styleId="1116">
     <w:name w:val="List Table 5 Dark - Accent 3"/>
-    <w:basedOn w:val="1020"/>
+    <w:basedOn w:val="1028"/>
     <w:uiPriority w:val="99"/>
     <w:pPr>
       <w:pBdr/>
@@ -50485,9 +50827,9 @@
       </w:tcPr>
     </w:tblStylePr>
   </w:style>
-  <w:style w:type="table" w:styleId="1109">
+  <w:style w:type="table" w:styleId="1117">
     <w:name w:val="List Table 5 Dark - Accent 4"/>
-    <w:basedOn w:val="1020"/>
+    <w:basedOn w:val="1028"/>
     <w:uiPriority w:val="99"/>
     <w:pPr>
       <w:pBdr/>
@@ -50727,9 +51069,9 @@
       </w:tcPr>
     </w:tblStylePr>
   </w:style>
-  <w:style w:type="table" w:styleId="1110">
+  <w:style w:type="table" w:styleId="1118">
     <w:name w:val="List Table 5 Dark - Accent 5"/>
-    <w:basedOn w:val="1020"/>
+    <w:basedOn w:val="1028"/>
     <w:uiPriority w:val="99"/>
     <w:pPr>
       <w:pBdr/>
@@ -50969,9 +51311,9 @@
       </w:tcPr>
     </w:tblStylePr>
   </w:style>
-  <w:style w:type="table" w:styleId="1111">
+  <w:style w:type="table" w:styleId="1119">
     <w:name w:val="List Table 5 Dark - Accent 6"/>
-    <w:basedOn w:val="1020"/>
+    <w:basedOn w:val="1028"/>
     <w:uiPriority w:val="99"/>
     <w:pPr>
       <w:pBdr/>
@@ -51211,9 +51553,9 @@
       </w:tcPr>
     </w:tblStylePr>
   </w:style>
-  <w:style w:type="table" w:styleId="1112">
+  <w:style w:type="table" w:styleId="1120">
     <w:name w:val="List Table 6 Colorful"/>
-    <w:basedOn w:val="1020"/>
+    <w:basedOn w:val="1028"/>
     <w:uiPriority w:val="99"/>
     <w:pPr>
       <w:pBdr/>
@@ -51434,9 +51776,9 @@
       </w:tcPr>
     </w:tblStylePr>
   </w:style>
-  <w:style w:type="table" w:styleId="1113">
+  <w:style w:type="table" w:styleId="1121">
     <w:name w:val="List Table 6 Colorful - Accent 1"/>
-    <w:basedOn w:val="1020"/>
+    <w:basedOn w:val="1028"/>
     <w:uiPriority w:val="99"/>
     <w:pPr>
       <w:pBdr/>
@@ -51657,9 +51999,9 @@
       </w:tcPr>
     </w:tblStylePr>
   </w:style>
-  <w:style w:type="table" w:styleId="1114">
+  <w:style w:type="table" w:styleId="1122">
     <w:name w:val="List Table 6 Colorful - Accent 2"/>
-    <w:basedOn w:val="1020"/>
+    <w:basedOn w:val="1028"/>
     <w:uiPriority w:val="99"/>
     <w:pPr>
       <w:pBdr/>
@@ -51880,9 +52222,9 @@
       </w:tcPr>
     </w:tblStylePr>
   </w:style>
-  <w:style w:type="table" w:styleId="1115">
+  <w:style w:type="table" w:styleId="1123">
     <w:name w:val="List Table 6 Colorful - Accent 3"/>
-    <w:basedOn w:val="1020"/>
+    <w:basedOn w:val="1028"/>
     <w:uiPriority w:val="99"/>
     <w:pPr>
       <w:pBdr/>
@@ -52103,9 +52445,9 @@
       </w:tcPr>
     </w:tblStylePr>
   </w:style>
-  <w:style w:type="table" w:styleId="1116">
+  <w:style w:type="table" w:styleId="1124">
     <w:name w:val="List Table 6 Colorful - Accent 4"/>
-    <w:basedOn w:val="1020"/>
+    <w:basedOn w:val="1028"/>
     <w:uiPriority w:val="99"/>
     <w:pPr>
       <w:pBdr/>
@@ -52326,9 +52668,9 @@
       </w:tcPr>
     </w:tblStylePr>
   </w:style>
-  <w:style w:type="table" w:styleId="1117">
+  <w:style w:type="table" w:styleId="1125">
     <w:name w:val="List Table 6 Colorful - Accent 5"/>
-    <w:basedOn w:val="1020"/>
+    <w:basedOn w:val="1028"/>
     <w:uiPriority w:val="99"/>
     <w:pPr>
       <w:pBdr/>
@@ -52549,9 +52891,9 @@
       </w:tcPr>
     </w:tblStylePr>
   </w:style>
-  <w:style w:type="table" w:styleId="1118">
+  <w:style w:type="table" w:styleId="1126">
     <w:name w:val="List Table 6 Colorful - Accent 6"/>
-    <w:basedOn w:val="1020"/>
+    <w:basedOn w:val="1028"/>
     <w:uiPriority w:val="99"/>
     <w:pPr>
       <w:pBdr/>
@@ -52772,9 +53114,9 @@
       </w:tcPr>
     </w:tblStylePr>
   </w:style>
-  <w:style w:type="table" w:styleId="1119">
+  <w:style w:type="table" w:styleId="1127">
     <w:name w:val="List Table 7 Colorful"/>
-    <w:basedOn w:val="1020"/>
+    <w:basedOn w:val="1028"/>
     <w:uiPriority w:val="99"/>
     <w:pPr>
       <w:pBdr/>
@@ -53028,9 +53370,9 @@
       </w:tcPr>
     </w:tblStylePr>
   </w:style>
-  <w:style w:type="table" w:styleId="1120">
+  <w:style w:type="table" w:styleId="1128">
     <w:name w:val="List Table 7 Colorful - Accent 1"/>
-    <w:basedOn w:val="1020"/>
+    <w:basedOn w:val="1028"/>
     <w:uiPriority w:val="99"/>
     <w:pPr>
       <w:pBdr/>
@@ -53284,9 +53626,9 @@
       </w:tcPr>
     </w:tblStylePr>
   </w:style>
-  <w:style w:type="table" w:styleId="1121">
+  <w:style w:type="table" w:styleId="1129">
     <w:name w:val="List Table 7 Colorful - Accent 2"/>
-    <w:basedOn w:val="1020"/>
+    <w:basedOn w:val="1028"/>
     <w:uiPriority w:val="99"/>
     <w:pPr>
       <w:pBdr/>
@@ -53540,9 +53882,9 @@
       </w:tcPr>
     </w:tblStylePr>
   </w:style>
-  <w:style w:type="table" w:styleId="1122">
+  <w:style w:type="table" w:styleId="1130">
     <w:name w:val="List Table 7 Colorful - Accent 3"/>
-    <w:basedOn w:val="1020"/>
+    <w:basedOn w:val="1028"/>
     <w:uiPriority w:val="99"/>
     <w:pPr>
       <w:pBdr/>
@@ -53796,9 +54138,9 @@
       </w:tcPr>
     </w:tblStylePr>
   </w:style>
-  <w:style w:type="table" w:styleId="1123">
+  <w:style w:type="table" w:styleId="1131">
     <w:name w:val="List Table 7 Colorful - Accent 4"/>
-    <w:basedOn w:val="1020"/>
+    <w:basedOn w:val="1028"/>
     <w:uiPriority w:val="99"/>
     <w:pPr>
       <w:pBdr/>
@@ -54052,9 +54394,9 @@
       </w:tcPr>
     </w:tblStylePr>
   </w:style>
-  <w:style w:type="table" w:styleId="1124">
+  <w:style w:type="table" w:styleId="1132">
     <w:name w:val="List Table 7 Colorful - Accent 5"/>
-    <w:basedOn w:val="1020"/>
+    <w:basedOn w:val="1028"/>
     <w:uiPriority w:val="99"/>
     <w:pPr>
       <w:pBdr/>
@@ -54308,9 +54650,9 @@
       </w:tcPr>
     </w:tblStylePr>
   </w:style>
-  <w:style w:type="table" w:styleId="1125">
+  <w:style w:type="table" w:styleId="1133">
     <w:name w:val="List Table 7 Colorful - Accent 6"/>
-    <w:basedOn w:val="1020"/>
+    <w:basedOn w:val="1028"/>
     <w:uiPriority w:val="99"/>
     <w:pPr>
       <w:pBdr/>
@@ -54564,9 +54906,9 @@
       </w:tcPr>
     </w:tblStylePr>
   </w:style>
-  <w:style w:type="table" w:styleId="1126">
+  <w:style w:type="table" w:styleId="1134">
     <w:name w:val="Lined - Accent"/>
-    <w:basedOn w:val="1020"/>
+    <w:basedOn w:val="1028"/>
     <w:uiPriority w:val="99"/>
     <w:pPr>
       <w:pBdr/>
@@ -54801,9 +55143,9 @@
       </w:tcPr>
     </w:tblStylePr>
   </w:style>
-  <w:style w:type="table" w:styleId="1127">
+  <w:style w:type="table" w:styleId="1135">
     <w:name w:val="Lined - Accent 1"/>
-    <w:basedOn w:val="1020"/>
+    <w:basedOn w:val="1028"/>
     <w:uiPriority w:val="99"/>
     <w:pPr>
       <w:pBdr/>
@@ -55038,9 +55380,9 @@
       </w:tcPr>
     </w:tblStylePr>
   </w:style>
-  <w:style w:type="table" w:styleId="1128">
+  <w:style w:type="table" w:styleId="1136">
     <w:name w:val="Lined - Accent 2"/>
-    <w:basedOn w:val="1020"/>
+    <w:basedOn w:val="1028"/>
     <w:uiPriority w:val="99"/>
     <w:pPr>
       <w:pBdr/>
@@ -55275,9 +55617,9 @@
       </w:tcPr>
     </w:tblStylePr>
   </w:style>
-  <w:style w:type="table" w:styleId="1129">
+  <w:style w:type="table" w:styleId="1137">
     <w:name w:val="Lined - Accent 3"/>
-    <w:basedOn w:val="1020"/>
+    <w:basedOn w:val="1028"/>
     <w:uiPriority w:val="99"/>
     <w:pPr>
       <w:pBdr/>
@@ -55512,9 +55854,9 @@
       </w:tcPr>
     </w:tblStylePr>
   </w:style>
-  <w:style w:type="table" w:styleId="1130">
+  <w:style w:type="table" w:styleId="1138">
     <w:name w:val="Lined - Accent 4"/>
-    <w:basedOn w:val="1020"/>
+    <w:basedOn w:val="1028"/>
     <w:uiPriority w:val="99"/>
     <w:pPr>
       <w:pBdr/>
@@ -55749,9 +56091,9 @@
       </w:tcPr>
     </w:tblStylePr>
   </w:style>
-  <w:style w:type="table" w:styleId="1131">
+  <w:style w:type="table" w:styleId="1139">
     <w:name w:val="Lined - Accent 5"/>
-    <w:basedOn w:val="1020"/>
+    <w:basedOn w:val="1028"/>
     <w:uiPriority w:val="99"/>
     <w:pPr>
       <w:pBdr/>
@@ -55986,9 +56328,9 @@
       </w:tcPr>
     </w:tblStylePr>
   </w:style>
-  <w:style w:type="table" w:styleId="1132">
+  <w:style w:type="table" w:styleId="1140">
     <w:name w:val="Lined - Accent 6"/>
-    <w:basedOn w:val="1020"/>
+    <w:basedOn w:val="1028"/>
     <w:uiPriority w:val="99"/>
     <w:pPr>
       <w:pBdr/>
@@ -56223,9 +56565,9 @@
       </w:tcPr>
     </w:tblStylePr>
   </w:style>
-  <w:style w:type="table" w:styleId="1133">
+  <w:style w:type="table" w:styleId="1141">
     <w:name w:val="Bordered &amp; Lined - Accent"/>
-    <w:basedOn w:val="1020"/>
+    <w:basedOn w:val="1028"/>
     <w:uiPriority w:val="99"/>
     <w:pPr>
       <w:pBdr/>
@@ -56467,9 +56809,9 @@
       </w:tcPr>
     </w:tblStylePr>
   </w:style>
-  <w:style w:type="table" w:styleId="1134">
+  <w:style w:type="table" w:styleId="1142">
     <w:name w:val="Bordered &amp; Lined - Accent 1"/>
-    <w:basedOn w:val="1020"/>
+    <w:basedOn w:val="1028"/>
     <w:uiPriority w:val="99"/>
     <w:pPr>
       <w:pBdr/>
@@ -56711,9 +57053,9 @@
       </w:tcPr>
     </w:tblStylePr>
   </w:style>
-  <w:style w:type="table" w:styleId="1135">
+  <w:style w:type="table" w:styleId="1143">
     <w:name w:val="Bordered &amp; Lined - Accent 2"/>
-    <w:basedOn w:val="1020"/>
+    <w:basedOn w:val="1028"/>
     <w:uiPriority w:val="99"/>
     <w:pPr>
       <w:pBdr/>
@@ -56955,9 +57297,9 @@
       </w:tcPr>
     </w:tblStylePr>
   </w:style>
-  <w:style w:type="table" w:styleId="1136">
+  <w:style w:type="table" w:styleId="1144">
     <w:name w:val="Bordered &amp; Lined - Accent 3"/>
-    <w:basedOn w:val="1020"/>
+    <w:basedOn w:val="1028"/>
     <w:uiPriority w:val="99"/>
     <w:pPr>
       <w:pBdr/>
@@ -57199,9 +57541,9 @@
       </w:tcPr>
     </w:tblStylePr>
   </w:style>
-  <w:style w:type="table" w:styleId="1137">
+  <w:style w:type="table" w:styleId="1145">
     <w:name w:val="Bordered &amp; Lined - Accent 4"/>
-    <w:basedOn w:val="1020"/>
+    <w:basedOn w:val="1028"/>
     <w:uiPriority w:val="99"/>
     <w:pPr>
       <w:pBdr/>
@@ -57443,9 +57785,9 @@
       </w:tcPr>
     </w:tblStylePr>
   </w:style>
-  <w:style w:type="table" w:styleId="1138">
+  <w:style w:type="table" w:styleId="1146">
     <w:name w:val="Bordered &amp; Lined - Accent 5"/>
-    <w:basedOn w:val="1020"/>
+    <w:basedOn w:val="1028"/>
     <w:uiPriority w:val="99"/>
     <w:pPr>
       <w:pBdr/>
@@ -57687,9 +58029,9 @@
       </w:tcPr>
     </w:tblStylePr>
   </w:style>
-  <w:style w:type="table" w:styleId="1139">
+  <w:style w:type="table" w:styleId="1147">
     <w:name w:val="Bordered &amp; Lined - Accent 6"/>
-    <w:basedOn w:val="1020"/>
+    <w:basedOn w:val="1028"/>
     <w:uiPriority w:val="99"/>
     <w:pPr>
       <w:pBdr/>
@@ -57931,9 +58273,9 @@
       </w:tcPr>
     </w:tblStylePr>
   </w:style>
-  <w:style w:type="table" w:styleId="1140">
+  <w:style w:type="table" w:styleId="1148">
     <w:name w:val="Bordered"/>
-    <w:basedOn w:val="1020"/>
+    <w:basedOn w:val="1028"/>
     <w:uiPriority w:val="99"/>
     <w:pPr>
       <w:pBdr/>
@@ -58162,9 +58504,9 @@
       </w:tcPr>
     </w:tblStylePr>
   </w:style>
-  <w:style w:type="table" w:styleId="1141">
+  <w:style w:type="table" w:styleId="1149">
     <w:name w:val="Bordered - Accent 1"/>
-    <w:basedOn w:val="1020"/>
+    <w:basedOn w:val="1028"/>
     <w:uiPriority w:val="99"/>
     <w:pPr>
       <w:pBdr/>
@@ -58393,9 +58735,9 @@
       </w:tcPr>
     </w:tblStylePr>
   </w:style>
-  <w:style w:type="table" w:styleId="1142">
+  <w:style w:type="table" w:styleId="1150">
     <w:name w:val="Bordered - Accent 2"/>
-    <w:basedOn w:val="1020"/>
+    <w:basedOn w:val="1028"/>
     <w:uiPriority w:val="99"/>
     <w:pPr>
       <w:pBdr/>
@@ -58624,9 +58966,9 @@
       </w:tcPr>
     </w:tblStylePr>
   </w:style>
-  <w:style w:type="table" w:styleId="1143">
+  <w:style w:type="table" w:styleId="1151">
     <w:name w:val="Bordered - Accent 3"/>
-    <w:basedOn w:val="1020"/>
+    <w:basedOn w:val="1028"/>
     <w:uiPriority w:val="99"/>
     <w:pPr>
       <w:pBdr/>
@@ -58855,9 +59197,9 @@
       </w:tcPr>
     </w:tblStylePr>
   </w:style>
-  <w:style w:type="table" w:styleId="1144">
+  <w:style w:type="table" w:styleId="1152">
     <w:name w:val="Bordered - Accent 4"/>
-    <w:basedOn w:val="1020"/>
+    <w:basedOn w:val="1028"/>
     <w:uiPriority w:val="99"/>
     <w:pPr>
       <w:pBdr/>
@@ -59086,9 +59428,9 @@
       </w:tcPr>
     </w:tblStylePr>
   </w:style>
-  <w:style w:type="table" w:styleId="1145">
+  <w:style w:type="table" w:styleId="1153">
     <w:name w:val="Bordered - Accent 5"/>
-    <w:basedOn w:val="1020"/>
+    <w:basedOn w:val="1028"/>
     <w:uiPriority w:val="99"/>
     <w:pPr>
       <w:pBdr/>
@@ -59317,9 +59659,9 @@
       </w:tcPr>
     </w:tblStylePr>
   </w:style>
-  <w:style w:type="table" w:styleId="1146">
+  <w:style w:type="table" w:styleId="1154">
     <w:name w:val="Bordered - Accent 6"/>
-    <w:basedOn w:val="1020"/>
+    <w:basedOn w:val="1028"/>
     <w:uiPriority w:val="99"/>
     <w:pPr>
       <w:pBdr/>
@@ -59548,11 +59890,11 @@
       </w:tcPr>
     </w:tblStylePr>
   </w:style>
-  <w:style w:type="paragraph" w:styleId="1147">
+  <w:style w:type="paragraph" w:styleId="1155">
     <w:name w:val="Heading 7"/>
-    <w:basedOn w:val="1202"/>
-    <w:next w:val="1202"/>
-    <w:link w:val="1158"/>
+    <w:basedOn w:val="1210"/>
+    <w:next w:val="1210"/>
+    <w:link w:val="1166"/>
     <w:uiPriority w:val="9"/>
     <w:unhideWhenUsed/>
     <w:qFormat/>
@@ -59569,11 +59911,11 @@
       <w:color w:val="595959" w:themeColor="text1" w:themeTint="A6"/>
     </w:rPr>
   </w:style>
-  <w:style w:type="paragraph" w:styleId="1148">
+  <w:style w:type="paragraph" w:styleId="1156">
     <w:name w:val="Heading 8"/>
-    <w:basedOn w:val="1202"/>
-    <w:next w:val="1202"/>
-    <w:link w:val="1159"/>
+    <w:basedOn w:val="1210"/>
+    <w:next w:val="1210"/>
+    <w:link w:val="1167"/>
     <w:uiPriority w:val="9"/>
     <w:unhideWhenUsed/>
     <w:qFormat/>
@@ -59592,11 +59934,11 @@
       <w:color w:val="272727" w:themeColor="text1" w:themeTint="D8"/>
     </w:rPr>
   </w:style>
-  <w:style w:type="paragraph" w:styleId="1149">
+  <w:style w:type="paragraph" w:styleId="1157">
     <w:name w:val="Heading 9"/>
-    <w:basedOn w:val="1202"/>
-    <w:next w:val="1202"/>
-    <w:link w:val="1160"/>
+    <w:basedOn w:val="1210"/>
+    <w:next w:val="1210"/>
+    <w:link w:val="1168"/>
     <w:uiPriority w:val="9"/>
     <w:unhideWhenUsed/>
     <w:qFormat/>
@@ -59615,7 +59957,7 @@
       <w:color w:val="272727" w:themeColor="text1" w:themeTint="D8"/>
     </w:rPr>
   </w:style>
-  <w:style w:type="character" w:styleId="1150" w:default="1">
+  <w:style w:type="character" w:styleId="1158" w:default="1">
     <w:name w:val="Default Paragraph Font"/>
     <w:uiPriority w:val="1"/>
     <w:semiHidden/>
@@ -59626,7 +59968,7 @@
       <w:ind/>
     </w:pPr>
   </w:style>
-  <w:style w:type="numbering" w:styleId="1151" w:default="1">
+  <w:style w:type="numbering" w:styleId="1159" w:default="1">
     <w:name w:val="No List"/>
     <w:uiPriority w:val="99"/>
     <w:semiHidden/>
@@ -59637,10 +59979,10 @@
       <w:ind/>
     </w:pPr>
   </w:style>
-  <w:style w:type="character" w:styleId="1152">
+  <w:style w:type="character" w:styleId="1160">
     <w:name w:val="Heading 1 Char"/>
-    <w:basedOn w:val="1150"/>
-    <w:link w:val="1203"/>
+    <w:basedOn w:val="1158"/>
+    <w:link w:val="1211"/>
     <w:uiPriority w:val="9"/>
     <w:pPr>
       <w:pBdr/>
@@ -59654,10 +59996,10 @@
       <w:szCs w:val="40"/>
     </w:rPr>
   </w:style>
-  <w:style w:type="character" w:styleId="1153">
+  <w:style w:type="character" w:styleId="1161">
     <w:name w:val="Heading 2 Char"/>
-    <w:basedOn w:val="1150"/>
-    <w:link w:val="1204"/>
+    <w:basedOn w:val="1158"/>
+    <w:link w:val="1212"/>
     <w:uiPriority w:val="9"/>
     <w:pPr>
       <w:pBdr/>
@@ -59671,10 +60013,10 @@
       <w:szCs w:val="32"/>
     </w:rPr>
   </w:style>
-  <w:style w:type="character" w:styleId="1154">
+  <w:style w:type="character" w:styleId="1162">
     <w:name w:val="Heading 3 Char"/>
-    <w:basedOn w:val="1150"/>
-    <w:link w:val="1205"/>
+    <w:basedOn w:val="1158"/>
+    <w:link w:val="1213"/>
     <w:uiPriority w:val="9"/>
     <w:pPr>
       <w:pBdr/>
@@ -59688,10 +60030,10 @@
       <w:szCs w:val="28"/>
     </w:rPr>
   </w:style>
-  <w:style w:type="character" w:styleId="1155">
+  <w:style w:type="character" w:styleId="1163">
     <w:name w:val="Heading 4 Char"/>
-    <w:basedOn w:val="1150"/>
-    <w:link w:val="1206"/>
+    <w:basedOn w:val="1158"/>
+    <w:link w:val="1214"/>
     <w:uiPriority w:val="9"/>
     <w:pPr>
       <w:pBdr/>
@@ -59705,10 +60047,10 @@
       <w:color w:val="0f4761" w:themeColor="accent1" w:themeShade="BF"/>
     </w:rPr>
   </w:style>
-  <w:style w:type="character" w:styleId="1156">
+  <w:style w:type="character" w:styleId="1164">
     <w:name w:val="Heading 5 Char"/>
-    <w:basedOn w:val="1150"/>
-    <w:link w:val="1207"/>
+    <w:basedOn w:val="1158"/>
+    <w:link w:val="1215"/>
     <w:uiPriority w:val="9"/>
     <w:pPr>
       <w:pBdr/>
@@ -59720,10 +60062,10 @@
       <w:color w:val="0f4761" w:themeColor="accent1" w:themeShade="BF"/>
     </w:rPr>
   </w:style>
-  <w:style w:type="character" w:styleId="1157">
+  <w:style w:type="character" w:styleId="1165">
     <w:name w:val="Heading 6 Char"/>
-    <w:basedOn w:val="1150"/>
-    <w:link w:val="1208"/>
+    <w:basedOn w:val="1158"/>
+    <w:link w:val="1216"/>
     <w:uiPriority w:val="9"/>
     <w:pPr>
       <w:pBdr/>
@@ -59737,10 +60079,10 @@
       <w:color w:val="595959" w:themeColor="text1" w:themeTint="A6"/>
     </w:rPr>
   </w:style>
-  <w:style w:type="character" w:styleId="1158">
+  <w:style w:type="character" w:styleId="1166">
     <w:name w:val="Heading 7 Char"/>
-    <w:basedOn w:val="1150"/>
-    <w:link w:val="1147"/>
+    <w:basedOn w:val="1158"/>
+    <w:link w:val="1155"/>
     <w:uiPriority w:val="9"/>
     <w:pPr>
       <w:pBdr/>
@@ -59752,10 +60094,10 @@
       <w:color w:val="595959" w:themeColor="text1" w:themeTint="A6"/>
     </w:rPr>
   </w:style>
-  <w:style w:type="character" w:styleId="1159">
+  <w:style w:type="character" w:styleId="1167">
     <w:name w:val="Heading 8 Char"/>
-    <w:basedOn w:val="1150"/>
-    <w:link w:val="1148"/>
+    <w:basedOn w:val="1158"/>
+    <w:link w:val="1156"/>
     <w:uiPriority w:val="9"/>
     <w:pPr>
       <w:pBdr/>
@@ -59769,10 +60111,10 @@
       <w:color w:val="272727" w:themeColor="text1" w:themeTint="D8"/>
     </w:rPr>
   </w:style>
-  <w:style w:type="character" w:styleId="1160">
+  <w:style w:type="character" w:styleId="1168">
     <w:name w:val="Heading 9 Char"/>
-    <w:basedOn w:val="1150"/>
-    <w:link w:val="1149"/>
+    <w:basedOn w:val="1158"/>
+    <w:link w:val="1157"/>
     <w:uiPriority w:val="9"/>
     <w:pPr>
       <w:pBdr/>
@@ -59786,10 +60128,10 @@
       <w:color w:val="272727" w:themeColor="text1" w:themeTint="D8"/>
     </w:rPr>
   </w:style>
-  <w:style w:type="character" w:styleId="1161">
+  <w:style w:type="character" w:styleId="1169">
     <w:name w:val="Title Char"/>
-    <w:basedOn w:val="1150"/>
-    <w:link w:val="1209"/>
+    <w:basedOn w:val="1158"/>
+    <w:link w:val="1217"/>
     <w:uiPriority w:val="10"/>
     <w:pPr>
       <w:pBdr/>
@@ -59803,10 +60145,10 @@
       <w:szCs w:val="56"/>
     </w:rPr>
   </w:style>
-  <w:style w:type="character" w:styleId="1162">
+  <w:style w:type="character" w:styleId="1170">
     <w:name w:val="Subtitle Char"/>
-    <w:basedOn w:val="1150"/>
-    <w:link w:val="1210"/>
+    <w:basedOn w:val="1158"/>
+    <w:link w:val="1218"/>
     <w:uiPriority w:val="11"/>
     <w:pPr>
       <w:pBdr/>
@@ -59820,11 +60162,11 @@
       <w:szCs w:val="28"/>
     </w:rPr>
   </w:style>
-  <w:style w:type="paragraph" w:styleId="1163">
+  <w:style w:type="paragraph" w:styleId="1171">
     <w:name w:val="Quote"/>
-    <w:basedOn w:val="1202"/>
-    <w:next w:val="1202"/>
-    <w:link w:val="1164"/>
+    <w:basedOn w:val="1210"/>
+    <w:next w:val="1210"/>
+    <w:link w:val="1172"/>
     <w:uiPriority w:val="29"/>
     <w:qFormat/>
     <w:pPr>
@@ -59839,10 +60181,10 @@
       <w:color w:val="404040" w:themeColor="text1" w:themeTint="BF"/>
     </w:rPr>
   </w:style>
-  <w:style w:type="character" w:styleId="1164">
+  <w:style w:type="character" w:styleId="1172">
     <w:name w:val="Quote Char"/>
-    <w:basedOn w:val="1150"/>
-    <w:link w:val="1163"/>
+    <w:basedOn w:val="1158"/>
+    <w:link w:val="1171"/>
     <w:uiPriority w:val="29"/>
     <w:pPr>
       <w:pBdr/>
@@ -59855,9 +60197,9 @@
       <w:color w:val="404040" w:themeColor="text1" w:themeTint="BF"/>
     </w:rPr>
   </w:style>
-  <w:style w:type="paragraph" w:styleId="1165">
+  <w:style w:type="paragraph" w:styleId="1173">
     <w:name w:val="List Paragraph"/>
-    <w:basedOn w:val="1202"/>
+    <w:basedOn w:val="1210"/>
     <w:uiPriority w:val="34"/>
     <w:qFormat/>
     <w:pPr>
@@ -59867,9 +60209,9 @@
       <w:contextualSpacing w:val="true"/>
     </w:pPr>
   </w:style>
-  <w:style w:type="character" w:styleId="1166">
+  <w:style w:type="character" w:styleId="1174">
     <w:name w:val="Intense Emphasis"/>
-    <w:basedOn w:val="1150"/>
+    <w:basedOn w:val="1158"/>
     <w:uiPriority w:val="21"/>
     <w:qFormat/>
     <w:pPr>
@@ -59883,11 +60225,11 @@
       <w:color w:val="0f4761" w:themeColor="accent1" w:themeShade="BF"/>
     </w:rPr>
   </w:style>
-  <w:style w:type="paragraph" w:styleId="1167">
+  <w:style w:type="paragraph" w:styleId="1175">
     <w:name w:val="Intense Quote"/>
-    <w:basedOn w:val="1202"/>
-    <w:next w:val="1202"/>
-    <w:link w:val="1168"/>
+    <w:basedOn w:val="1210"/>
+    <w:next w:val="1210"/>
+    <w:link w:val="1176"/>
     <w:uiPriority w:val="30"/>
     <w:qFormat/>
     <w:pPr>
@@ -59905,10 +60247,10 @@
       <w:color w:val="0f4761" w:themeColor="accent1" w:themeShade="BF"/>
     </w:rPr>
   </w:style>
-  <w:style w:type="character" w:styleId="1168">
+  <w:style w:type="character" w:styleId="1176">
     <w:name w:val="Intense Quote Char"/>
-    <w:basedOn w:val="1150"/>
-    <w:link w:val="1167"/>
+    <w:basedOn w:val="1158"/>
+    <w:link w:val="1175"/>
     <w:uiPriority w:val="30"/>
     <w:pPr>
       <w:pBdr/>
@@ -59921,9 +60263,9 @@
       <w:color w:val="0f4761" w:themeColor="accent1" w:themeShade="BF"/>
     </w:rPr>
   </w:style>
-  <w:style w:type="character" w:styleId="1169">
+  <w:style w:type="character" w:styleId="1177">
     <w:name w:val="Intense Reference"/>
-    <w:basedOn w:val="1150"/>
+    <w:basedOn w:val="1158"/>
     <w:uiPriority w:val="32"/>
     <w:qFormat/>
     <w:pPr>
@@ -59939,9 +60281,9 @@
       <w:spacing w:val="5"/>
     </w:rPr>
   </w:style>
-  <w:style w:type="paragraph" w:styleId="1170">
+  <w:style w:type="paragraph" w:styleId="1178">
     <w:name w:val="No Spacing"/>
-    <w:basedOn w:val="1202"/>
+    <w:basedOn w:val="1210"/>
     <w:uiPriority w:val="1"/>
     <w:qFormat/>
     <w:pPr>
@@ -59950,9 +60292,9 @@
       <w:ind/>
     </w:pPr>
   </w:style>
-  <w:style w:type="character" w:styleId="1171">
+  <w:style w:type="character" w:styleId="1179">
     <w:name w:val="Subtle Emphasis"/>
-    <w:basedOn w:val="1150"/>
+    <w:basedOn w:val="1158"/>
     <w:uiPriority w:val="19"/>
     <w:qFormat/>
     <w:pPr>
@@ -59966,9 +60308,9 @@
       <w:color w:val="404040" w:themeColor="text1" w:themeTint="BF"/>
     </w:rPr>
   </w:style>
-  <w:style w:type="character" w:styleId="1172">
+  <w:style w:type="character" w:styleId="1180">
     <w:name w:val="Emphasis"/>
-    <w:basedOn w:val="1150"/>
+    <w:basedOn w:val="1158"/>
     <w:uiPriority w:val="20"/>
     <w:qFormat/>
     <w:pPr>
@@ -59981,9 +60323,9 @@
       <w:iCs/>
     </w:rPr>
   </w:style>
-  <w:style w:type="character" w:styleId="1173">
+  <w:style w:type="character" w:styleId="1181">
     <w:name w:val="Strong"/>
-    <w:basedOn w:val="1150"/>
+    <w:basedOn w:val="1158"/>
     <w:uiPriority w:val="22"/>
     <w:qFormat/>
     <w:pPr>
@@ -59996,9 +60338,9 @@
       <w:bCs/>
     </w:rPr>
   </w:style>
-  <w:style w:type="character" w:styleId="1174">
+  <w:style w:type="character" w:styleId="1182">
     <w:name w:val="Subtle Reference"/>
-    <w:basedOn w:val="1150"/>
+    <w:basedOn w:val="1158"/>
     <w:uiPriority w:val="31"/>
     <w:qFormat/>
     <w:pPr>
@@ -60011,9 +60353,9 @@
       <w:color w:val="5a5a5a" w:themeColor="text1" w:themeTint="A5"/>
     </w:rPr>
   </w:style>
-  <w:style w:type="character" w:styleId="1175">
+  <w:style w:type="character" w:styleId="1183">
     <w:name w:val="Book Title"/>
-    <w:basedOn w:val="1150"/>
+    <w:basedOn w:val="1158"/>
     <w:uiPriority w:val="33"/>
     <w:qFormat/>
     <w:pPr>
@@ -60029,10 +60371,10 @@
       <w:spacing w:val="5"/>
     </w:rPr>
   </w:style>
-  <w:style w:type="paragraph" w:styleId="1176">
+  <w:style w:type="paragraph" w:styleId="1184">
     <w:name w:val="Header"/>
-    <w:basedOn w:val="1202"/>
-    <w:link w:val="1177"/>
+    <w:basedOn w:val="1210"/>
+    <w:link w:val="1185"/>
     <w:uiPriority w:val="99"/>
     <w:unhideWhenUsed/>
     <w:pPr>
@@ -60045,10 +60387,10 @@
       <w:ind/>
     </w:pPr>
   </w:style>
-  <w:style w:type="character" w:styleId="1177">
+  <w:style w:type="character" w:styleId="1185">
     <w:name w:val="Header Char"/>
-    <w:basedOn w:val="1150"/>
-    <w:link w:val="1176"/>
+    <w:basedOn w:val="1158"/>
+    <w:link w:val="1184"/>
     <w:uiPriority w:val="99"/>
     <w:pPr>
       <w:pBdr/>
@@ -60056,10 +60398,10 @@
       <w:ind/>
     </w:pPr>
   </w:style>
-  <w:style w:type="paragraph" w:styleId="1178">
+  <w:style w:type="paragraph" w:styleId="1186">
     <w:name w:val="Footer"/>
-    <w:basedOn w:val="1202"/>
-    <w:link w:val="1179"/>
+    <w:basedOn w:val="1210"/>
+    <w:link w:val="1187"/>
     <w:uiPriority w:val="99"/>
     <w:unhideWhenUsed/>
     <w:pPr>
@@ -60072,10 +60414,10 @@
       <w:ind/>
     </w:pPr>
   </w:style>
-  <w:style w:type="character" w:styleId="1179">
+  <w:style w:type="character" w:styleId="1187">
     <w:name w:val="Footer Char"/>
-    <w:basedOn w:val="1150"/>
-    <w:link w:val="1178"/>
+    <w:basedOn w:val="1158"/>
+    <w:link w:val="1186"/>
     <w:uiPriority w:val="99"/>
     <w:pPr>
       <w:pBdr/>
@@ -60083,10 +60425,10 @@
       <w:ind/>
     </w:pPr>
   </w:style>
-  <w:style w:type="paragraph" w:styleId="1180">
+  <w:style w:type="paragraph" w:styleId="1188">
     <w:name w:val="Caption"/>
-    <w:basedOn w:val="1202"/>
-    <w:next w:val="1202"/>
+    <w:basedOn w:val="1210"/>
+    <w:next w:val="1210"/>
     <w:uiPriority w:val="35"/>
     <w:unhideWhenUsed/>
     <w:qFormat/>
@@ -60103,10 +60445,10 @@
       <w:szCs w:val="18"/>
     </w:rPr>
   </w:style>
-  <w:style w:type="paragraph" w:styleId="1181">
+  <w:style w:type="paragraph" w:styleId="1189">
     <w:name w:val="footnote text"/>
-    <w:basedOn w:val="1202"/>
-    <w:link w:val="1182"/>
+    <w:basedOn w:val="1210"/>
+    <w:link w:val="1190"/>
     <w:uiPriority w:val="99"/>
     <w:semiHidden/>
     <w:unhideWhenUsed/>
@@ -60120,10 +60462,10 @@
       <w:szCs w:val="20"/>
     </w:rPr>
   </w:style>
-  <w:style w:type="character" w:styleId="1182">
+  <w:style w:type="character" w:styleId="1190">
     <w:name w:val="Footnote Text Char"/>
-    <w:basedOn w:val="1150"/>
-    <w:link w:val="1181"/>
+    <w:basedOn w:val="1158"/>
+    <w:link w:val="1189"/>
     <w:uiPriority w:val="99"/>
     <w:semiHidden/>
     <w:pPr>
@@ -60136,9 +60478,9 @@
       <w:szCs w:val="20"/>
     </w:rPr>
   </w:style>
-  <w:style w:type="character" w:styleId="1183">
+  <w:style w:type="character" w:styleId="1191">
     <w:name w:val="footnote reference"/>
-    <w:basedOn w:val="1150"/>
+    <w:basedOn w:val="1158"/>
     <w:uiPriority w:val="99"/>
     <w:semiHidden/>
     <w:unhideWhenUsed/>
@@ -60151,10 +60493,10 @@
       <w:vertAlign w:val="superscript"/>
     </w:rPr>
   </w:style>
-  <w:style w:type="paragraph" w:styleId="1184">
+  <w:style w:type="paragraph" w:styleId="1192">
     <w:name w:val="endnote text"/>
-    <w:basedOn w:val="1202"/>
-    <w:link w:val="1185"/>
+    <w:basedOn w:val="1210"/>
+    <w:link w:val="1193"/>
     <w:uiPriority w:val="99"/>
     <w:semiHidden/>
     <w:unhideWhenUsed/>
@@ -60168,10 +60510,10 @@
       <w:szCs w:val="20"/>
     </w:rPr>
   </w:style>
-  <w:style w:type="character" w:styleId="1185">
+  <w:style w:type="character" w:styleId="1193">
     <w:name w:val="Endnote Text Char"/>
-    <w:basedOn w:val="1150"/>
-    <w:link w:val="1184"/>
+    <w:basedOn w:val="1158"/>
+    <w:link w:val="1192"/>
     <w:uiPriority w:val="99"/>
     <w:semiHidden/>
     <w:pPr>
@@ -60184,9 +60526,9 @@
       <w:szCs w:val="20"/>
     </w:rPr>
   </w:style>
-  <w:style w:type="character" w:styleId="1186">
+  <w:style w:type="character" w:styleId="1194">
     <w:name w:val="endnote reference"/>
-    <w:basedOn w:val="1150"/>
+    <w:basedOn w:val="1158"/>
     <w:uiPriority w:val="99"/>
     <w:semiHidden/>
     <w:unhideWhenUsed/>
@@ -60199,9 +60541,9 @@
       <w:vertAlign w:val="superscript"/>
     </w:rPr>
   </w:style>
-  <w:style w:type="character" w:styleId="1187">
+  <w:style w:type="character" w:styleId="1195">
     <w:name w:val="Hyperlink"/>
-    <w:basedOn w:val="1150"/>
+    <w:basedOn w:val="1158"/>
     <w:uiPriority w:val="99"/>
     <w:unhideWhenUsed/>
     <w:pPr>
@@ -60214,9 +60556,9 @@
       <w:u w:val="single"/>
     </w:rPr>
   </w:style>
-  <w:style w:type="character" w:styleId="1188">
+  <w:style w:type="character" w:styleId="1196">
     <w:name w:val="FollowedHyperlink"/>
-    <w:basedOn w:val="1150"/>
+    <w:basedOn w:val="1158"/>
     <w:uiPriority w:val="99"/>
     <w:semiHidden/>
     <w:unhideWhenUsed/>
@@ -60230,10 +60572,10 @@
       <w:u w:val="single"/>
     </w:rPr>
   </w:style>
-  <w:style w:type="paragraph" w:styleId="1189">
+  <w:style w:type="paragraph" w:styleId="1197">
     <w:name w:val="toc 1"/>
-    <w:basedOn w:val="1202"/>
-    <w:next w:val="1202"/>
+    <w:basedOn w:val="1210"/>
+    <w:next w:val="1210"/>
     <w:uiPriority w:val="39"/>
     <w:unhideWhenUsed/>
     <w:pPr>
@@ -60242,10 +60584,10 @@
       <w:ind/>
     </w:pPr>
   </w:style>
-  <w:style w:type="paragraph" w:styleId="1190">
+  <w:style w:type="paragraph" w:styleId="1198">
     <w:name w:val="toc 2"/>
-    <w:basedOn w:val="1202"/>
-    <w:next w:val="1202"/>
+    <w:basedOn w:val="1210"/>
+    <w:next w:val="1210"/>
     <w:uiPriority w:val="39"/>
     <w:unhideWhenUsed/>
     <w:pPr>
@@ -60254,10 +60596,10 @@
       <w:ind w:left="220"/>
     </w:pPr>
   </w:style>
-  <w:style w:type="paragraph" w:styleId="1191">
+  <w:style w:type="paragraph" w:styleId="1199">
     <w:name w:val="toc 3"/>
-    <w:basedOn w:val="1202"/>
-    <w:next w:val="1202"/>
+    <w:basedOn w:val="1210"/>
+    <w:next w:val="1210"/>
     <w:uiPriority w:val="39"/>
     <w:unhideWhenUsed/>
     <w:pPr>
@@ -60266,10 +60608,10 @@
       <w:ind w:left="440"/>
     </w:pPr>
   </w:style>
-  <w:style w:type="paragraph" w:styleId="1192">
+  <w:style w:type="paragraph" w:styleId="1200">
     <w:name w:val="toc 4"/>
-    <w:basedOn w:val="1202"/>
-    <w:next w:val="1202"/>
+    <w:basedOn w:val="1210"/>
+    <w:next w:val="1210"/>
     <w:uiPriority w:val="39"/>
     <w:unhideWhenUsed/>
     <w:pPr>
@@ -60278,10 +60620,10 @@
       <w:ind w:left="660"/>
     </w:pPr>
   </w:style>
-  <w:style w:type="paragraph" w:styleId="1193">
+  <w:style w:type="paragraph" w:styleId="1201">
     <w:name w:val="toc 5"/>
-    <w:basedOn w:val="1202"/>
-    <w:next w:val="1202"/>
+    <w:basedOn w:val="1210"/>
+    <w:next w:val="1210"/>
     <w:uiPriority w:val="39"/>
     <w:unhideWhenUsed/>
     <w:pPr>
@@ -60290,10 +60632,10 @@
       <w:ind w:left="880"/>
     </w:pPr>
   </w:style>
-  <w:style w:type="paragraph" w:styleId="1194">
+  <w:style w:type="paragraph" w:styleId="1202">
     <w:name w:val="toc 6"/>
-    <w:basedOn w:val="1202"/>
-    <w:next w:val="1202"/>
+    <w:basedOn w:val="1210"/>
+    <w:next w:val="1210"/>
     <w:uiPriority w:val="39"/>
     <w:unhideWhenUsed/>
     <w:pPr>
@@ -60302,10 +60644,10 @@
       <w:ind w:left="1100"/>
     </w:pPr>
   </w:style>
-  <w:style w:type="paragraph" w:styleId="1195">
+  <w:style w:type="paragraph" w:styleId="1203">
     <w:name w:val="toc 7"/>
-    <w:basedOn w:val="1202"/>
-    <w:next w:val="1202"/>
+    <w:basedOn w:val="1210"/>
+    <w:next w:val="1210"/>
     <w:uiPriority w:val="39"/>
     <w:unhideWhenUsed/>
     <w:pPr>
@@ -60314,10 +60656,10 @@
       <w:ind w:left="1320"/>
     </w:pPr>
   </w:style>
-  <w:style w:type="paragraph" w:styleId="1196">
+  <w:style w:type="paragraph" w:styleId="1204">
     <w:name w:val="toc 8"/>
-    <w:basedOn w:val="1202"/>
-    <w:next w:val="1202"/>
+    <w:basedOn w:val="1210"/>
+    <w:next w:val="1210"/>
     <w:uiPriority w:val="39"/>
     <w:unhideWhenUsed/>
     <w:pPr>
@@ -60326,10 +60668,10 @@
       <w:ind w:left="1540"/>
     </w:pPr>
   </w:style>
-  <w:style w:type="paragraph" w:styleId="1197">
+  <w:style w:type="paragraph" w:styleId="1205">
     <w:name w:val="toc 9"/>
-    <w:basedOn w:val="1202"/>
-    <w:next w:val="1202"/>
+    <w:basedOn w:val="1210"/>
+    <w:next w:val="1210"/>
     <w:uiPriority w:val="39"/>
     <w:unhideWhenUsed/>
     <w:pPr>
@@ -60338,9 +60680,9 @@
       <w:ind w:left="1760"/>
     </w:pPr>
   </w:style>
-  <w:style w:type="character" w:styleId="1198">
+  <w:style w:type="character" w:styleId="1206">
     <w:name w:val="Placeholder Text"/>
-    <w:basedOn w:val="1150"/>
+    <w:basedOn w:val="1158"/>
     <w:uiPriority w:val="99"/>
     <w:semiHidden/>
     <w:pPr>
@@ -60352,7 +60694,7 @@
       <w:color w:val="666666"/>
     </w:rPr>
   </w:style>
-  <w:style w:type="paragraph" w:styleId="1199">
+  <w:style w:type="paragraph" w:styleId="1207">
     <w:name w:val="TOC Heading"/>
     <w:uiPriority w:val="39"/>
     <w:unhideWhenUsed/>
@@ -60362,10 +60704,10 @@
       <w:ind/>
     </w:pPr>
   </w:style>
-  <w:style w:type="paragraph" w:styleId="1200">
+  <w:style w:type="paragraph" w:styleId="1208">
     <w:name w:val="table of figures"/>
-    <w:basedOn w:val="1202"/>
-    <w:next w:val="1202"/>
+    <w:basedOn w:val="1210"/>
+    <w:next w:val="1210"/>
     <w:uiPriority w:val="99"/>
     <w:unhideWhenUsed/>
     <w:pPr>
@@ -60374,7 +60716,7 @@
       <w:ind/>
     </w:pPr>
   </w:style>
-  <w:style w:type="table" w:styleId="1201">
+  <w:style w:type="table" w:styleId="1209">
     <w:name w:val="TableNormal"/>
     <w:pPr>
       <w:pBdr/>
@@ -60563,7 +60905,7 @@
       </w:tcPr>
     </w:tblStylePr>
   </w:style>
-  <w:style w:type="paragraph" w:styleId="1202" w:default="1">
+  <w:style w:type="paragraph" w:styleId="1210" w:default="1">
     <w:name w:val="Normal"/>
     <w:pPr>
       <w:pBdr/>
@@ -60571,10 +60913,10 @@
       <w:ind/>
     </w:pPr>
   </w:style>
-  <w:style w:type="paragraph" w:styleId="1203">
+  <w:style w:type="paragraph" w:styleId="1211">
     <w:name w:val="Heading 1"/>
-    <w:basedOn w:val="1202"/>
-    <w:next w:val="1202"/>
+    <w:basedOn w:val="1210"/>
+    <w:next w:val="1210"/>
     <w:pPr>
       <w:pBdr/>
       <w:spacing/>
@@ -60586,10 +60928,10 @@
       <w:bCs/>
     </w:rPr>
   </w:style>
-  <w:style w:type="paragraph" w:styleId="1204">
+  <w:style w:type="paragraph" w:styleId="1212">
     <w:name w:val="Heading 2"/>
-    <w:basedOn w:val="1202"/>
-    <w:next w:val="1202"/>
+    <w:basedOn w:val="1210"/>
+    <w:next w:val="1210"/>
     <w:pPr>
       <w:pBdr/>
       <w:spacing w:after="240" w:before="240"/>
@@ -60600,10 +60942,10 @@
       <w:bCs/>
     </w:rPr>
   </w:style>
-  <w:style w:type="paragraph" w:styleId="1205">
+  <w:style w:type="paragraph" w:styleId="1213">
     <w:name w:val="Heading 3"/>
-    <w:basedOn w:val="1202"/>
-    <w:next w:val="1202"/>
+    <w:basedOn w:val="1210"/>
+    <w:next w:val="1210"/>
     <w:pPr>
       <w:pBdr/>
       <w:spacing w:after="240" w:before="240"/>
@@ -60615,10 +60957,10 @@
       <w:color w:val="000000"/>
     </w:rPr>
   </w:style>
-  <w:style w:type="paragraph" w:styleId="1206">
+  <w:style w:type="paragraph" w:styleId="1214">
     <w:name w:val="Heading 4"/>
-    <w:basedOn w:val="1202"/>
-    <w:next w:val="1202"/>
+    <w:basedOn w:val="1210"/>
+    <w:next w:val="1210"/>
     <w:pPr>
       <w:keepNext w:val="true"/>
       <w:keepLines w:val="true"/>
@@ -60634,10 +60976,10 @@
       <w:szCs w:val="24"/>
     </w:rPr>
   </w:style>
-  <w:style w:type="paragraph" w:styleId="1207">
+  <w:style w:type="paragraph" w:styleId="1215">
     <w:name w:val="Heading 5"/>
-    <w:basedOn w:val="1202"/>
-    <w:next w:val="1202"/>
+    <w:basedOn w:val="1210"/>
+    <w:next w:val="1210"/>
     <w:pPr>
       <w:keepNext w:val="true"/>
       <w:keepLines w:val="true"/>
@@ -60653,10 +60995,10 @@
       <w:szCs w:val="22"/>
     </w:rPr>
   </w:style>
-  <w:style w:type="paragraph" w:styleId="1208">
+  <w:style w:type="paragraph" w:styleId="1216">
     <w:name w:val="Heading 6"/>
-    <w:basedOn w:val="1202"/>
-    <w:next w:val="1202"/>
+    <w:basedOn w:val="1210"/>
+    <w:next w:val="1210"/>
     <w:pPr>
       <w:keepNext w:val="true"/>
       <w:keepLines w:val="true"/>
@@ -60672,10 +61014,10 @@
       <w:szCs w:val="20"/>
     </w:rPr>
   </w:style>
-  <w:style w:type="paragraph" w:styleId="1209">
+  <w:style w:type="paragraph" w:styleId="1217">
     <w:name w:val="Title"/>
-    <w:basedOn w:val="1202"/>
-    <w:next w:val="1202"/>
+    <w:basedOn w:val="1210"/>
+    <w:next w:val="1210"/>
     <w:pPr>
       <w:keepNext w:val="true"/>
       <w:keepLines w:val="true"/>
@@ -60691,10 +61033,10 @@
       <w:szCs w:val="72"/>
     </w:rPr>
   </w:style>
-  <w:style w:type="paragraph" w:styleId="1210">
+  <w:style w:type="paragraph" w:styleId="1218">
     <w:name w:val="Subtitle"/>
-    <w:basedOn w:val="1202"/>
-    <w:next w:val="1202"/>
+    <w:basedOn w:val="1210"/>
+    <w:next w:val="1210"/>
     <w:pPr>
       <w:keepNext w:val="true"/>
       <w:keepLines w:val="true"/>
@@ -60712,9 +61054,9 @@
       <w:szCs w:val="48"/>
     </w:rPr>
   </w:style>
-  <w:style w:type="table" w:styleId="1211">
+  <w:style w:type="table" w:styleId="1219">
     <w:name w:val="StGen0"/>
-    <w:basedOn w:val="1201"/>
+    <w:basedOn w:val="1209"/>
     <w:pPr>
       <w:pBdr/>
       <w:spacing/>
@@ -60904,9 +61246,9 @@
       </w:tcPr>
     </w:tblStylePr>
   </w:style>
-  <w:style w:type="table" w:styleId="1212">
+  <w:style w:type="table" w:styleId="1220">
     <w:name w:val="StGen1"/>
-    <w:basedOn w:val="1201"/>
+    <w:basedOn w:val="1209"/>
     <w:pPr>
       <w:pBdr/>
       <w:spacing/>
@@ -61090,9 +61432,9 @@
       </w:tcPr>
     </w:tblStylePr>
   </w:style>
-  <w:style w:type="table" w:styleId="1213">
+  <w:style w:type="table" w:styleId="1221">
     <w:name w:val="StGen2"/>
-    <w:basedOn w:val="1201"/>
+    <w:basedOn w:val="1209"/>
     <w:pPr>
       <w:pBdr/>
       <w:spacing/>
@@ -61282,9 +61624,9 @@
       </w:tcPr>
     </w:tblStylePr>
   </w:style>
-  <w:style w:type="table" w:styleId="1214">
+  <w:style w:type="table" w:styleId="1222">
     <w:name w:val="StGen3"/>
-    <w:basedOn w:val="1201"/>
+    <w:basedOn w:val="1209"/>
     <w:pPr>
       <w:pBdr/>
       <w:spacing/>
